--- a/diss-word/dissertation.docx
+++ b/diss-word/dissertation.docx
@@ -4,22 +4,1965 @@
   <w:body>
     <w:p>
       <w:pPr>
+        <w:jc w:val="center"/>
+        <w:rPr>
+          <w:rFonts w:ascii="Garamond" w:hAnsi="Garamond"/>
+          <w:b/>
+          <w:bCs/>
+          <w:i/>
+          <w:w w:val="110"/>
+          <w:sz w:val="36"/>
+          <w:szCs w:val="36"/>
+          <w:u w:val="single"/>
+        </w:rPr>
+      </w:pPr>
+      <w:r>
+        <w:rPr>
+          <w:rFonts w:ascii="Garamond" w:hAnsi="Garamond"/>
+          <w:b/>
+          <w:bCs/>
+          <w:i/>
+          <w:w w:val="110"/>
+          <w:sz w:val="36"/>
+          <w:szCs w:val="36"/>
+          <w:u w:val="single"/>
+        </w:rPr>
+        <w:t xml:space="preserve">FROM CRUDE OIL TO CONSUMER INFLATION: TRANSMISSION AND ATTENUATION ACROSS INDIA’S PRICE SYSTEM </w:t>
+      </w:r>
+    </w:p>
+    <w:p>
+      <w:pPr>
+        <w:jc w:val="center"/>
+        <w:rPr>
+          <w:rFonts w:ascii="Garamond" w:hAnsi="Garamond"/>
+          <w:b/>
+          <w:bCs/>
+          <w:i/>
+          <w:w w:val="110"/>
+          <w:sz w:val="36"/>
+          <w:szCs w:val="36"/>
+          <w:u w:val="single"/>
+        </w:rPr>
+      </w:pPr>
+    </w:p>
+    <w:p>
+      <w:pPr>
+        <w:widowControl w:val="0"/>
+        <w:autoSpaceDE w:val="0"/>
+        <w:autoSpaceDN w:val="0"/>
+        <w:spacing w:after="0" w:line="240" w:lineRule="auto"/>
+        <w:jc w:val="center"/>
+        <w:rPr>
+          <w:rFonts w:ascii="Garamond" w:eastAsia="Calibri" w:hAnsi="Garamond"/>
+          <w:sz w:val="28"/>
+          <w:szCs w:val="28"/>
+          <w:lang w:bidi="en-US"/>
+        </w:rPr>
+      </w:pPr>
+      <w:r>
+        <w:rPr>
+          <w:rFonts w:ascii="Garamond" w:eastAsia="Calibri" w:hAnsi="Garamond"/>
+          <w:sz w:val="28"/>
+          <w:szCs w:val="28"/>
+          <w:lang w:bidi="en-US"/>
+        </w:rPr>
+        <w:t>A dissertation submitted to the Jawaharlal Nehru University</w:t>
+      </w:r>
+    </w:p>
+    <w:p>
+      <w:pPr>
+        <w:widowControl w:val="0"/>
+        <w:autoSpaceDE w:val="0"/>
+        <w:autoSpaceDN w:val="0"/>
+        <w:spacing w:after="0" w:line="240" w:lineRule="auto"/>
+        <w:jc w:val="center"/>
+        <w:rPr>
+          <w:rFonts w:ascii="Garamond" w:eastAsia="Calibri" w:hAnsi="Garamond"/>
+          <w:sz w:val="28"/>
+          <w:szCs w:val="28"/>
+          <w:lang w:bidi="en-US"/>
+        </w:rPr>
+      </w:pPr>
+      <w:r>
+        <w:rPr>
+          <w:rFonts w:ascii="Garamond" w:eastAsia="Calibri" w:hAnsi="Garamond"/>
+          <w:sz w:val="28"/>
+          <w:szCs w:val="28"/>
+          <w:lang w:bidi="en-US"/>
+        </w:rPr>
+        <w:t>in partial fulfilment of the requirements</w:t>
+      </w:r>
+    </w:p>
+    <w:p>
+      <w:pPr>
+        <w:widowControl w:val="0"/>
+        <w:autoSpaceDE w:val="0"/>
+        <w:autoSpaceDN w:val="0"/>
+        <w:spacing w:after="0" w:line="240" w:lineRule="auto"/>
+        <w:jc w:val="center"/>
+        <w:rPr>
+          <w:rFonts w:ascii="Garamond" w:eastAsia="Calibri" w:hAnsi="Garamond"/>
+          <w:sz w:val="28"/>
+          <w:szCs w:val="28"/>
+          <w:lang w:bidi="en-US"/>
+        </w:rPr>
+      </w:pPr>
+      <w:r>
+        <w:rPr>
+          <w:rFonts w:ascii="Garamond" w:eastAsia="Calibri" w:hAnsi="Garamond"/>
+          <w:sz w:val="28"/>
+          <w:szCs w:val="28"/>
+          <w:lang w:bidi="en-US"/>
+        </w:rPr>
+        <w:t>for the award of the degree of</w:t>
+      </w:r>
+    </w:p>
+    <w:p>
+      <w:pPr>
+        <w:widowControl w:val="0"/>
+        <w:autoSpaceDE w:val="0"/>
+        <w:autoSpaceDN w:val="0"/>
+        <w:spacing w:after="0" w:line="480" w:lineRule="auto"/>
+        <w:jc w:val="center"/>
+        <w:rPr>
+          <w:rFonts w:ascii="Garamond" w:eastAsia="Calibri" w:hAnsi="Garamond" w:cs="Mangal"/>
+          <w:sz w:val="28"/>
+          <w:szCs w:val="24"/>
+          <w:lang w:bidi="en-US"/>
+        </w:rPr>
+      </w:pPr>
+    </w:p>
+    <w:p>
+      <w:pPr>
+        <w:widowControl w:val="0"/>
+        <w:autoSpaceDE w:val="0"/>
+        <w:autoSpaceDN w:val="0"/>
+        <w:spacing w:after="0"/>
+        <w:jc w:val="center"/>
+        <w:rPr>
+          <w:rFonts w:ascii="Garamond" w:eastAsia="Calibri" w:hAnsi="Garamond" w:cs="Mangal"/>
+          <w:b/>
+          <w:sz w:val="32"/>
+          <w:szCs w:val="32"/>
+          <w:lang w:bidi="en-US"/>
+        </w:rPr>
+      </w:pPr>
+      <w:r>
+        <w:rPr>
+          <w:rFonts w:ascii="Garamond" w:eastAsia="Calibri" w:hAnsi="Garamond" w:cs="Mangal"/>
+          <w:b/>
+          <w:sz w:val="32"/>
+          <w:szCs w:val="32"/>
+          <w:lang w:bidi="en-US"/>
+        </w:rPr>
+        <w:t xml:space="preserve">MASTER OF </w:t>
+      </w:r>
+      <w:r>
+        <w:rPr>
+          <w:rFonts w:ascii="Garamond" w:eastAsia="Calibri" w:hAnsi="Garamond" w:cs="Mangal"/>
+          <w:b/>
+          <w:sz w:val="32"/>
+          <w:szCs w:val="32"/>
+          <w:lang w:bidi="en-US"/>
+        </w:rPr>
+        <w:t>SCIENCE</w:t>
+      </w:r>
+    </w:p>
+    <w:p>
+      <w:pPr>
+        <w:widowControl w:val="0"/>
+        <w:autoSpaceDE w:val="0"/>
+        <w:autoSpaceDN w:val="0"/>
+        <w:spacing w:after="0"/>
+        <w:jc w:val="center"/>
+        <w:rPr>
+          <w:rFonts w:ascii="Garamond" w:eastAsia="Calibri" w:hAnsi="Garamond" w:cs="Mangal"/>
+          <w:b/>
+          <w:sz w:val="32"/>
+          <w:szCs w:val="32"/>
+          <w:lang w:bidi="en-US"/>
+        </w:rPr>
+      </w:pPr>
+      <w:r>
+        <w:rPr>
+          <w:rFonts w:ascii="Garamond" w:eastAsia="Calibri" w:hAnsi="Garamond" w:cs="Mangal"/>
+          <w:b/>
+          <w:sz w:val="32"/>
+          <w:szCs w:val="32"/>
+          <w:lang w:bidi="en-US"/>
+        </w:rPr>
+        <w:t>IN</w:t>
+      </w:r>
+    </w:p>
+    <w:p>
+      <w:pPr>
+        <w:widowControl w:val="0"/>
+        <w:autoSpaceDE w:val="0"/>
+        <w:autoSpaceDN w:val="0"/>
+        <w:spacing w:after="0"/>
+        <w:jc w:val="center"/>
+        <w:rPr>
+          <w:rFonts w:ascii="Garamond" w:eastAsia="Calibri" w:hAnsi="Garamond" w:cs="Mangal"/>
+          <w:b/>
+          <w:sz w:val="32"/>
+          <w:szCs w:val="32"/>
+          <w:lang w:bidi="en-US"/>
+        </w:rPr>
+      </w:pPr>
+      <w:r>
+        <w:rPr>
+          <w:rFonts w:ascii="Garamond" w:eastAsia="Calibri" w:hAnsi="Garamond" w:cs="Mangal"/>
+          <w:b/>
+          <w:sz w:val="32"/>
+          <w:szCs w:val="32"/>
+          <w:lang w:bidi="en-US"/>
+        </w:rPr>
+        <w:t>ECONOMICS</w:t>
+      </w:r>
+    </w:p>
+    <w:p>
+      <w:pPr>
+        <w:widowControl w:val="0"/>
+        <w:autoSpaceDE w:val="0"/>
+        <w:autoSpaceDN w:val="0"/>
+        <w:spacing w:after="0" w:line="240" w:lineRule="auto"/>
+        <w:jc w:val="center"/>
+        <w:rPr>
+          <w:rFonts w:ascii="Garamond" w:eastAsia="Calibri" w:hAnsi="Garamond" w:cs="Mangal"/>
+          <w:sz w:val="28"/>
+          <w:szCs w:val="24"/>
+          <w:lang w:bidi="en-US"/>
+        </w:rPr>
+      </w:pPr>
+    </w:p>
+    <w:p>
+      <w:pPr>
+        <w:widowControl w:val="0"/>
+        <w:autoSpaceDE w:val="0"/>
+        <w:autoSpaceDN w:val="0"/>
+        <w:spacing w:after="0" w:line="480" w:lineRule="auto"/>
+        <w:jc w:val="center"/>
+        <w:rPr>
+          <w:rFonts w:ascii="Garamond" w:eastAsia="Calibri" w:hAnsi="Garamond" w:cs="Mangal"/>
+          <w:sz w:val="32"/>
+          <w:szCs w:val="32"/>
+          <w:lang w:bidi="en-US"/>
+        </w:rPr>
+      </w:pPr>
+      <w:r>
+        <w:rPr>
+          <w:rFonts w:ascii="Garamond" w:eastAsia="Calibri" w:hAnsi="Garamond" w:cs="Mangal"/>
+          <w:sz w:val="32"/>
+          <w:szCs w:val="32"/>
+          <w:lang w:bidi="en-US"/>
+        </w:rPr>
+        <w:t>By</w:t>
+      </w:r>
+    </w:p>
+    <w:p>
+      <w:pPr>
+        <w:widowControl w:val="0"/>
+        <w:autoSpaceDE w:val="0"/>
+        <w:autoSpaceDN w:val="0"/>
+        <w:spacing w:after="0" w:line="240" w:lineRule="auto"/>
+        <w:jc w:val="center"/>
+        <w:rPr>
+          <w:rFonts w:ascii="Garamond" w:eastAsia="Calibri" w:hAnsi="Garamond"/>
+          <w:b/>
+          <w:i/>
+          <w:sz w:val="32"/>
+          <w:szCs w:val="32"/>
+          <w:u w:val="single"/>
+          <w:lang w:bidi="en-US"/>
+        </w:rPr>
+      </w:pPr>
+      <w:r>
+        <w:rPr>
+          <w:rFonts w:ascii="Garamond" w:eastAsia="Calibri" w:hAnsi="Garamond"/>
+          <w:b/>
+          <w:i/>
+          <w:sz w:val="32"/>
+          <w:szCs w:val="32"/>
+          <w:u w:val="single"/>
+          <w:lang w:bidi="en-US"/>
+        </w:rPr>
+        <w:t>ANIKET PANDEY</w:t>
+      </w:r>
+    </w:p>
+    <w:p>
+      <w:pPr>
+        <w:widowControl w:val="0"/>
+        <w:autoSpaceDE w:val="0"/>
+        <w:autoSpaceDN w:val="0"/>
+        <w:spacing w:after="0" w:line="240" w:lineRule="auto"/>
+        <w:jc w:val="center"/>
+        <w:rPr>
+          <w:rFonts w:ascii="Garamond" w:eastAsia="Calibri" w:hAnsi="Garamond"/>
+          <w:b/>
+          <w:i/>
+          <w:sz w:val="32"/>
+          <w:szCs w:val="32"/>
+          <w:u w:val="single"/>
+          <w:lang w:bidi="en-US"/>
+        </w:rPr>
+      </w:pPr>
+      <w:r>
+        <w:rPr>
+          <w:rFonts w:ascii="Garamond" w:eastAsia="Calibri" w:hAnsi="Garamond"/>
+          <w:b/>
+          <w:i/>
+          <w:sz w:val="32"/>
+          <w:szCs w:val="32"/>
+          <w:u w:val="single"/>
+          <w:lang w:bidi="en-US"/>
+        </w:rPr>
+        <w:t>(21/11/EE/025)</w:t>
+      </w:r>
+    </w:p>
+    <w:p>
+      <w:pPr>
+        <w:widowControl w:val="0"/>
+        <w:autoSpaceDE w:val="0"/>
+        <w:autoSpaceDN w:val="0"/>
+        <w:spacing w:after="0" w:line="240" w:lineRule="auto"/>
+        <w:jc w:val="center"/>
+        <w:rPr>
+          <w:rFonts w:ascii="Garamond" w:eastAsia="Calibri" w:hAnsi="Garamond"/>
+          <w:b/>
+          <w:i/>
+          <w:sz w:val="32"/>
+          <w:szCs w:val="32"/>
+          <w:u w:val="single"/>
+          <w:lang w:bidi="en-US"/>
+        </w:rPr>
+      </w:pPr>
+    </w:p>
+    <w:p>
+      <w:pPr>
+        <w:widowControl w:val="0"/>
+        <w:autoSpaceDE w:val="0"/>
+        <w:autoSpaceDN w:val="0"/>
+        <w:spacing w:after="0" w:line="480" w:lineRule="auto"/>
+        <w:jc w:val="center"/>
+        <w:rPr>
+          <w:rFonts w:ascii="Garamond" w:eastAsia="Calibri" w:hAnsi="Garamond" w:cs="Mangal"/>
+          <w:sz w:val="32"/>
+          <w:szCs w:val="32"/>
+          <w:lang w:bidi="en-US"/>
+        </w:rPr>
+      </w:pPr>
+      <w:r>
+        <w:rPr>
+          <w:rFonts w:ascii="Garamond" w:eastAsia="Calibri" w:hAnsi="Garamond" w:cs="Mangal"/>
+          <w:sz w:val="32"/>
+          <w:szCs w:val="32"/>
+          <w:lang w:bidi="en-US"/>
+        </w:rPr>
+        <w:t>Under the guidance of</w:t>
+      </w:r>
+    </w:p>
+    <w:p>
+      <w:pPr>
+        <w:widowControl w:val="0"/>
+        <w:autoSpaceDE w:val="0"/>
+        <w:autoSpaceDN w:val="0"/>
+        <w:spacing w:after="0" w:line="240" w:lineRule="auto"/>
+        <w:jc w:val="center"/>
+        <w:rPr>
+          <w:rFonts w:ascii="Garamond" w:eastAsia="Calibri" w:hAnsi="Garamond"/>
+          <w:b/>
+          <w:i/>
+          <w:sz w:val="32"/>
+          <w:szCs w:val="32"/>
+          <w:u w:val="single"/>
+          <w:lang w:bidi="en-US"/>
+        </w:rPr>
+      </w:pPr>
+      <w:r>
+        <w:rPr>
+          <w:rFonts w:ascii="Garamond" w:eastAsia="Calibri" w:hAnsi="Garamond"/>
+          <w:b/>
+          <w:i/>
+          <w:sz w:val="32"/>
+          <w:szCs w:val="32"/>
+          <w:u w:val="single"/>
+          <w:lang w:bidi="en-US"/>
+        </w:rPr>
+        <w:t>PROFESSOR SHAKTI KUMAR</w:t>
+      </w:r>
+    </w:p>
+    <w:p>
+      <w:pPr>
+        <w:widowControl w:val="0"/>
+        <w:autoSpaceDE w:val="0"/>
+        <w:autoSpaceDN w:val="0"/>
+        <w:spacing w:after="0" w:line="240" w:lineRule="auto"/>
+        <w:jc w:val="center"/>
+        <w:rPr>
+          <w:rFonts w:ascii="Garamond" w:eastAsia="Calibri" w:hAnsi="Garamond"/>
+          <w:b/>
+          <w:i/>
+          <w:sz w:val="32"/>
+          <w:szCs w:val="32"/>
+          <w:u w:val="single"/>
+          <w:lang w:bidi="en-US"/>
+        </w:rPr>
+      </w:pPr>
+      <w:r>
+        <w:rPr>
+          <w:rFonts w:ascii="Garamond" w:eastAsia="Calibri" w:hAnsi="Garamond"/>
+          <w:b/>
+          <w:i/>
+          <w:sz w:val="32"/>
+          <w:szCs w:val="32"/>
+          <w:u w:val="single"/>
+          <w:lang w:bidi="en-US"/>
+        </w:rPr>
+        <w:t>(CESP)</w:t>
+      </w:r>
+    </w:p>
+    <w:p>
+      <w:pPr>
+        <w:widowControl w:val="0"/>
+        <w:autoSpaceDE w:val="0"/>
+        <w:autoSpaceDN w:val="0"/>
+        <w:spacing w:after="0" w:line="480" w:lineRule="auto"/>
+        <w:jc w:val="center"/>
+        <w:rPr>
+          <w:rFonts w:ascii="Garamond" w:eastAsia="Calibri" w:hAnsi="Garamond" w:cs="Mangal"/>
+          <w:sz w:val="32"/>
+          <w:szCs w:val="32"/>
+          <w:lang w:bidi="en-US"/>
+        </w:rPr>
+      </w:pPr>
+    </w:p>
+    <w:p>
+      <w:pPr>
+        <w:widowControl w:val="0"/>
+        <w:autoSpaceDE w:val="0"/>
+        <w:autoSpaceDN w:val="0"/>
+        <w:spacing w:after="240" w:line="240" w:lineRule="auto"/>
+        <w:jc w:val="center"/>
+        <w:rPr>
+          <w:rFonts w:ascii="Cambria" w:eastAsia="Calibri" w:hAnsi="Cambria" w:cs="Mangal"/>
+          <w:sz w:val="28"/>
+          <w:szCs w:val="24"/>
+          <w:lang w:bidi="en-US"/>
+        </w:rPr>
+      </w:pPr>
+      <w:r>
+        <w:rPr>
+          <w:noProof/>
+          <w:lang w:eastAsia="en-IN"/>
+        </w:rPr>
+        <w:drawing>
+          <wp:inline distT="0" distB="0" distL="0" distR="0" wp14:anchorId="2339AAFA" wp14:editId="7661052B">
+            <wp:extent cx="1379361" cy="1079500"/>
+            <wp:effectExtent l="0" t="0" r="0" b="6350"/>
+            <wp:docPr id="1867379361" name="Picture 1867379361" descr="C:\Users\Ganesha\Desktop\JNU_Logo.jpg"/>
+            <wp:cNvGraphicFramePr>
+              <a:graphicFrameLocks xmlns:a="http://schemas.openxmlformats.org/drawingml/2006/main" noChangeAspect="1"/>
+            </wp:cNvGraphicFramePr>
+            <a:graphic xmlns:a="http://schemas.openxmlformats.org/drawingml/2006/main">
+              <a:graphicData uri="http://schemas.openxmlformats.org/drawingml/2006/picture">
+                <pic:pic xmlns:pic="http://schemas.openxmlformats.org/drawingml/2006/picture">
+                  <pic:nvPicPr>
+                    <pic:cNvPr id="1052623179" name="Picture 1" descr="C:\Users\Ganesha\Desktop\JNU_Logo.jpg"/>
+                    <pic:cNvPicPr>
+                      <a:picLocks noChangeAspect="1" noChangeArrowheads="1"/>
+                    </pic:cNvPicPr>
+                  </pic:nvPicPr>
+                  <pic:blipFill>
+                    <a:blip r:embed="rId6" cstate="print">
+                      <a:extLst>
+                        <a:ext uri="{28A0092B-C50C-407E-A947-70E740481C1C}">
+                          <a14:useLocalDpi xmlns:a14="http://schemas.microsoft.com/office/drawing/2010/main" val="0"/>
+                        </a:ext>
+                      </a:extLst>
+                    </a:blip>
+                    <a:stretch>
+                      <a:fillRect/>
+                    </a:stretch>
+                  </pic:blipFill>
+                  <pic:spPr bwMode="auto">
+                    <a:xfrm>
+                      <a:off x="0" y="0"/>
+                      <a:ext cx="1416914" cy="1108889"/>
+                    </a:xfrm>
+                    <a:prstGeom prst="rect">
+                      <a:avLst/>
+                    </a:prstGeom>
+                    <a:noFill/>
+                    <a:ln>
+                      <a:noFill/>
+                    </a:ln>
+                  </pic:spPr>
+                </pic:pic>
+              </a:graphicData>
+            </a:graphic>
+          </wp:inline>
+        </w:drawing>
+      </w:r>
+    </w:p>
+    <w:p>
+      <w:pPr>
+        <w:widowControl w:val="0"/>
+        <w:autoSpaceDE w:val="0"/>
+        <w:autoSpaceDN w:val="0"/>
+        <w:spacing w:after="0" w:line="240" w:lineRule="auto"/>
+        <w:jc w:val="center"/>
+        <w:rPr>
+          <w:rFonts w:eastAsia="Calibri"/>
+          <w:b/>
+          <w:sz w:val="28"/>
+          <w:szCs w:val="28"/>
+          <w:lang w:bidi="en-US"/>
+        </w:rPr>
+      </w:pPr>
+      <w:r>
+        <w:rPr>
+          <w:rFonts w:eastAsia="Calibri"/>
+          <w:b/>
+          <w:sz w:val="28"/>
+          <w:szCs w:val="28"/>
+          <w:lang w:bidi="en-US"/>
+        </w:rPr>
+        <w:t xml:space="preserve">SCHOOL OF </w:t>
+      </w:r>
+      <w:r>
+        <w:rPr>
+          <w:rFonts w:eastAsia="Calibri"/>
+          <w:b/>
+          <w:sz w:val="28"/>
+          <w:szCs w:val="28"/>
+          <w:lang w:bidi="en-US"/>
+        </w:rPr>
+        <w:t>ENGINEERING</w:t>
+      </w:r>
+    </w:p>
+    <w:p>
+      <w:pPr>
+        <w:widowControl w:val="0"/>
+        <w:autoSpaceDE w:val="0"/>
+        <w:autoSpaceDN w:val="0"/>
+        <w:spacing w:after="0" w:line="240" w:lineRule="auto"/>
+        <w:jc w:val="center"/>
+        <w:rPr>
+          <w:rFonts w:eastAsia="Calibri"/>
+          <w:b/>
+          <w:sz w:val="28"/>
+          <w:szCs w:val="28"/>
+          <w:lang w:bidi="en-US"/>
+        </w:rPr>
+      </w:pPr>
+      <w:r>
+        <w:rPr>
+          <w:rFonts w:eastAsia="Calibri"/>
+          <w:b/>
+          <w:sz w:val="28"/>
+          <w:szCs w:val="28"/>
+          <w:lang w:bidi="en-US"/>
+        </w:rPr>
+        <w:t>JAWAHARLAL NEHRU UNIVERSITY</w:t>
+      </w:r>
+    </w:p>
+    <w:p>
+      <w:pPr>
+        <w:widowControl w:val="0"/>
+        <w:autoSpaceDE w:val="0"/>
+        <w:autoSpaceDN w:val="0"/>
+        <w:spacing w:after="0" w:line="240" w:lineRule="auto"/>
+        <w:jc w:val="center"/>
+        <w:rPr>
+          <w:rFonts w:eastAsia="Calibri"/>
+          <w:b/>
+          <w:sz w:val="28"/>
+          <w:szCs w:val="28"/>
+          <w:lang w:bidi="en-US"/>
+        </w:rPr>
+      </w:pPr>
+      <w:r>
+        <w:rPr>
+          <w:rFonts w:eastAsia="Calibri"/>
+          <w:b/>
+          <w:sz w:val="28"/>
+          <w:szCs w:val="28"/>
+          <w:lang w:bidi="en-US"/>
+        </w:rPr>
+        <w:t>NEW DELHI-110067</w:t>
+      </w:r>
+    </w:p>
+    <w:p>
+      <w:pPr>
+        <w:widowControl w:val="0"/>
+        <w:autoSpaceDE w:val="0"/>
+        <w:autoSpaceDN w:val="0"/>
+        <w:spacing w:after="0" w:line="240" w:lineRule="auto"/>
+        <w:jc w:val="center"/>
+        <w:rPr>
+          <w:rFonts w:ascii="Cambria" w:eastAsia="Calibri" w:hAnsi="Cambria" w:cs="Mangal"/>
+          <w:b/>
+          <w:sz w:val="8"/>
+          <w:szCs w:val="8"/>
+          <w:lang w:bidi="en-US"/>
+        </w:rPr>
+      </w:pPr>
+    </w:p>
+    <w:p>
+      <w:pPr>
+        <w:widowControl w:val="0"/>
+        <w:autoSpaceDE w:val="0"/>
+        <w:autoSpaceDN w:val="0"/>
+        <w:spacing w:after="0" w:line="240" w:lineRule="auto"/>
+        <w:jc w:val="center"/>
+        <w:rPr>
+          <w:rFonts w:ascii="Garamond" w:eastAsia="Calibri" w:hAnsi="Garamond" w:cs="Mangal"/>
+          <w:b/>
+          <w:sz w:val="32"/>
+          <w:szCs w:val="32"/>
+          <w:lang w:bidi="en-US"/>
+        </w:rPr>
+      </w:pPr>
+      <w:r>
+        <w:rPr>
+          <w:rFonts w:ascii="Garamond" w:eastAsia="Calibri" w:hAnsi="Garamond" w:cs="Mangal"/>
+          <w:b/>
+          <w:sz w:val="32"/>
+          <w:szCs w:val="32"/>
+          <w:lang w:bidi="en-US"/>
+        </w:rPr>
+        <w:t>MAY</w:t>
+      </w:r>
+      <w:r>
+        <w:rPr>
+          <w:rFonts w:ascii="Garamond" w:eastAsia="Calibri" w:hAnsi="Garamond" w:cs="Mangal"/>
+          <w:b/>
+          <w:sz w:val="32"/>
+          <w:szCs w:val="32"/>
+          <w:lang w:bidi="en-US"/>
+        </w:rPr>
+        <w:t xml:space="preserve"> </w:t>
+      </w:r>
+      <w:r>
+        <w:rPr>
+          <w:rFonts w:ascii="Garamond" w:eastAsia="Calibri" w:hAnsi="Garamond" w:cs="Mangal"/>
+          <w:b/>
+          <w:sz w:val="32"/>
+          <w:szCs w:val="32"/>
+          <w:lang w:bidi="en-US"/>
+        </w:rPr>
+        <w:t>2026</w:t>
+      </w:r>
+    </w:p>
+    <w:p>
+      <w:pPr>
+        <w:widowControl w:val="0"/>
+        <w:autoSpaceDE w:val="0"/>
+        <w:autoSpaceDN w:val="0"/>
+        <w:spacing w:after="0" w:line="240" w:lineRule="auto"/>
+        <w:jc w:val="center"/>
+        <w:rPr>
+          <w:rFonts w:ascii="Garamond" w:eastAsia="Calibri" w:hAnsi="Garamond" w:cs="Mangal"/>
+          <w:b/>
+          <w:sz w:val="32"/>
+          <w:szCs w:val="32"/>
+          <w:lang w:bidi="en-US"/>
+        </w:rPr>
+      </w:pPr>
+    </w:p>
+    <w:p>
+      <w:pPr>
+        <w:widowControl w:val="0"/>
+        <w:autoSpaceDE w:val="0"/>
+        <w:autoSpaceDN w:val="0"/>
+        <w:spacing w:after="0" w:line="240" w:lineRule="auto"/>
+        <w:rPr>
+          <w:rFonts w:ascii="Garamond" w:eastAsia="Calibri" w:hAnsi="Garamond" w:cs="Mangal"/>
+          <w:b/>
+          <w:sz w:val="32"/>
+          <w:szCs w:val="32"/>
+          <w:lang w:bidi="en-US"/>
+        </w:rPr>
+        <w:sectPr>
+          <w:footerReference w:type="default" r:id="rId7"/>
+          <w:footerReference w:type="first" r:id="rId8"/>
+          <w:pgSz w:w="11906" w:h="16838"/>
+          <w:pgMar w:top="1702" w:right="1416" w:bottom="1134" w:left="1276" w:header="708" w:footer="708" w:gutter="0"/>
+          <w:cols w:space="708"/>
+          <w:titlePg/>
+          <w:docGrid w:linePitch="360"/>
+        </w:sectPr>
+      </w:pPr>
+    </w:p>
+    <w:p>
+      <w:pPr>
+        <w:widowControl w:val="0"/>
+        <w:autoSpaceDE w:val="0"/>
+        <w:autoSpaceDN w:val="0"/>
+        <w:spacing w:after="0" w:line="480" w:lineRule="auto"/>
+        <w:rPr>
+          <w:szCs w:val="24"/>
+          <w:lang w:bidi="en-US"/>
+        </w:rPr>
+        <w:sectPr>
+          <w:footerReference w:type="default" r:id="rId9"/>
+          <w:type w:val="continuous"/>
+          <w:pgSz w:w="11906" w:h="16838"/>
+          <w:pgMar w:top="1440" w:right="1440" w:bottom="1440" w:left="2126" w:header="709" w:footer="709" w:gutter="0"/>
+          <w:pgNumType w:fmt="lowerRoman"/>
+          <w:cols w:space="708"/>
+          <w:docGrid w:linePitch="360"/>
+        </w:sectPr>
+      </w:pPr>
+    </w:p>
+    <w:tbl>
+      <w:tblPr>
+        <w:tblStyle w:val="TableGrid"/>
+        <w:tblW w:w="9067" w:type="dxa"/>
+        <w:tblBorders>
+          <w:top w:val="none" w:sz="0" w:space="0" w:color="auto"/>
+          <w:left w:val="none" w:sz="0" w:space="0" w:color="auto"/>
+          <w:bottom w:val="none" w:sz="0" w:space="0" w:color="auto"/>
+          <w:right w:val="none" w:sz="0" w:space="0" w:color="auto"/>
+          <w:insideV w:val="none" w:sz="0" w:space="0" w:color="auto"/>
+        </w:tblBorders>
+        <w:tblLook w:val="04A0" w:firstRow="1" w:lastRow="0" w:firstColumn="1" w:lastColumn="0" w:noHBand="0" w:noVBand="1"/>
+      </w:tblPr>
+      <w:tblGrid>
+        <w:gridCol w:w="2182"/>
+        <w:gridCol w:w="6885"/>
+      </w:tblGrid>
+      <w:tr>
+        <w:trPr>
+          <w:trHeight w:val="1757"/>
+        </w:trPr>
+        <w:tc>
+          <w:tcPr>
+            <w:tcW w:w="2182" w:type="dxa"/>
+            <w:tcMar>
+              <w:left w:w="0" w:type="dxa"/>
+              <w:right w:w="0" w:type="dxa"/>
+            </w:tcMar>
+            <w:vAlign w:val="center"/>
+          </w:tcPr>
+          <w:p>
+            <w:pPr>
+              <w:widowControl w:val="0"/>
+              <w:autoSpaceDE w:val="0"/>
+              <w:autoSpaceDN w:val="0"/>
+              <w:jc w:val="center"/>
+              <w:rPr>
+                <w:rFonts w:ascii="Garamond" w:eastAsia="Calibri" w:hAnsi="Garamond" w:cs="Mangal"/>
+                <w:b/>
+                <w:sz w:val="32"/>
+                <w:szCs w:val="32"/>
+                <w:lang w:bidi="en-US"/>
+              </w:rPr>
+            </w:pPr>
+            <w:bookmarkStart w:id="0" w:name="_Toc393442086"/>
+            <w:bookmarkStart w:id="1" w:name="_Toc14626617"/>
+            <w:r>
+              <w:rPr>
+                <w:noProof/>
+                <w:lang w:eastAsia="en-IN"/>
+              </w:rPr>
+              <w:lastRenderedPageBreak/>
+              <w:drawing>
+                <wp:inline distT="0" distB="0" distL="0" distR="0" wp14:anchorId="03104659" wp14:editId="2267843F">
+                  <wp:extent cx="1379361" cy="1079500"/>
+                  <wp:effectExtent l="0" t="0" r="0" b="6350"/>
+                  <wp:docPr id="901536275" name="Picture 901536275" descr="C:\Users\Ganesha\Desktop\JNU_Logo.jpg"/>
+                  <wp:cNvGraphicFramePr>
+                    <a:graphicFrameLocks xmlns:a="http://schemas.openxmlformats.org/drawingml/2006/main" noChangeAspect="1"/>
+                  </wp:cNvGraphicFramePr>
+                  <a:graphic xmlns:a="http://schemas.openxmlformats.org/drawingml/2006/main">
+                    <a:graphicData uri="http://schemas.openxmlformats.org/drawingml/2006/picture">
+                      <pic:pic xmlns:pic="http://schemas.openxmlformats.org/drawingml/2006/picture">
+                        <pic:nvPicPr>
+                          <pic:cNvPr id="484552677" name="Picture 1" descr="C:\Users\Ganesha\Desktop\JNU_Logo.jpg"/>
+                          <pic:cNvPicPr>
+                            <a:picLocks noChangeAspect="1" noChangeArrowheads="1"/>
+                          </pic:cNvPicPr>
+                        </pic:nvPicPr>
+                        <pic:blipFill>
+                          <a:blip r:embed="rId6" cstate="print">
+                            <a:extLst>
+                              <a:ext uri="{28A0092B-C50C-407E-A947-70E740481C1C}">
+                                <a14:useLocalDpi xmlns:a14="http://schemas.microsoft.com/office/drawing/2010/main" val="0"/>
+                              </a:ext>
+                            </a:extLst>
+                          </a:blip>
+                          <a:stretch>
+                            <a:fillRect/>
+                          </a:stretch>
+                        </pic:blipFill>
+                        <pic:spPr bwMode="auto">
+                          <a:xfrm>
+                            <a:off x="0" y="0"/>
+                            <a:ext cx="1416914" cy="1108889"/>
+                          </a:xfrm>
+                          <a:prstGeom prst="rect">
+                            <a:avLst/>
+                          </a:prstGeom>
+                          <a:noFill/>
+                          <a:ln>
+                            <a:noFill/>
+                          </a:ln>
+                        </pic:spPr>
+                      </pic:pic>
+                    </a:graphicData>
+                  </a:graphic>
+                </wp:inline>
+              </w:drawing>
+            </w:r>
+          </w:p>
+        </w:tc>
+        <w:tc>
+          <w:tcPr>
+            <w:tcW w:w="6885" w:type="dxa"/>
+            <w:tcMar>
+              <w:left w:w="0" w:type="dxa"/>
+              <w:right w:w="0" w:type="dxa"/>
+            </w:tcMar>
+            <w:vAlign w:val="center"/>
+          </w:tcPr>
+          <w:p>
+            <w:pPr>
+              <w:widowControl w:val="0"/>
+              <w:autoSpaceDE w:val="0"/>
+              <w:autoSpaceDN w:val="0"/>
+              <w:spacing w:before="120"/>
+              <w:jc w:val="center"/>
+              <w:rPr>
+                <w:b/>
+                <w:sz w:val="28"/>
+                <w:szCs w:val="28"/>
+                <w:lang w:bidi="en-US"/>
+              </w:rPr>
+            </w:pPr>
+            <w:r>
+              <w:rPr>
+                <w:b/>
+                <w:sz w:val="28"/>
+                <w:szCs w:val="28"/>
+                <w:lang w:bidi="en-US"/>
+              </w:rPr>
+              <w:t xml:space="preserve">SCHOOL OF </w:t>
+            </w:r>
+            <w:r>
+              <w:rPr>
+                <w:b/>
+                <w:sz w:val="28"/>
+                <w:szCs w:val="28"/>
+                <w:lang w:bidi="en-US"/>
+              </w:rPr>
+              <w:t>ENGINEERING</w:t>
+            </w:r>
+          </w:p>
+          <w:p>
+            <w:pPr>
+              <w:widowControl w:val="0"/>
+              <w:autoSpaceDE w:val="0"/>
+              <w:autoSpaceDN w:val="0"/>
+              <w:jc w:val="center"/>
+              <w:rPr>
+                <w:b/>
+                <w:sz w:val="28"/>
+                <w:szCs w:val="28"/>
+                <w:lang w:bidi="en-US"/>
+              </w:rPr>
+            </w:pPr>
+            <w:r>
+              <w:rPr>
+                <w:b/>
+                <w:sz w:val="28"/>
+                <w:szCs w:val="28"/>
+                <w:lang w:bidi="en-US"/>
+              </w:rPr>
+              <w:t>JAWAHARLAL NEHRU UNIVERSITY</w:t>
+            </w:r>
+          </w:p>
+          <w:p>
+            <w:pPr>
+              <w:widowControl w:val="0"/>
+              <w:autoSpaceDE w:val="0"/>
+              <w:autoSpaceDN w:val="0"/>
+              <w:jc w:val="center"/>
+              <w:rPr>
+                <w:b/>
+                <w:sz w:val="28"/>
+                <w:szCs w:val="24"/>
+                <w:lang w:bidi="en-US"/>
+              </w:rPr>
+            </w:pPr>
+            <w:r>
+              <w:rPr>
+                <w:b/>
+                <w:sz w:val="28"/>
+                <w:szCs w:val="28"/>
+                <w:lang w:bidi="en-US"/>
+              </w:rPr>
+              <w:t>NEW DELHI-110067</w:t>
+            </w:r>
+          </w:p>
+        </w:tc>
+      </w:tr>
+    </w:tbl>
+    <w:p>
+      <w:pPr>
+        <w:widowControl w:val="0"/>
+        <w:autoSpaceDE w:val="0"/>
+        <w:autoSpaceDN w:val="0"/>
+        <w:spacing w:after="0" w:line="240" w:lineRule="auto"/>
+        <w:jc w:val="center"/>
+        <w:rPr>
+          <w:rFonts w:ascii="Garamond" w:eastAsia="Calibri" w:hAnsi="Garamond"/>
+          <w:b/>
+          <w:sz w:val="40"/>
+          <w:szCs w:val="40"/>
+          <w:u w:val="single"/>
+          <w:lang w:bidi="en-US"/>
+        </w:rPr>
+      </w:pPr>
+    </w:p>
+    <w:p>
+      <w:pPr>
+        <w:widowControl w:val="0"/>
+        <w:autoSpaceDE w:val="0"/>
+        <w:autoSpaceDN w:val="0"/>
+        <w:spacing w:after="0" w:line="240" w:lineRule="auto"/>
+        <w:jc w:val="center"/>
+        <w:rPr>
+          <w:rFonts w:ascii="Garamond" w:eastAsia="Calibri" w:hAnsi="Garamond"/>
+          <w:b/>
+          <w:sz w:val="32"/>
+          <w:szCs w:val="32"/>
+          <w:u w:val="single"/>
+          <w:lang w:bidi="en-US"/>
+        </w:rPr>
+      </w:pPr>
+    </w:p>
+    <w:p>
+      <w:pPr>
+        <w:widowControl w:val="0"/>
+        <w:autoSpaceDE w:val="0"/>
+        <w:autoSpaceDN w:val="0"/>
+        <w:spacing w:after="0" w:line="240" w:lineRule="auto"/>
+        <w:jc w:val="center"/>
+        <w:rPr>
+          <w:rFonts w:ascii="Garamond" w:eastAsia="Calibri" w:hAnsi="Garamond"/>
+          <w:b/>
+          <w:sz w:val="32"/>
+          <w:szCs w:val="32"/>
+          <w:u w:val="single"/>
+          <w:lang w:bidi="en-US"/>
+        </w:rPr>
+      </w:pPr>
+      <w:r>
+        <w:rPr>
+          <w:rFonts w:ascii="Garamond" w:eastAsia="Calibri" w:hAnsi="Garamond"/>
+          <w:b/>
+          <w:sz w:val="32"/>
+          <w:szCs w:val="32"/>
+          <w:u w:val="single"/>
+          <w:lang w:bidi="en-US"/>
+        </w:rPr>
+        <w:t>DECLARATION</w:t>
+      </w:r>
+      <w:bookmarkEnd w:id="0"/>
+      <w:bookmarkEnd w:id="1"/>
+    </w:p>
+    <w:p>
+      <w:pPr>
+        <w:widowControl w:val="0"/>
+        <w:autoSpaceDE w:val="0"/>
+        <w:autoSpaceDN w:val="0"/>
+        <w:spacing w:after="0" w:line="480" w:lineRule="auto"/>
+        <w:rPr>
+          <w:szCs w:val="24"/>
+          <w:lang w:bidi="en-US"/>
+        </w:rPr>
+      </w:pPr>
+    </w:p>
+    <w:p>
+      <w:pPr>
+        <w:spacing w:line="480" w:lineRule="auto"/>
+        <w:rPr>
+          <w:b/>
+          <w:szCs w:val="24"/>
+          <w:lang w:bidi="en-US"/>
+        </w:rPr>
+      </w:pPr>
+      <w:r>
+        <w:rPr>
+          <w:szCs w:val="24"/>
+          <w:lang w:bidi="en-US"/>
+        </w:rPr>
+        <w:t xml:space="preserve">This is to certify that the dissertation entitled </w:t>
+      </w:r>
+      <w:r>
+        <w:rPr>
+          <w:b/>
+          <w:szCs w:val="24"/>
+          <w:lang w:bidi="en-US"/>
+        </w:rPr>
+        <w:t>“</w:t>
+      </w:r>
+      <w:r>
+        <w:rPr>
+          <w:b/>
+          <w:bCs/>
+          <w:i/>
+          <w:szCs w:val="24"/>
+          <w:u w:val="single"/>
+          <w:lang w:bidi="en-US"/>
+        </w:rPr>
+        <w:t>FROM CRUDE OIL TO CONSUMER INFLATION: TRANSMISSION AND ATTENUATION ACROSS INDIA’S PRICE SYSTEM</w:t>
+      </w:r>
+      <w:r>
+        <w:rPr>
+          <w:b/>
+          <w:szCs w:val="24"/>
+          <w:lang w:bidi="en-US"/>
+        </w:rPr>
+        <w:t xml:space="preserve">” </w:t>
+      </w:r>
+      <w:r>
+        <w:rPr>
+          <w:szCs w:val="24"/>
+          <w:lang w:bidi="en-US"/>
+        </w:rPr>
+        <w:t xml:space="preserve">is being submitted to the School of </w:t>
+      </w:r>
+      <w:r>
+        <w:rPr>
+          <w:szCs w:val="24"/>
+          <w:lang w:bidi="en-US"/>
+        </w:rPr>
+        <w:t>Engineering</w:t>
+      </w:r>
+      <w:r>
+        <w:rPr>
+          <w:szCs w:val="24"/>
+          <w:lang w:bidi="en-US"/>
+        </w:rPr>
+        <w:t xml:space="preserve">, Jawaharlal Nehru University, New Delhi, in partial fulfilment of the requirements for the award of the degree of </w:t>
+      </w:r>
+      <w:r>
+        <w:rPr>
+          <w:szCs w:val="24"/>
+          <w:lang w:bidi="en-US"/>
+        </w:rPr>
+        <w:t xml:space="preserve"> </w:t>
+      </w:r>
+      <w:r>
+        <w:rPr>
+          <w:b/>
+          <w:szCs w:val="24"/>
+          <w:lang w:bidi="en-US"/>
+        </w:rPr>
+        <w:t xml:space="preserve">Master of </w:t>
+      </w:r>
+      <w:r>
+        <w:rPr>
+          <w:b/>
+          <w:szCs w:val="24"/>
+          <w:lang w:bidi="en-US"/>
+        </w:rPr>
+        <w:t>Science</w:t>
+      </w:r>
+      <w:r>
+        <w:rPr>
+          <w:b/>
+          <w:szCs w:val="24"/>
+          <w:lang w:bidi="en-US"/>
+        </w:rPr>
+        <w:t xml:space="preserve"> </w:t>
+      </w:r>
+      <w:r>
+        <w:rPr>
+          <w:szCs w:val="24"/>
+          <w:lang w:bidi="en-US"/>
+        </w:rPr>
+        <w:t>in</w:t>
+      </w:r>
+      <w:r>
+        <w:rPr>
+          <w:b/>
+          <w:szCs w:val="24"/>
+          <w:lang w:bidi="en-US"/>
+        </w:rPr>
+        <w:t xml:space="preserve"> </w:t>
+      </w:r>
+      <w:r>
+        <w:rPr>
+          <w:b/>
+          <w:i/>
+          <w:szCs w:val="24"/>
+          <w:u w:val="single"/>
+          <w:lang w:bidi="en-US"/>
+        </w:rPr>
+        <w:t>Economics</w:t>
+      </w:r>
+      <w:r>
+        <w:rPr>
+          <w:szCs w:val="24"/>
+          <w:lang w:bidi="en-US"/>
+        </w:rPr>
+        <w:t xml:space="preserve">, </w:t>
+      </w:r>
+      <w:r>
+        <w:rPr>
+          <w:szCs w:val="24"/>
+          <w:lang w:bidi="en-US"/>
+        </w:rPr>
+        <w:t xml:space="preserve">as part of the dual degree </w:t>
+      </w:r>
+      <w:proofErr w:type="spellStart"/>
+      <w:r>
+        <w:rPr>
+          <w:szCs w:val="24"/>
+          <w:lang w:bidi="en-US"/>
+        </w:rPr>
+        <w:t>programme</w:t>
+      </w:r>
+      <w:proofErr w:type="spellEnd"/>
+      <w:r>
+        <w:rPr>
+          <w:szCs w:val="24"/>
+          <w:lang w:bidi="en-US"/>
+        </w:rPr>
+        <w:t xml:space="preserve"> in the School of Engineering, </w:t>
+      </w:r>
+      <w:r>
+        <w:rPr>
+          <w:szCs w:val="24"/>
+          <w:lang w:bidi="en-US"/>
+        </w:rPr>
+        <w:t xml:space="preserve">is a record of bona fide work carried out by me under the supervision of </w:t>
+      </w:r>
+      <w:r>
+        <w:rPr>
+          <w:b/>
+          <w:i/>
+          <w:szCs w:val="24"/>
+          <w:u w:val="single"/>
+          <w:lang w:bidi="en-US"/>
+        </w:rPr>
+        <w:t>Prof. Shakti Kumar</w:t>
+      </w:r>
+      <w:r>
+        <w:rPr>
+          <w:szCs w:val="24"/>
+          <w:lang w:bidi="en-US"/>
+        </w:rPr>
+        <w:t>.</w:t>
+      </w:r>
+    </w:p>
+    <w:p>
+      <w:pPr>
+        <w:widowControl w:val="0"/>
+        <w:autoSpaceDE w:val="0"/>
+        <w:autoSpaceDN w:val="0"/>
+        <w:spacing w:after="0" w:line="480" w:lineRule="auto"/>
+        <w:rPr>
+          <w:szCs w:val="24"/>
+          <w:lang w:bidi="en-US"/>
+        </w:rPr>
+      </w:pPr>
+      <w:r>
+        <w:rPr>
+          <w:szCs w:val="24"/>
+          <w:lang w:bidi="en-US"/>
+        </w:rPr>
+        <w:t>The matter embodied in the dissertation has not been submitted in part or full to any university or institution for the award of any degree or diploma.</w:t>
+      </w:r>
+    </w:p>
+    <w:p>
+      <w:pPr>
+        <w:widowControl w:val="0"/>
+        <w:autoSpaceDE w:val="0"/>
+        <w:autoSpaceDN w:val="0"/>
+        <w:spacing w:after="0" w:line="480" w:lineRule="auto"/>
+        <w:rPr>
+          <w:szCs w:val="24"/>
+          <w:lang w:bidi="en-US"/>
+        </w:rPr>
+      </w:pPr>
+    </w:p>
+    <w:p>
+      <w:pPr>
+        <w:widowControl w:val="0"/>
+        <w:autoSpaceDE w:val="0"/>
+        <w:autoSpaceDN w:val="0"/>
+        <w:spacing w:after="0" w:line="480" w:lineRule="auto"/>
+        <w:rPr>
+          <w:i/>
+          <w:szCs w:val="24"/>
+          <w:u w:val="single"/>
+          <w:lang w:bidi="en-US"/>
+        </w:rPr>
+      </w:pPr>
+    </w:p>
+    <w:p>
+      <w:pPr>
+        <w:widowControl w:val="0"/>
+        <w:autoSpaceDE w:val="0"/>
+        <w:autoSpaceDN w:val="0"/>
+        <w:spacing w:after="0" w:line="240" w:lineRule="auto"/>
+        <w:contextualSpacing/>
+        <w:jc w:val="right"/>
+        <w:rPr>
+          <w:b/>
+          <w:i/>
+          <w:szCs w:val="24"/>
+          <w:u w:val="single"/>
+          <w:lang w:bidi="en-US"/>
+        </w:rPr>
+      </w:pPr>
+      <w:r>
+        <w:rPr>
+          <w:b/>
+          <w:i/>
+          <w:szCs w:val="24"/>
+          <w:u w:val="single"/>
+          <w:lang w:bidi="en-US"/>
+        </w:rPr>
+        <w:t>Aniket Pandey</w:t>
+      </w:r>
+    </w:p>
+    <w:p>
+      <w:pPr>
+        <w:widowControl w:val="0"/>
+        <w:autoSpaceDE w:val="0"/>
+        <w:autoSpaceDN w:val="0"/>
+        <w:spacing w:after="0" w:line="240" w:lineRule="auto"/>
+        <w:contextualSpacing/>
+        <w:jc w:val="right"/>
+        <w:rPr>
+          <w:szCs w:val="24"/>
+          <w:lang w:bidi="en-US"/>
+        </w:rPr>
+      </w:pPr>
+      <w:r>
+        <w:rPr>
+          <w:szCs w:val="24"/>
+          <w:lang w:bidi="en-US"/>
+        </w:rPr>
+        <w:t>(</w:t>
+      </w:r>
+      <w:r>
+        <w:rPr>
+          <w:b/>
+          <w:i/>
+          <w:szCs w:val="24"/>
+          <w:u w:val="single"/>
+          <w:lang w:bidi="en-US"/>
+        </w:rPr>
+        <w:t>21/11/EE/025</w:t>
+      </w:r>
+      <w:r>
+        <w:rPr>
+          <w:szCs w:val="24"/>
+          <w:lang w:bidi="en-US"/>
+        </w:rPr>
+        <w:t>)</w:t>
+      </w:r>
+    </w:p>
+    <w:p>
+      <w:pPr>
+        <w:widowControl w:val="0"/>
+        <w:autoSpaceDE w:val="0"/>
+        <w:autoSpaceDN w:val="0"/>
+        <w:spacing w:after="0" w:line="480" w:lineRule="auto"/>
+        <w:jc w:val="center"/>
+        <w:rPr>
+          <w:szCs w:val="24"/>
+          <w:lang w:bidi="en-US"/>
+        </w:rPr>
+      </w:pPr>
+      <w:r>
+        <w:rPr>
+          <w:szCs w:val="24"/>
+          <w:lang w:bidi="en-US"/>
+        </w:rPr>
+        <w:br w:type="textWrapping" w:clear="all"/>
+      </w:r>
+    </w:p>
+    <w:p>
+      <w:pPr>
+        <w:widowControl w:val="0"/>
+        <w:autoSpaceDE w:val="0"/>
+        <w:autoSpaceDN w:val="0"/>
+        <w:spacing w:after="0" w:line="240" w:lineRule="auto"/>
+        <w:rPr>
+          <w:szCs w:val="24"/>
+          <w:lang w:bidi="en-US"/>
+        </w:rPr>
+      </w:pPr>
+      <w:r>
+        <w:rPr>
+          <w:szCs w:val="24"/>
+          <w:lang w:bidi="en-US"/>
+        </w:rPr>
+        <w:br w:type="page"/>
+      </w:r>
+    </w:p>
+    <w:p>
+      <w:pPr>
+        <w:keepNext/>
+        <w:keepLines/>
+        <w:spacing w:after="0" w:line="240" w:lineRule="auto"/>
+        <w:contextualSpacing/>
+        <w:jc w:val="center"/>
+        <w:rPr>
+          <w:rFonts w:eastAsia="Calibri" w:cs="Mangal"/>
+          <w:szCs w:val="24"/>
+        </w:rPr>
+      </w:pPr>
+    </w:p>
+    <w:p>
+      <w:pPr>
+        <w:keepNext/>
+        <w:keepLines/>
+        <w:spacing w:after="0" w:line="240" w:lineRule="auto"/>
+        <w:contextualSpacing/>
+        <w:jc w:val="center"/>
+        <w:rPr>
+          <w:rFonts w:eastAsia="Calibri" w:cs="Mangal"/>
+          <w:szCs w:val="24"/>
+        </w:rPr>
+      </w:pPr>
+    </w:p>
+    <w:tbl>
+      <w:tblPr>
+        <w:tblStyle w:val="TableGrid"/>
+        <w:tblW w:w="9067" w:type="dxa"/>
+        <w:tblBorders>
+          <w:top w:val="none" w:sz="0" w:space="0" w:color="auto"/>
+          <w:left w:val="none" w:sz="0" w:space="0" w:color="auto"/>
+          <w:bottom w:val="none" w:sz="0" w:space="0" w:color="auto"/>
+          <w:right w:val="none" w:sz="0" w:space="0" w:color="auto"/>
+          <w:insideV w:val="none" w:sz="0" w:space="0" w:color="auto"/>
+        </w:tblBorders>
+        <w:tblLook w:val="04A0" w:firstRow="1" w:lastRow="0" w:firstColumn="1" w:lastColumn="0" w:noHBand="0" w:noVBand="1"/>
+      </w:tblPr>
+      <w:tblGrid>
+        <w:gridCol w:w="2182"/>
+        <w:gridCol w:w="6885"/>
+      </w:tblGrid>
+      <w:tr>
+        <w:trPr>
+          <w:trHeight w:val="1757"/>
+        </w:trPr>
+        <w:tc>
+          <w:tcPr>
+            <w:tcW w:w="2182" w:type="dxa"/>
+            <w:tcMar>
+              <w:left w:w="0" w:type="dxa"/>
+              <w:right w:w="0" w:type="dxa"/>
+            </w:tcMar>
+            <w:vAlign w:val="center"/>
+          </w:tcPr>
+          <w:p>
+            <w:pPr>
+              <w:widowControl w:val="0"/>
+              <w:autoSpaceDE w:val="0"/>
+              <w:autoSpaceDN w:val="0"/>
+              <w:jc w:val="center"/>
+              <w:rPr>
+                <w:rFonts w:ascii="Garamond" w:eastAsia="Calibri" w:hAnsi="Garamond" w:cs="Mangal"/>
+                <w:b/>
+                <w:sz w:val="32"/>
+                <w:szCs w:val="32"/>
+                <w:lang w:bidi="en-US"/>
+              </w:rPr>
+            </w:pPr>
+            <w:bookmarkStart w:id="2" w:name="_Toc393442087"/>
+            <w:bookmarkStart w:id="3" w:name="_Toc14626618"/>
+            <w:r>
+              <w:rPr>
+                <w:noProof/>
+                <w:lang w:eastAsia="en-IN"/>
+              </w:rPr>
+              <w:drawing>
+                <wp:inline distT="0" distB="0" distL="0" distR="0" wp14:anchorId="78493C67" wp14:editId="2C9F3241">
+                  <wp:extent cx="1379361" cy="1079500"/>
+                  <wp:effectExtent l="0" t="0" r="0" b="6350"/>
+                  <wp:docPr id="1525207990" name="Picture 1525207990" descr="C:\Users\Ganesha\Desktop\JNU_Logo.jpg"/>
+                  <wp:cNvGraphicFramePr>
+                    <a:graphicFrameLocks xmlns:a="http://schemas.openxmlformats.org/drawingml/2006/main" noChangeAspect="1"/>
+                  </wp:cNvGraphicFramePr>
+                  <a:graphic xmlns:a="http://schemas.openxmlformats.org/drawingml/2006/main">
+                    <a:graphicData uri="http://schemas.openxmlformats.org/drawingml/2006/picture">
+                      <pic:pic xmlns:pic="http://schemas.openxmlformats.org/drawingml/2006/picture">
+                        <pic:nvPicPr>
+                          <pic:cNvPr id="265400808" name="Picture 1" descr="C:\Users\Ganesha\Desktop\JNU_Logo.jpg"/>
+                          <pic:cNvPicPr>
+                            <a:picLocks noChangeAspect="1" noChangeArrowheads="1"/>
+                          </pic:cNvPicPr>
+                        </pic:nvPicPr>
+                        <pic:blipFill>
+                          <a:blip r:embed="rId6" cstate="print">
+                            <a:extLst>
+                              <a:ext uri="{28A0092B-C50C-407E-A947-70E740481C1C}">
+                                <a14:useLocalDpi xmlns:a14="http://schemas.microsoft.com/office/drawing/2010/main" val="0"/>
+                              </a:ext>
+                            </a:extLst>
+                          </a:blip>
+                          <a:stretch>
+                            <a:fillRect/>
+                          </a:stretch>
+                        </pic:blipFill>
+                        <pic:spPr bwMode="auto">
+                          <a:xfrm>
+                            <a:off x="0" y="0"/>
+                            <a:ext cx="1416914" cy="1108889"/>
+                          </a:xfrm>
+                          <a:prstGeom prst="rect">
+                            <a:avLst/>
+                          </a:prstGeom>
+                          <a:noFill/>
+                          <a:ln>
+                            <a:noFill/>
+                          </a:ln>
+                        </pic:spPr>
+                      </pic:pic>
+                    </a:graphicData>
+                  </a:graphic>
+                </wp:inline>
+              </w:drawing>
+            </w:r>
+          </w:p>
+        </w:tc>
+        <w:tc>
+          <w:tcPr>
+            <w:tcW w:w="6885" w:type="dxa"/>
+            <w:tcMar>
+              <w:left w:w="0" w:type="dxa"/>
+              <w:right w:w="0" w:type="dxa"/>
+            </w:tcMar>
+            <w:vAlign w:val="center"/>
+          </w:tcPr>
+          <w:p>
+            <w:pPr>
+              <w:widowControl w:val="0"/>
+              <w:autoSpaceDE w:val="0"/>
+              <w:autoSpaceDN w:val="0"/>
+              <w:spacing w:before="120"/>
+              <w:jc w:val="center"/>
+              <w:rPr>
+                <w:b/>
+                <w:sz w:val="28"/>
+                <w:szCs w:val="28"/>
+                <w:lang w:bidi="en-US"/>
+              </w:rPr>
+            </w:pPr>
+            <w:r>
+              <w:rPr>
+                <w:b/>
+                <w:sz w:val="28"/>
+                <w:szCs w:val="28"/>
+                <w:lang w:bidi="en-US"/>
+              </w:rPr>
+              <w:t xml:space="preserve">SCHOOL OF </w:t>
+            </w:r>
+            <w:r>
+              <w:rPr>
+                <w:b/>
+                <w:sz w:val="28"/>
+                <w:szCs w:val="28"/>
+                <w:lang w:bidi="en-US"/>
+              </w:rPr>
+              <w:t>ENGINEERING</w:t>
+            </w:r>
+          </w:p>
+          <w:p>
+            <w:pPr>
+              <w:widowControl w:val="0"/>
+              <w:autoSpaceDE w:val="0"/>
+              <w:autoSpaceDN w:val="0"/>
+              <w:jc w:val="center"/>
+              <w:rPr>
+                <w:b/>
+                <w:sz w:val="28"/>
+                <w:szCs w:val="28"/>
+                <w:lang w:bidi="en-US"/>
+              </w:rPr>
+            </w:pPr>
+            <w:r>
+              <w:rPr>
+                <w:b/>
+                <w:sz w:val="28"/>
+                <w:szCs w:val="28"/>
+                <w:lang w:bidi="en-US"/>
+              </w:rPr>
+              <w:t>JAWAHARLAL NEHRU UNIVERSITY</w:t>
+            </w:r>
+          </w:p>
+          <w:p>
+            <w:pPr>
+              <w:widowControl w:val="0"/>
+              <w:autoSpaceDE w:val="0"/>
+              <w:autoSpaceDN w:val="0"/>
+              <w:jc w:val="center"/>
+              <w:rPr>
+                <w:b/>
+                <w:sz w:val="28"/>
+                <w:szCs w:val="24"/>
+                <w:lang w:bidi="en-US"/>
+              </w:rPr>
+            </w:pPr>
+            <w:r>
+              <w:rPr>
+                <w:b/>
+                <w:sz w:val="28"/>
+                <w:szCs w:val="28"/>
+                <w:lang w:bidi="en-US"/>
+              </w:rPr>
+              <w:t>NEW DELHI-110067</w:t>
+            </w:r>
+          </w:p>
+        </w:tc>
+      </w:tr>
+    </w:tbl>
+    <w:p>
+      <w:pPr>
+        <w:widowControl w:val="0"/>
+        <w:autoSpaceDE w:val="0"/>
+        <w:autoSpaceDN w:val="0"/>
+        <w:spacing w:before="240" w:after="0" w:line="240" w:lineRule="auto"/>
+        <w:jc w:val="center"/>
+        <w:rPr>
+          <w:rFonts w:ascii="Garamond" w:eastAsia="Calibri" w:hAnsi="Garamond"/>
+          <w:b/>
+          <w:sz w:val="40"/>
+          <w:szCs w:val="40"/>
+          <w:u w:val="single"/>
+          <w:lang w:bidi="en-US"/>
+        </w:rPr>
+      </w:pPr>
+    </w:p>
+    <w:p>
+      <w:pPr>
+        <w:widowControl w:val="0"/>
+        <w:autoSpaceDE w:val="0"/>
+        <w:autoSpaceDN w:val="0"/>
+        <w:spacing w:before="240" w:after="0" w:line="240" w:lineRule="auto"/>
+        <w:jc w:val="center"/>
+        <w:rPr>
+          <w:rFonts w:ascii="Garamond" w:eastAsia="Calibri" w:hAnsi="Garamond"/>
+          <w:b/>
+          <w:sz w:val="32"/>
+          <w:szCs w:val="32"/>
+          <w:u w:val="single"/>
+          <w:lang w:bidi="en-US"/>
+        </w:rPr>
+      </w:pPr>
+      <w:r>
+        <w:rPr>
+          <w:rFonts w:ascii="Garamond" w:eastAsia="Calibri" w:hAnsi="Garamond"/>
+          <w:b/>
+          <w:sz w:val="32"/>
+          <w:szCs w:val="32"/>
+          <w:u w:val="single"/>
+          <w:lang w:bidi="en-US"/>
+        </w:rPr>
+        <w:t>CERTIFICATE</w:t>
+      </w:r>
+      <w:bookmarkEnd w:id="2"/>
+      <w:bookmarkEnd w:id="3"/>
+    </w:p>
+    <w:p>
+      <w:pPr>
+        <w:widowControl w:val="0"/>
+        <w:autoSpaceDE w:val="0"/>
+        <w:autoSpaceDN w:val="0"/>
+        <w:spacing w:after="0" w:line="480" w:lineRule="auto"/>
+        <w:rPr>
+          <w:szCs w:val="24"/>
+          <w:lang w:bidi="en-US"/>
+        </w:rPr>
+      </w:pPr>
+    </w:p>
+    <w:p>
+      <w:pPr>
+        <w:widowControl w:val="0"/>
+        <w:autoSpaceDE w:val="0"/>
+        <w:autoSpaceDN w:val="0"/>
+        <w:spacing w:after="0" w:line="480" w:lineRule="auto"/>
+        <w:rPr>
+          <w:szCs w:val="24"/>
+          <w:lang w:bidi="en-US"/>
+        </w:rPr>
+      </w:pPr>
+      <w:r>
+        <w:rPr>
+          <w:szCs w:val="24"/>
+          <w:lang w:bidi="en-US"/>
+        </w:rPr>
+        <w:t>This is to certify that this dissertation entitled “</w:t>
+      </w:r>
+      <w:r>
+        <w:rPr>
+          <w:b/>
+          <w:i/>
+          <w:szCs w:val="24"/>
+          <w:u w:val="single"/>
+          <w:lang w:bidi="en-US"/>
+        </w:rPr>
+        <w:t>FROM CRUDE OIL TO CONSUMER INFLATION: TRANSMISSION AND ATTENUATION ACROSS INDIA’S PRICE SYSTEM</w:t>
+      </w:r>
+      <w:r>
+        <w:rPr>
+          <w:szCs w:val="24"/>
+          <w:lang w:bidi="en-US"/>
+        </w:rPr>
+        <w:t xml:space="preserve">” submitted by </w:t>
+      </w:r>
+      <w:r>
+        <w:rPr>
+          <w:b/>
+          <w:i/>
+          <w:szCs w:val="24"/>
+          <w:u w:val="single"/>
+          <w:lang w:bidi="en-US"/>
+        </w:rPr>
+        <w:t xml:space="preserve">Aniket Pandey </w:t>
+      </w:r>
+      <w:r>
+        <w:rPr>
+          <w:szCs w:val="24"/>
+          <w:lang w:bidi="en-US"/>
+        </w:rPr>
+        <w:t xml:space="preserve"> to the School of </w:t>
+      </w:r>
+      <w:r>
+        <w:rPr>
+          <w:szCs w:val="24"/>
+          <w:lang w:bidi="en-US"/>
+        </w:rPr>
+        <w:t>Engineering</w:t>
+      </w:r>
+      <w:r>
+        <w:rPr>
+          <w:szCs w:val="24"/>
+          <w:lang w:bidi="en-US"/>
+        </w:rPr>
+        <w:t xml:space="preserve">, Jawaharlal Nehru University, New Delhi for the award of the degree of </w:t>
+      </w:r>
+      <w:r>
+        <w:rPr>
+          <w:b/>
+          <w:szCs w:val="24"/>
+          <w:lang w:bidi="en-US"/>
+        </w:rPr>
+        <w:t xml:space="preserve">Master of </w:t>
+      </w:r>
+      <w:r>
+        <w:rPr>
+          <w:b/>
+          <w:szCs w:val="24"/>
+          <w:lang w:bidi="en-US"/>
+        </w:rPr>
+        <w:t>Science</w:t>
+      </w:r>
+      <w:r>
+        <w:rPr>
+          <w:b/>
+          <w:szCs w:val="24"/>
+          <w:lang w:bidi="en-US"/>
+        </w:rPr>
+        <w:t xml:space="preserve"> </w:t>
+      </w:r>
+      <w:r>
+        <w:rPr>
+          <w:szCs w:val="24"/>
+          <w:lang w:bidi="en-US"/>
+        </w:rPr>
+        <w:t>in</w:t>
+      </w:r>
+      <w:r>
+        <w:rPr>
+          <w:b/>
+          <w:szCs w:val="24"/>
+          <w:lang w:bidi="en-US"/>
+        </w:rPr>
+        <w:t xml:space="preserve"> </w:t>
+      </w:r>
+      <w:r>
+        <w:rPr>
+          <w:b/>
+          <w:i/>
+          <w:szCs w:val="24"/>
+          <w:u w:val="single"/>
+          <w:lang w:bidi="en-US"/>
+        </w:rPr>
+        <w:t xml:space="preserve">Economics </w:t>
+      </w:r>
+      <w:r>
+        <w:rPr>
+          <w:szCs w:val="24"/>
+          <w:lang w:bidi="en-US"/>
+        </w:rPr>
+        <w:t xml:space="preserve">as part of the dual degree </w:t>
+      </w:r>
+      <w:proofErr w:type="spellStart"/>
+      <w:r>
+        <w:rPr>
+          <w:szCs w:val="24"/>
+          <w:lang w:bidi="en-US"/>
+        </w:rPr>
+        <w:t>programme</w:t>
+      </w:r>
+      <w:proofErr w:type="spellEnd"/>
+      <w:r>
+        <w:rPr>
+          <w:szCs w:val="24"/>
+          <w:lang w:bidi="en-US"/>
+        </w:rPr>
+        <w:t xml:space="preserve"> in the School of Engineering, </w:t>
+      </w:r>
+      <w:r>
+        <w:rPr>
+          <w:szCs w:val="24"/>
+          <w:lang w:bidi="en-US"/>
+        </w:rPr>
+        <w:t xml:space="preserve">is a research work carried out by </w:t>
+      </w:r>
+      <w:r>
+        <w:rPr>
+          <w:b/>
+          <w:i/>
+          <w:szCs w:val="24"/>
+          <w:u w:val="single"/>
+          <w:lang w:bidi="en-US"/>
+        </w:rPr>
+        <w:t>him</w:t>
+      </w:r>
+      <w:r>
+        <w:rPr>
+          <w:b/>
+          <w:i/>
+          <w:szCs w:val="24"/>
+          <w:u w:val="single"/>
+          <w:lang w:bidi="en-US"/>
+        </w:rPr>
+        <w:t xml:space="preserve"> </w:t>
+      </w:r>
+      <w:r>
+        <w:rPr>
+          <w:szCs w:val="24"/>
+          <w:lang w:bidi="en-US"/>
+        </w:rPr>
+        <w:t xml:space="preserve"> under the supervision of </w:t>
+      </w:r>
+      <w:r>
+        <w:rPr>
+          <w:b/>
+          <w:i/>
+          <w:szCs w:val="24"/>
+          <w:u w:val="single"/>
+          <w:lang w:bidi="en-US"/>
+        </w:rPr>
+        <w:t>S</w:t>
+      </w:r>
+      <w:r>
+        <w:rPr>
+          <w:b/>
+          <w:i/>
+          <w:szCs w:val="24"/>
+          <w:u w:val="single"/>
+          <w:lang w:bidi="en-US"/>
+        </w:rPr>
+        <w:t>hakti Kumar .</w:t>
+      </w:r>
+    </w:p>
+    <w:p>
+      <w:pPr>
+        <w:widowControl w:val="0"/>
+        <w:autoSpaceDE w:val="0"/>
+        <w:autoSpaceDN w:val="0"/>
+        <w:spacing w:after="0" w:line="480" w:lineRule="auto"/>
+        <w:rPr>
+          <w:szCs w:val="24"/>
+          <w:lang w:bidi="en-US"/>
+        </w:rPr>
+      </w:pPr>
+    </w:p>
+    <w:p>
+      <w:pPr>
+        <w:widowControl w:val="0"/>
+        <w:autoSpaceDE w:val="0"/>
+        <w:autoSpaceDN w:val="0"/>
+        <w:spacing w:after="0" w:line="480" w:lineRule="auto"/>
+        <w:rPr>
+          <w:szCs w:val="24"/>
+          <w:lang w:bidi="en-US"/>
+        </w:rPr>
+      </w:pPr>
+    </w:p>
+    <w:p>
+      <w:pPr>
+        <w:widowControl w:val="0"/>
+        <w:autoSpaceDE w:val="0"/>
+        <w:autoSpaceDN w:val="0"/>
+        <w:spacing w:after="0" w:line="240" w:lineRule="auto"/>
+        <w:contextualSpacing/>
+        <w:jc w:val="right"/>
+        <w:rPr>
+          <w:b/>
+          <w:i/>
+          <w:szCs w:val="24"/>
+          <w:u w:val="single"/>
+          <w:lang w:bidi="en-US"/>
+        </w:rPr>
+      </w:pPr>
+      <w:r>
+        <w:rPr>
+          <w:b/>
+          <w:i/>
+          <w:szCs w:val="24"/>
+          <w:u w:val="single"/>
+          <w:lang w:bidi="en-US"/>
+        </w:rPr>
+        <w:t>S</w:t>
+      </w:r>
+      <w:r>
+        <w:rPr>
+          <w:b/>
+          <w:i/>
+          <w:szCs w:val="24"/>
+          <w:u w:val="single"/>
+          <w:lang w:bidi="en-US"/>
+        </w:rPr>
+        <w:t>hakti Kumar</w:t>
+      </w:r>
+    </w:p>
+    <w:p>
+      <w:pPr>
+        <w:widowControl w:val="0"/>
+        <w:autoSpaceDE w:val="0"/>
+        <w:autoSpaceDN w:val="0"/>
+        <w:spacing w:after="0" w:line="240" w:lineRule="auto"/>
+        <w:contextualSpacing/>
+        <w:jc w:val="right"/>
+        <w:rPr>
+          <w:szCs w:val="24"/>
+          <w:lang w:bidi="en-US"/>
+        </w:rPr>
+      </w:pPr>
+      <w:r>
+        <w:rPr>
+          <w:szCs w:val="24"/>
+          <w:lang w:bidi="en-US"/>
+        </w:rPr>
+        <w:t>(Supervisor)</w:t>
+      </w:r>
+    </w:p>
+    <w:p>
+      <w:pPr>
+        <w:widowControl w:val="0"/>
+        <w:autoSpaceDE w:val="0"/>
+        <w:autoSpaceDN w:val="0"/>
+        <w:spacing w:after="0" w:line="480" w:lineRule="auto"/>
+        <w:jc w:val="right"/>
+        <w:rPr>
+          <w:szCs w:val="24"/>
+          <w:lang w:bidi="en-US"/>
+        </w:rPr>
+      </w:pPr>
+    </w:p>
+    <w:p>
+      <w:pPr>
+        <w:widowControl w:val="0"/>
+        <w:autoSpaceDE w:val="0"/>
+        <w:autoSpaceDN w:val="0"/>
+        <w:spacing w:after="0" w:line="480" w:lineRule="auto"/>
+        <w:jc w:val="right"/>
+        <w:rPr>
+          <w:szCs w:val="24"/>
+          <w:lang w:bidi="en-US"/>
+        </w:rPr>
+      </w:pPr>
+    </w:p>
+    <w:p>
+      <w:pPr>
+        <w:widowControl w:val="0"/>
+        <w:autoSpaceDE w:val="0"/>
+        <w:autoSpaceDN w:val="0"/>
+        <w:spacing w:after="0" w:line="480" w:lineRule="auto"/>
+        <w:jc w:val="right"/>
+        <w:rPr>
+          <w:szCs w:val="24"/>
+          <w:lang w:bidi="en-US"/>
+        </w:rPr>
+      </w:pPr>
+    </w:p>
+    <w:p>
+      <w:pPr>
+        <w:widowControl w:val="0"/>
+        <w:autoSpaceDE w:val="0"/>
+        <w:autoSpaceDN w:val="0"/>
+        <w:spacing w:after="0" w:line="240" w:lineRule="auto"/>
+        <w:contextualSpacing/>
+        <w:jc w:val="right"/>
+        <w:rPr>
+          <w:b/>
+          <w:i/>
+          <w:szCs w:val="24"/>
+          <w:u w:val="single"/>
+          <w:lang w:bidi="en-US"/>
+        </w:rPr>
+      </w:pPr>
+      <w:r>
+        <w:rPr>
+          <w:b/>
+          <w:i/>
+          <w:szCs w:val="24"/>
+          <w:u w:val="single"/>
+          <w:lang w:bidi="en-US"/>
+        </w:rPr>
+        <w:t>Dean’s Name</w:t>
+      </w:r>
+    </w:p>
+    <w:p>
+      <w:pPr>
+        <w:widowControl w:val="0"/>
+        <w:autoSpaceDE w:val="0"/>
+        <w:autoSpaceDN w:val="0"/>
+        <w:spacing w:after="0" w:line="480" w:lineRule="auto"/>
+        <w:jc w:val="right"/>
+      </w:pPr>
+      <w:r>
+        <w:rPr>
+          <w:szCs w:val="24"/>
+          <w:lang w:bidi="en-US"/>
+        </w:rPr>
+        <w:t xml:space="preserve"> (Dean</w:t>
+      </w:r>
+    </w:p>
+    <w:p>
+      <w:pPr>
         <w:pStyle w:val="Heading1"/>
-      </w:pPr>
-      <w:r>
         <w:rPr>
           <w:rFonts w:ascii="Times New Roman" w:hAnsi="Times New Roman"/>
         </w:rPr>
-        <w:br/>
-        <w:t>Abstract</w:t>
-      </w:r>
+      </w:pPr>
     </w:p>
     <w:p>
-      <w:r>
-        <w:t>India imports around 87% of its crude petroleum, yet oil-price shocks do not pass evenly through the domestic price system. This dissertation studies oil-price pass-through in India as a layered transmission process rather than as a single coefficient on the wholesale price index (WPI) or the consumer price index (CPI). The shock is traced across four points in the chain: international Brent crude in rupee terms, retail petrol prices at the pump, fuel-sensitive sub-indices of the wholesale and consumer price indices, and the two headline aggregates. Monthly data are drawn from official WPI series spliced to the 2011-12 base, Petroleum Planning and Analysis Cell (PPAC) retail fuel prices, Brent crude prices, the INR/USD exchange rate, and CPI series, with the WPI evidence covering a long historical sample from 1983 and the CPI and PPAC retail fuel evidence covering the shorter but policy-relevant post-2004 period. The main estimates use short-run asymmetric autoregressive distributed lag (ADL) models in log differences with Newey-West HAC inference, cumulative pass-through tests, and a restricted-residual circular block bootstrap with 4,999 replications for symmetry checks. Nonlinear ARDL bounds tests are reported as supplementary long-run evidence. The evidence shows a clear ordering. Retail petrol and WPI Fuel and Power respond strongly to rupee oil shocks; headline WPI responds significantly but with a much smaller coefficient; headline CPI shows only weak positive pass-through and no reliable evidence of short-run asymmetry. The pre/post-2010 WPI split is consistent with stronger pass-through after the move toward more market-linked fuel pricing, although it should be read as institutional evidence rather than a clean causal estimate of deregulation. The conclusion is that oil shocks are not absent from Indian prices; they are absorbed unevenly, with much of the shock diluted before it reaches headline consumer inflation.</w:t>
-      </w:r>
-    </w:p>
-    <w:p>
+      <w:pPr>
+        <w:spacing w:after="200" w:line="276" w:lineRule="auto"/>
+        <w:jc w:val="left"/>
+        <w:rPr>
+          <w:rFonts w:eastAsiaTheme="majorEastAsia" w:cstheme="majorBidi"/>
+          <w:b/>
+          <w:bCs/>
+          <w:color w:val="000000"/>
+          <w:sz w:val="40"/>
+          <w:szCs w:val="28"/>
+        </w:rPr>
+      </w:pPr>
       <w:r>
         <w:br w:type="page"/>
       </w:r>
@@ -33,6 +1976,3045 @@
           <w:rFonts w:ascii="Times New Roman" w:hAnsi="Times New Roman"/>
         </w:rPr>
         <w:lastRenderedPageBreak/>
+        <w:br/>
+      </w:r>
+      <w:bookmarkStart w:id="4" w:name="_Toc228196686"/>
+      <w:r>
+        <w:rPr>
+          <w:rFonts w:ascii="Times New Roman" w:hAnsi="Times New Roman"/>
+        </w:rPr>
+        <w:t>Abstract</w:t>
+      </w:r>
+      <w:bookmarkEnd w:id="4"/>
+    </w:p>
+    <w:p>
+      <w:r>
+        <w:t>India imports around 87% of its crude petroleum, yet oil-price shocks do not pass evenly through the domestic price system. This dissertation studies oil-price pass-through in India as a layered transmission process rather than as a single coefficient on the wholesale price index (WPI) or the consumer price index (CPI). The shock is traced across four points in the chain: international Brent crude in rupee terms, retail petrol prices at the pump, fuel-sensitive sub-indices of the wholesale and consumer price indices, and the two headline aggregates. Monthly data are drawn from official WPI series spliced to the 2011-12 base, Petroleum Planning and Analysis Cell (PPAC) retail fuel prices, Brent crude prices, the INR/USD exchange rate, and CPI series, with the WPI evidence covering a long historical sample from 1983 and the CPI and PPAC retail fuel evidence covering the shorter but policy-relevant post-2004 period. The main estimates use short-run asymmetric autoregressive distributed lag (ADL) models in log differences with Newey-West HAC inference, cumulative pass-through tests, and a restricted-residual circular block bootstrap with 4,999 replications for symmetry checks. Nonlinear ARDL bounds tests are reported as supplementary long-run evidence. The evidence shows a clear ordering. Retail petrol and WPI Fuel and Power respond strongly to rupee oil shocks; headline WPI responds significantly but with a much smaller coefficient; headline CPI shows only weak positive pass-through and no reliable evidence of short-run asymmetry. The pre/post-2010 WPI split is consistent with stronger pass-through after the move toward more market-linked fuel pricing, although it should be read as institutional evidence rather than a clean causal estimate of deregulation. The conclusion is that oil shocks are not absent from Indian prices; they are absorbed unevenly, with much of the shock diluted before it reaches headline consumer inflation.</w:t>
+      </w:r>
+    </w:p>
+    <w:p>
+      <w:pPr>
+        <w:spacing w:after="200" w:line="276" w:lineRule="auto"/>
+        <w:jc w:val="left"/>
+      </w:pPr>
+      <w:r>
+        <w:br w:type="page"/>
+      </w:r>
+      <w:r>
+        <w:lastRenderedPageBreak/>
+        <w:br w:type="page"/>
+      </w:r>
+    </w:p>
+    <w:sdt>
+      <w:sdtPr>
+        <w:id w:val="1727494223"/>
+        <w:docPartObj>
+          <w:docPartGallery w:val="Table of Contents"/>
+          <w:docPartUnique/>
+        </w:docPartObj>
+      </w:sdtPr>
+      <w:sdtEndPr>
+        <w:rPr>
+          <w:rFonts w:ascii="Times New Roman" w:eastAsia="Times New Roman" w:hAnsi="Times New Roman" w:cs="Times New Roman"/>
+          <w:noProof/>
+          <w:color w:val="auto"/>
+          <w:sz w:val="24"/>
+          <w:szCs w:val="22"/>
+        </w:rPr>
+      </w:sdtEndPr>
+      <w:sdtContent>
+        <w:p>
+          <w:pPr>
+            <w:pStyle w:val="TOCHeading"/>
+          </w:pPr>
+          <w:r>
+            <w:t>Table of Contents</w:t>
+          </w:r>
+        </w:p>
+        <w:p>
+          <w:pPr>
+            <w:pStyle w:val="TOC1"/>
+            <w:tabs>
+              <w:tab w:val="right" w:leader="dot" w:pos="8449"/>
+            </w:tabs>
+            <w:rPr>
+              <w:rFonts w:eastAsiaTheme="minorEastAsia" w:cs="Mangal"/>
+              <w:b w:val="0"/>
+              <w:bCs w:val="0"/>
+              <w:i w:val="0"/>
+              <w:iCs w:val="0"/>
+              <w:noProof/>
+              <w:kern w:val="2"/>
+              <w:szCs w:val="21"/>
+              <w:lang w:bidi="hi-IN"/>
+              <w14:ligatures w14:val="standardContextual"/>
+            </w:rPr>
+          </w:pPr>
+          <w:r>
+            <w:rPr>
+              <w:b w:val="0"/>
+              <w:bCs w:val="0"/>
+            </w:rPr>
+            <w:fldChar w:fldCharType="begin"/>
+          </w:r>
+          <w:r>
+            <w:instrText xml:space="preserve"> TOC \o "1-3" \h \z \u </w:instrText>
+          </w:r>
+          <w:r>
+            <w:rPr>
+              <w:b w:val="0"/>
+              <w:bCs w:val="0"/>
+            </w:rPr>
+            <w:fldChar w:fldCharType="separate"/>
+          </w:r>
+          <w:hyperlink w:anchor="_Toc228196686" w:history="1">
+            <w:r>
+              <w:rPr>
+                <w:rStyle w:val="Hyperlink"/>
+                <w:rFonts w:ascii="Times New Roman" w:hAnsi="Times New Roman"/>
+                <w:noProof/>
+              </w:rPr>
+              <w:t>Abstract</w:t>
+            </w:r>
+            <w:r>
+              <w:rPr>
+                <w:noProof/>
+                <w:webHidden/>
+              </w:rPr>
+              <w:tab/>
+            </w:r>
+            <w:r>
+              <w:rPr>
+                <w:noProof/>
+                <w:webHidden/>
+              </w:rPr>
+              <w:fldChar w:fldCharType="begin"/>
+            </w:r>
+            <w:r>
+              <w:rPr>
+                <w:noProof/>
+                <w:webHidden/>
+              </w:rPr>
+              <w:instrText xml:space="preserve"> PAGEREF _Toc228196686 \h </w:instrText>
+            </w:r>
+            <w:r>
+              <w:rPr>
+                <w:noProof/>
+                <w:webHidden/>
+              </w:rPr>
+            </w:r>
+            <w:r>
+              <w:rPr>
+                <w:noProof/>
+                <w:webHidden/>
+              </w:rPr>
+              <w:fldChar w:fldCharType="separate"/>
+            </w:r>
+            <w:r>
+              <w:rPr>
+                <w:noProof/>
+                <w:webHidden/>
+              </w:rPr>
+              <w:t>4</w:t>
+            </w:r>
+            <w:r>
+              <w:rPr>
+                <w:noProof/>
+                <w:webHidden/>
+              </w:rPr>
+              <w:fldChar w:fldCharType="end"/>
+            </w:r>
+          </w:hyperlink>
+        </w:p>
+        <w:p>
+          <w:pPr>
+            <w:pStyle w:val="TOC1"/>
+            <w:tabs>
+              <w:tab w:val="right" w:leader="dot" w:pos="8449"/>
+            </w:tabs>
+            <w:rPr>
+              <w:rFonts w:eastAsiaTheme="minorEastAsia" w:cs="Mangal"/>
+              <w:b w:val="0"/>
+              <w:bCs w:val="0"/>
+              <w:i w:val="0"/>
+              <w:iCs w:val="0"/>
+              <w:noProof/>
+              <w:kern w:val="2"/>
+              <w:szCs w:val="21"/>
+              <w:lang w:bidi="hi-IN"/>
+              <w14:ligatures w14:val="standardContextual"/>
+            </w:rPr>
+          </w:pPr>
+          <w:hyperlink w:anchor="_Toc228196687" w:history="1">
+            <w:r>
+              <w:rPr>
+                <w:rStyle w:val="Hyperlink"/>
+                <w:rFonts w:ascii="Times New Roman" w:hAnsi="Times New Roman"/>
+                <w:noProof/>
+              </w:rPr>
+              <w:t>Chapter 1 Introduction</w:t>
+            </w:r>
+            <w:r>
+              <w:rPr>
+                <w:noProof/>
+                <w:webHidden/>
+              </w:rPr>
+              <w:tab/>
+            </w:r>
+            <w:r>
+              <w:rPr>
+                <w:noProof/>
+                <w:webHidden/>
+              </w:rPr>
+              <w:fldChar w:fldCharType="begin"/>
+            </w:r>
+            <w:r>
+              <w:rPr>
+                <w:noProof/>
+                <w:webHidden/>
+              </w:rPr>
+              <w:instrText xml:space="preserve"> PAGEREF _Toc228196687 \h </w:instrText>
+            </w:r>
+            <w:r>
+              <w:rPr>
+                <w:noProof/>
+                <w:webHidden/>
+              </w:rPr>
+            </w:r>
+            <w:r>
+              <w:rPr>
+                <w:noProof/>
+                <w:webHidden/>
+              </w:rPr>
+              <w:fldChar w:fldCharType="separate"/>
+            </w:r>
+            <w:r>
+              <w:rPr>
+                <w:noProof/>
+                <w:webHidden/>
+              </w:rPr>
+              <w:t>6</w:t>
+            </w:r>
+            <w:r>
+              <w:rPr>
+                <w:noProof/>
+                <w:webHidden/>
+              </w:rPr>
+              <w:fldChar w:fldCharType="end"/>
+            </w:r>
+          </w:hyperlink>
+        </w:p>
+        <w:p>
+          <w:pPr>
+            <w:pStyle w:val="TOC2"/>
+            <w:tabs>
+              <w:tab w:val="right" w:leader="dot" w:pos="8449"/>
+            </w:tabs>
+            <w:rPr>
+              <w:rFonts w:eastAsiaTheme="minorEastAsia" w:cs="Mangal"/>
+              <w:i/>
+              <w:iCs/>
+              <w:noProof/>
+              <w:kern w:val="2"/>
+              <w:sz w:val="24"/>
+              <w:szCs w:val="21"/>
+              <w:lang w:bidi="hi-IN"/>
+              <w14:ligatures w14:val="standardContextual"/>
+            </w:rPr>
+          </w:pPr>
+          <w:hyperlink w:anchor="_Toc228196688" w:history="1">
+            <w:r>
+              <w:rPr>
+                <w:rStyle w:val="Hyperlink"/>
+                <w:rFonts w:ascii="Times New Roman" w:hAnsi="Times New Roman"/>
+                <w:noProof/>
+              </w:rPr>
+              <w:t>1.1 Motivation and Empirical Puzzle</w:t>
+            </w:r>
+            <w:r>
+              <w:rPr>
+                <w:noProof/>
+                <w:webHidden/>
+              </w:rPr>
+              <w:tab/>
+            </w:r>
+            <w:r>
+              <w:rPr>
+                <w:noProof/>
+                <w:webHidden/>
+              </w:rPr>
+              <w:fldChar w:fldCharType="begin"/>
+            </w:r>
+            <w:r>
+              <w:rPr>
+                <w:noProof/>
+                <w:webHidden/>
+              </w:rPr>
+              <w:instrText xml:space="preserve"> PAGEREF _Toc228196688 \h </w:instrText>
+            </w:r>
+            <w:r>
+              <w:rPr>
+                <w:noProof/>
+                <w:webHidden/>
+              </w:rPr>
+            </w:r>
+            <w:r>
+              <w:rPr>
+                <w:noProof/>
+                <w:webHidden/>
+              </w:rPr>
+              <w:fldChar w:fldCharType="separate"/>
+            </w:r>
+            <w:r>
+              <w:rPr>
+                <w:noProof/>
+                <w:webHidden/>
+              </w:rPr>
+              <w:t>6</w:t>
+            </w:r>
+            <w:r>
+              <w:rPr>
+                <w:noProof/>
+                <w:webHidden/>
+              </w:rPr>
+              <w:fldChar w:fldCharType="end"/>
+            </w:r>
+          </w:hyperlink>
+        </w:p>
+        <w:p>
+          <w:pPr>
+            <w:pStyle w:val="TOC2"/>
+            <w:tabs>
+              <w:tab w:val="right" w:leader="dot" w:pos="8449"/>
+            </w:tabs>
+            <w:rPr>
+              <w:rFonts w:eastAsiaTheme="minorEastAsia" w:cs="Mangal"/>
+              <w:i/>
+              <w:iCs/>
+              <w:noProof/>
+              <w:kern w:val="2"/>
+              <w:sz w:val="24"/>
+              <w:szCs w:val="21"/>
+              <w:lang w:bidi="hi-IN"/>
+              <w14:ligatures w14:val="standardContextual"/>
+            </w:rPr>
+          </w:pPr>
+          <w:hyperlink w:anchor="_Toc228196689" w:history="1">
+            <w:r>
+              <w:rPr>
+                <w:rStyle w:val="Hyperlink"/>
+                <w:rFonts w:ascii="Times New Roman" w:hAnsi="Times New Roman"/>
+                <w:noProof/>
+              </w:rPr>
+              <w:t>1.2 Research Question and Approach</w:t>
+            </w:r>
+            <w:r>
+              <w:rPr>
+                <w:noProof/>
+                <w:webHidden/>
+              </w:rPr>
+              <w:tab/>
+            </w:r>
+            <w:r>
+              <w:rPr>
+                <w:noProof/>
+                <w:webHidden/>
+              </w:rPr>
+              <w:fldChar w:fldCharType="begin"/>
+            </w:r>
+            <w:r>
+              <w:rPr>
+                <w:noProof/>
+                <w:webHidden/>
+              </w:rPr>
+              <w:instrText xml:space="preserve"> PAGEREF _Toc228196689 \h </w:instrText>
+            </w:r>
+            <w:r>
+              <w:rPr>
+                <w:noProof/>
+                <w:webHidden/>
+              </w:rPr>
+            </w:r>
+            <w:r>
+              <w:rPr>
+                <w:noProof/>
+                <w:webHidden/>
+              </w:rPr>
+              <w:fldChar w:fldCharType="separate"/>
+            </w:r>
+            <w:r>
+              <w:rPr>
+                <w:noProof/>
+                <w:webHidden/>
+              </w:rPr>
+              <w:t>6</w:t>
+            </w:r>
+            <w:r>
+              <w:rPr>
+                <w:noProof/>
+                <w:webHidden/>
+              </w:rPr>
+              <w:fldChar w:fldCharType="end"/>
+            </w:r>
+          </w:hyperlink>
+        </w:p>
+        <w:p>
+          <w:pPr>
+            <w:pStyle w:val="TOC2"/>
+            <w:tabs>
+              <w:tab w:val="right" w:leader="dot" w:pos="8449"/>
+            </w:tabs>
+            <w:rPr>
+              <w:rFonts w:eastAsiaTheme="minorEastAsia" w:cs="Mangal"/>
+              <w:i/>
+              <w:iCs/>
+              <w:noProof/>
+              <w:kern w:val="2"/>
+              <w:sz w:val="24"/>
+              <w:szCs w:val="21"/>
+              <w:lang w:bidi="hi-IN"/>
+              <w14:ligatures w14:val="standardContextual"/>
+            </w:rPr>
+          </w:pPr>
+          <w:hyperlink w:anchor="_Toc228196690" w:history="1">
+            <w:r>
+              <w:rPr>
+                <w:rStyle w:val="Hyperlink"/>
+                <w:rFonts w:ascii="Times New Roman" w:hAnsi="Times New Roman"/>
+                <w:noProof/>
+              </w:rPr>
+              <w:t>1.3 Main Findings</w:t>
+            </w:r>
+            <w:r>
+              <w:rPr>
+                <w:noProof/>
+                <w:webHidden/>
+              </w:rPr>
+              <w:tab/>
+            </w:r>
+            <w:r>
+              <w:rPr>
+                <w:noProof/>
+                <w:webHidden/>
+              </w:rPr>
+              <w:fldChar w:fldCharType="begin"/>
+            </w:r>
+            <w:r>
+              <w:rPr>
+                <w:noProof/>
+                <w:webHidden/>
+              </w:rPr>
+              <w:instrText xml:space="preserve"> PAGEREF _Toc228196690 \h </w:instrText>
+            </w:r>
+            <w:r>
+              <w:rPr>
+                <w:noProof/>
+                <w:webHidden/>
+              </w:rPr>
+            </w:r>
+            <w:r>
+              <w:rPr>
+                <w:noProof/>
+                <w:webHidden/>
+              </w:rPr>
+              <w:fldChar w:fldCharType="separate"/>
+            </w:r>
+            <w:r>
+              <w:rPr>
+                <w:noProof/>
+                <w:webHidden/>
+              </w:rPr>
+              <w:t>7</w:t>
+            </w:r>
+            <w:r>
+              <w:rPr>
+                <w:noProof/>
+                <w:webHidden/>
+              </w:rPr>
+              <w:fldChar w:fldCharType="end"/>
+            </w:r>
+          </w:hyperlink>
+        </w:p>
+        <w:p>
+          <w:pPr>
+            <w:pStyle w:val="TOC2"/>
+            <w:tabs>
+              <w:tab w:val="right" w:leader="dot" w:pos="8449"/>
+            </w:tabs>
+            <w:rPr>
+              <w:rFonts w:eastAsiaTheme="minorEastAsia" w:cs="Mangal"/>
+              <w:i/>
+              <w:iCs/>
+              <w:noProof/>
+              <w:kern w:val="2"/>
+              <w:sz w:val="24"/>
+              <w:szCs w:val="21"/>
+              <w:lang w:bidi="hi-IN"/>
+              <w14:ligatures w14:val="standardContextual"/>
+            </w:rPr>
+          </w:pPr>
+          <w:hyperlink w:anchor="_Toc228196691" w:history="1">
+            <w:r>
+              <w:rPr>
+                <w:rStyle w:val="Hyperlink"/>
+                <w:rFonts w:ascii="Times New Roman" w:hAnsi="Times New Roman"/>
+                <w:noProof/>
+              </w:rPr>
+              <w:t>1.4 Why the Question Matters for Policy</w:t>
+            </w:r>
+            <w:r>
+              <w:rPr>
+                <w:noProof/>
+                <w:webHidden/>
+              </w:rPr>
+              <w:tab/>
+            </w:r>
+            <w:r>
+              <w:rPr>
+                <w:noProof/>
+                <w:webHidden/>
+              </w:rPr>
+              <w:fldChar w:fldCharType="begin"/>
+            </w:r>
+            <w:r>
+              <w:rPr>
+                <w:noProof/>
+                <w:webHidden/>
+              </w:rPr>
+              <w:instrText xml:space="preserve"> PAGEREF _Toc228196691 \h </w:instrText>
+            </w:r>
+            <w:r>
+              <w:rPr>
+                <w:noProof/>
+                <w:webHidden/>
+              </w:rPr>
+            </w:r>
+            <w:r>
+              <w:rPr>
+                <w:noProof/>
+                <w:webHidden/>
+              </w:rPr>
+              <w:fldChar w:fldCharType="separate"/>
+            </w:r>
+            <w:r>
+              <w:rPr>
+                <w:noProof/>
+                <w:webHidden/>
+              </w:rPr>
+              <w:t>7</w:t>
+            </w:r>
+            <w:r>
+              <w:rPr>
+                <w:noProof/>
+                <w:webHidden/>
+              </w:rPr>
+              <w:fldChar w:fldCharType="end"/>
+            </w:r>
+          </w:hyperlink>
+        </w:p>
+        <w:p>
+          <w:pPr>
+            <w:pStyle w:val="TOC2"/>
+            <w:tabs>
+              <w:tab w:val="right" w:leader="dot" w:pos="8449"/>
+            </w:tabs>
+            <w:rPr>
+              <w:rFonts w:eastAsiaTheme="minorEastAsia" w:cs="Mangal"/>
+              <w:i/>
+              <w:iCs/>
+              <w:noProof/>
+              <w:kern w:val="2"/>
+              <w:sz w:val="24"/>
+              <w:szCs w:val="21"/>
+              <w:lang w:bidi="hi-IN"/>
+              <w14:ligatures w14:val="standardContextual"/>
+            </w:rPr>
+          </w:pPr>
+          <w:hyperlink w:anchor="_Toc228196692" w:history="1">
+            <w:r>
+              <w:rPr>
+                <w:rStyle w:val="Hyperlink"/>
+                <w:rFonts w:ascii="Times New Roman" w:hAnsi="Times New Roman"/>
+                <w:noProof/>
+              </w:rPr>
+              <w:t>1.5 Contribution and Structure</w:t>
+            </w:r>
+            <w:r>
+              <w:rPr>
+                <w:noProof/>
+                <w:webHidden/>
+              </w:rPr>
+              <w:tab/>
+            </w:r>
+            <w:r>
+              <w:rPr>
+                <w:noProof/>
+                <w:webHidden/>
+              </w:rPr>
+              <w:fldChar w:fldCharType="begin"/>
+            </w:r>
+            <w:r>
+              <w:rPr>
+                <w:noProof/>
+                <w:webHidden/>
+              </w:rPr>
+              <w:instrText xml:space="preserve"> PAGEREF _Toc228196692 \h </w:instrText>
+            </w:r>
+            <w:r>
+              <w:rPr>
+                <w:noProof/>
+                <w:webHidden/>
+              </w:rPr>
+            </w:r>
+            <w:r>
+              <w:rPr>
+                <w:noProof/>
+                <w:webHidden/>
+              </w:rPr>
+              <w:fldChar w:fldCharType="separate"/>
+            </w:r>
+            <w:r>
+              <w:rPr>
+                <w:noProof/>
+                <w:webHidden/>
+              </w:rPr>
+              <w:t>8</w:t>
+            </w:r>
+            <w:r>
+              <w:rPr>
+                <w:noProof/>
+                <w:webHidden/>
+              </w:rPr>
+              <w:fldChar w:fldCharType="end"/>
+            </w:r>
+          </w:hyperlink>
+        </w:p>
+        <w:p>
+          <w:pPr>
+            <w:pStyle w:val="TOC1"/>
+            <w:tabs>
+              <w:tab w:val="right" w:leader="dot" w:pos="8449"/>
+            </w:tabs>
+            <w:rPr>
+              <w:rFonts w:eastAsiaTheme="minorEastAsia" w:cs="Mangal"/>
+              <w:b w:val="0"/>
+              <w:bCs w:val="0"/>
+              <w:i w:val="0"/>
+              <w:iCs w:val="0"/>
+              <w:noProof/>
+              <w:kern w:val="2"/>
+              <w:szCs w:val="21"/>
+              <w:lang w:bidi="hi-IN"/>
+              <w14:ligatures w14:val="standardContextual"/>
+            </w:rPr>
+          </w:pPr>
+          <w:hyperlink w:anchor="_Toc228196693" w:history="1">
+            <w:r>
+              <w:rPr>
+                <w:rStyle w:val="Hyperlink"/>
+                <w:rFonts w:ascii="Times New Roman" w:hAnsi="Times New Roman"/>
+                <w:noProof/>
+              </w:rPr>
+              <w:t>Chapter 2 Institutional Background and Literature</w:t>
+            </w:r>
+            <w:r>
+              <w:rPr>
+                <w:noProof/>
+                <w:webHidden/>
+              </w:rPr>
+              <w:tab/>
+            </w:r>
+            <w:r>
+              <w:rPr>
+                <w:noProof/>
+                <w:webHidden/>
+              </w:rPr>
+              <w:fldChar w:fldCharType="begin"/>
+            </w:r>
+            <w:r>
+              <w:rPr>
+                <w:noProof/>
+                <w:webHidden/>
+              </w:rPr>
+              <w:instrText xml:space="preserve"> PAGEREF _Toc228196693 \h </w:instrText>
+            </w:r>
+            <w:r>
+              <w:rPr>
+                <w:noProof/>
+                <w:webHidden/>
+              </w:rPr>
+            </w:r>
+            <w:r>
+              <w:rPr>
+                <w:noProof/>
+                <w:webHidden/>
+              </w:rPr>
+              <w:fldChar w:fldCharType="separate"/>
+            </w:r>
+            <w:r>
+              <w:rPr>
+                <w:noProof/>
+                <w:webHidden/>
+              </w:rPr>
+              <w:t>9</w:t>
+            </w:r>
+            <w:r>
+              <w:rPr>
+                <w:noProof/>
+                <w:webHidden/>
+              </w:rPr>
+              <w:fldChar w:fldCharType="end"/>
+            </w:r>
+          </w:hyperlink>
+        </w:p>
+        <w:p>
+          <w:pPr>
+            <w:pStyle w:val="TOC2"/>
+            <w:tabs>
+              <w:tab w:val="right" w:leader="dot" w:pos="8449"/>
+            </w:tabs>
+            <w:rPr>
+              <w:rFonts w:eastAsiaTheme="minorEastAsia" w:cs="Mangal"/>
+              <w:i/>
+              <w:iCs/>
+              <w:noProof/>
+              <w:kern w:val="2"/>
+              <w:sz w:val="24"/>
+              <w:szCs w:val="21"/>
+              <w:lang w:bidi="hi-IN"/>
+              <w14:ligatures w14:val="standardContextual"/>
+            </w:rPr>
+          </w:pPr>
+          <w:hyperlink w:anchor="_Toc228196694" w:history="1">
+            <w:r>
+              <w:rPr>
+                <w:rStyle w:val="Hyperlink"/>
+                <w:rFonts w:ascii="Times New Roman" w:hAnsi="Times New Roman"/>
+                <w:noProof/>
+              </w:rPr>
+              <w:t>2.1 India's Oil Pricing and Inflation Context</w:t>
+            </w:r>
+            <w:r>
+              <w:rPr>
+                <w:noProof/>
+                <w:webHidden/>
+              </w:rPr>
+              <w:tab/>
+            </w:r>
+            <w:r>
+              <w:rPr>
+                <w:noProof/>
+                <w:webHidden/>
+              </w:rPr>
+              <w:fldChar w:fldCharType="begin"/>
+            </w:r>
+            <w:r>
+              <w:rPr>
+                <w:noProof/>
+                <w:webHidden/>
+              </w:rPr>
+              <w:instrText xml:space="preserve"> PAGEREF _Toc228196694 \h </w:instrText>
+            </w:r>
+            <w:r>
+              <w:rPr>
+                <w:noProof/>
+                <w:webHidden/>
+              </w:rPr>
+            </w:r>
+            <w:r>
+              <w:rPr>
+                <w:noProof/>
+                <w:webHidden/>
+              </w:rPr>
+              <w:fldChar w:fldCharType="separate"/>
+            </w:r>
+            <w:r>
+              <w:rPr>
+                <w:noProof/>
+                <w:webHidden/>
+              </w:rPr>
+              <w:t>9</w:t>
+            </w:r>
+            <w:r>
+              <w:rPr>
+                <w:noProof/>
+                <w:webHidden/>
+              </w:rPr>
+              <w:fldChar w:fldCharType="end"/>
+            </w:r>
+          </w:hyperlink>
+        </w:p>
+        <w:p>
+          <w:pPr>
+            <w:pStyle w:val="TOC2"/>
+            <w:tabs>
+              <w:tab w:val="right" w:leader="dot" w:pos="8449"/>
+            </w:tabs>
+            <w:rPr>
+              <w:rFonts w:eastAsiaTheme="minorEastAsia" w:cs="Mangal"/>
+              <w:i/>
+              <w:iCs/>
+              <w:noProof/>
+              <w:kern w:val="2"/>
+              <w:sz w:val="24"/>
+              <w:szCs w:val="21"/>
+              <w:lang w:bidi="hi-IN"/>
+              <w14:ligatures w14:val="standardContextual"/>
+            </w:rPr>
+          </w:pPr>
+          <w:hyperlink w:anchor="_Toc228196695" w:history="1">
+            <w:r>
+              <w:rPr>
+                <w:rStyle w:val="Hyperlink"/>
+                <w:rFonts w:ascii="Times New Roman" w:hAnsi="Times New Roman"/>
+                <w:noProof/>
+              </w:rPr>
+              <w:t>2.2 What Existing Studies Already Show</w:t>
+            </w:r>
+            <w:r>
+              <w:rPr>
+                <w:noProof/>
+                <w:webHidden/>
+              </w:rPr>
+              <w:tab/>
+            </w:r>
+            <w:r>
+              <w:rPr>
+                <w:noProof/>
+                <w:webHidden/>
+              </w:rPr>
+              <w:fldChar w:fldCharType="begin"/>
+            </w:r>
+            <w:r>
+              <w:rPr>
+                <w:noProof/>
+                <w:webHidden/>
+              </w:rPr>
+              <w:instrText xml:space="preserve"> PAGEREF _Toc228196695 \h </w:instrText>
+            </w:r>
+            <w:r>
+              <w:rPr>
+                <w:noProof/>
+                <w:webHidden/>
+              </w:rPr>
+            </w:r>
+            <w:r>
+              <w:rPr>
+                <w:noProof/>
+                <w:webHidden/>
+              </w:rPr>
+              <w:fldChar w:fldCharType="separate"/>
+            </w:r>
+            <w:r>
+              <w:rPr>
+                <w:noProof/>
+                <w:webHidden/>
+              </w:rPr>
+              <w:t>10</w:t>
+            </w:r>
+            <w:r>
+              <w:rPr>
+                <w:noProof/>
+                <w:webHidden/>
+              </w:rPr>
+              <w:fldChar w:fldCharType="end"/>
+            </w:r>
+          </w:hyperlink>
+        </w:p>
+        <w:p>
+          <w:pPr>
+            <w:pStyle w:val="TOC2"/>
+            <w:tabs>
+              <w:tab w:val="right" w:leader="dot" w:pos="8449"/>
+            </w:tabs>
+            <w:rPr>
+              <w:rFonts w:eastAsiaTheme="minorEastAsia" w:cs="Mangal"/>
+              <w:i/>
+              <w:iCs/>
+              <w:noProof/>
+              <w:kern w:val="2"/>
+              <w:sz w:val="24"/>
+              <w:szCs w:val="21"/>
+              <w:lang w:bidi="hi-IN"/>
+              <w14:ligatures w14:val="standardContextual"/>
+            </w:rPr>
+          </w:pPr>
+          <w:hyperlink w:anchor="_Toc228196696" w:history="1">
+            <w:r>
+              <w:rPr>
+                <w:rStyle w:val="Hyperlink"/>
+                <w:rFonts w:ascii="Times New Roman" w:hAnsi="Times New Roman"/>
+                <w:noProof/>
+              </w:rPr>
+              <w:t>2.3 Gap and Hypotheses</w:t>
+            </w:r>
+            <w:r>
+              <w:rPr>
+                <w:noProof/>
+                <w:webHidden/>
+              </w:rPr>
+              <w:tab/>
+            </w:r>
+            <w:r>
+              <w:rPr>
+                <w:noProof/>
+                <w:webHidden/>
+              </w:rPr>
+              <w:fldChar w:fldCharType="begin"/>
+            </w:r>
+            <w:r>
+              <w:rPr>
+                <w:noProof/>
+                <w:webHidden/>
+              </w:rPr>
+              <w:instrText xml:space="preserve"> PAGEREF _Toc228196696 \h </w:instrText>
+            </w:r>
+            <w:r>
+              <w:rPr>
+                <w:noProof/>
+                <w:webHidden/>
+              </w:rPr>
+            </w:r>
+            <w:r>
+              <w:rPr>
+                <w:noProof/>
+                <w:webHidden/>
+              </w:rPr>
+              <w:fldChar w:fldCharType="separate"/>
+            </w:r>
+            <w:r>
+              <w:rPr>
+                <w:noProof/>
+                <w:webHidden/>
+              </w:rPr>
+              <w:t>11</w:t>
+            </w:r>
+            <w:r>
+              <w:rPr>
+                <w:noProof/>
+                <w:webHidden/>
+              </w:rPr>
+              <w:fldChar w:fldCharType="end"/>
+            </w:r>
+          </w:hyperlink>
+        </w:p>
+        <w:p>
+          <w:pPr>
+            <w:pStyle w:val="TOC1"/>
+            <w:tabs>
+              <w:tab w:val="right" w:leader="dot" w:pos="8449"/>
+            </w:tabs>
+            <w:rPr>
+              <w:rFonts w:eastAsiaTheme="minorEastAsia" w:cs="Mangal"/>
+              <w:b w:val="0"/>
+              <w:bCs w:val="0"/>
+              <w:i w:val="0"/>
+              <w:iCs w:val="0"/>
+              <w:noProof/>
+              <w:kern w:val="2"/>
+              <w:szCs w:val="21"/>
+              <w:lang w:bidi="hi-IN"/>
+              <w14:ligatures w14:val="standardContextual"/>
+            </w:rPr>
+          </w:pPr>
+          <w:hyperlink w:anchor="_Toc228196697" w:history="1">
+            <w:r>
+              <w:rPr>
+                <w:rStyle w:val="Hyperlink"/>
+                <w:rFonts w:ascii="Times New Roman" w:hAnsi="Times New Roman"/>
+                <w:noProof/>
+              </w:rPr>
+              <w:t>Chapter 3 Data and Variables</w:t>
+            </w:r>
+            <w:r>
+              <w:rPr>
+                <w:noProof/>
+                <w:webHidden/>
+              </w:rPr>
+              <w:tab/>
+            </w:r>
+            <w:r>
+              <w:rPr>
+                <w:noProof/>
+                <w:webHidden/>
+              </w:rPr>
+              <w:fldChar w:fldCharType="begin"/>
+            </w:r>
+            <w:r>
+              <w:rPr>
+                <w:noProof/>
+                <w:webHidden/>
+              </w:rPr>
+              <w:instrText xml:space="preserve"> PAGEREF _Toc228196697 \h </w:instrText>
+            </w:r>
+            <w:r>
+              <w:rPr>
+                <w:noProof/>
+                <w:webHidden/>
+              </w:rPr>
+            </w:r>
+            <w:r>
+              <w:rPr>
+                <w:noProof/>
+                <w:webHidden/>
+              </w:rPr>
+              <w:fldChar w:fldCharType="separate"/>
+            </w:r>
+            <w:r>
+              <w:rPr>
+                <w:noProof/>
+                <w:webHidden/>
+              </w:rPr>
+              <w:t>12</w:t>
+            </w:r>
+            <w:r>
+              <w:rPr>
+                <w:noProof/>
+                <w:webHidden/>
+              </w:rPr>
+              <w:fldChar w:fldCharType="end"/>
+            </w:r>
+          </w:hyperlink>
+        </w:p>
+        <w:p>
+          <w:pPr>
+            <w:pStyle w:val="TOC2"/>
+            <w:tabs>
+              <w:tab w:val="right" w:leader="dot" w:pos="8449"/>
+            </w:tabs>
+            <w:rPr>
+              <w:rFonts w:eastAsiaTheme="minorEastAsia" w:cs="Mangal"/>
+              <w:i/>
+              <w:iCs/>
+              <w:noProof/>
+              <w:kern w:val="2"/>
+              <w:sz w:val="24"/>
+              <w:szCs w:val="21"/>
+              <w:lang w:bidi="hi-IN"/>
+              <w14:ligatures w14:val="standardContextual"/>
+            </w:rPr>
+          </w:pPr>
+          <w:hyperlink w:anchor="_Toc228196698" w:history="1">
+            <w:r>
+              <w:rPr>
+                <w:rStyle w:val="Hyperlink"/>
+                <w:rFonts w:ascii="Times New Roman" w:hAnsi="Times New Roman"/>
+                <w:noProof/>
+              </w:rPr>
+              <w:t>3.1 Data Sources</w:t>
+            </w:r>
+            <w:r>
+              <w:rPr>
+                <w:noProof/>
+                <w:webHidden/>
+              </w:rPr>
+              <w:tab/>
+            </w:r>
+            <w:r>
+              <w:rPr>
+                <w:noProof/>
+                <w:webHidden/>
+              </w:rPr>
+              <w:fldChar w:fldCharType="begin"/>
+            </w:r>
+            <w:r>
+              <w:rPr>
+                <w:noProof/>
+                <w:webHidden/>
+              </w:rPr>
+              <w:instrText xml:space="preserve"> PAGEREF _Toc228196698 \h </w:instrText>
+            </w:r>
+            <w:r>
+              <w:rPr>
+                <w:noProof/>
+                <w:webHidden/>
+              </w:rPr>
+            </w:r>
+            <w:r>
+              <w:rPr>
+                <w:noProof/>
+                <w:webHidden/>
+              </w:rPr>
+              <w:fldChar w:fldCharType="separate"/>
+            </w:r>
+            <w:r>
+              <w:rPr>
+                <w:noProof/>
+                <w:webHidden/>
+              </w:rPr>
+              <w:t>12</w:t>
+            </w:r>
+            <w:r>
+              <w:rPr>
+                <w:noProof/>
+                <w:webHidden/>
+              </w:rPr>
+              <w:fldChar w:fldCharType="end"/>
+            </w:r>
+          </w:hyperlink>
+        </w:p>
+        <w:p>
+          <w:pPr>
+            <w:pStyle w:val="TOC2"/>
+            <w:tabs>
+              <w:tab w:val="right" w:leader="dot" w:pos="8449"/>
+            </w:tabs>
+            <w:rPr>
+              <w:rFonts w:eastAsiaTheme="minorEastAsia" w:cs="Mangal"/>
+              <w:i/>
+              <w:iCs/>
+              <w:noProof/>
+              <w:kern w:val="2"/>
+              <w:sz w:val="24"/>
+              <w:szCs w:val="21"/>
+              <w:lang w:bidi="hi-IN"/>
+              <w14:ligatures w14:val="standardContextual"/>
+            </w:rPr>
+          </w:pPr>
+          <w:hyperlink w:anchor="_Toc228196699" w:history="1">
+            <w:r>
+              <w:rPr>
+                <w:rStyle w:val="Hyperlink"/>
+                <w:rFonts w:ascii="Times New Roman" w:hAnsi="Times New Roman"/>
+                <w:noProof/>
+              </w:rPr>
+              <w:t>3.2 Main Variables and Transformations</w:t>
+            </w:r>
+            <w:r>
+              <w:rPr>
+                <w:noProof/>
+                <w:webHidden/>
+              </w:rPr>
+              <w:tab/>
+            </w:r>
+            <w:r>
+              <w:rPr>
+                <w:noProof/>
+                <w:webHidden/>
+              </w:rPr>
+              <w:fldChar w:fldCharType="begin"/>
+            </w:r>
+            <w:r>
+              <w:rPr>
+                <w:noProof/>
+                <w:webHidden/>
+              </w:rPr>
+              <w:instrText xml:space="preserve"> PAGEREF _Toc228196699 \h </w:instrText>
+            </w:r>
+            <w:r>
+              <w:rPr>
+                <w:noProof/>
+                <w:webHidden/>
+              </w:rPr>
+            </w:r>
+            <w:r>
+              <w:rPr>
+                <w:noProof/>
+                <w:webHidden/>
+              </w:rPr>
+              <w:fldChar w:fldCharType="separate"/>
+            </w:r>
+            <w:r>
+              <w:rPr>
+                <w:noProof/>
+                <w:webHidden/>
+              </w:rPr>
+              <w:t>12</w:t>
+            </w:r>
+            <w:r>
+              <w:rPr>
+                <w:noProof/>
+                <w:webHidden/>
+              </w:rPr>
+              <w:fldChar w:fldCharType="end"/>
+            </w:r>
+          </w:hyperlink>
+        </w:p>
+        <w:p>
+          <w:pPr>
+            <w:pStyle w:val="TOC2"/>
+            <w:tabs>
+              <w:tab w:val="right" w:leader="dot" w:pos="8449"/>
+            </w:tabs>
+            <w:rPr>
+              <w:rFonts w:eastAsiaTheme="minorEastAsia" w:cs="Mangal"/>
+              <w:i/>
+              <w:iCs/>
+              <w:noProof/>
+              <w:kern w:val="2"/>
+              <w:sz w:val="24"/>
+              <w:szCs w:val="21"/>
+              <w:lang w:bidi="hi-IN"/>
+              <w14:ligatures w14:val="standardContextual"/>
+            </w:rPr>
+          </w:pPr>
+          <w:hyperlink w:anchor="_Toc228196700" w:history="1">
+            <w:r>
+              <w:rPr>
+                <w:rStyle w:val="Hyperlink"/>
+                <w:rFonts w:ascii="Times New Roman" w:hAnsi="Times New Roman"/>
+                <w:noProof/>
+              </w:rPr>
+              <w:t>3.3 Splice and Chaining of the WPI Series</w:t>
+            </w:r>
+            <w:r>
+              <w:rPr>
+                <w:noProof/>
+                <w:webHidden/>
+              </w:rPr>
+              <w:tab/>
+            </w:r>
+            <w:r>
+              <w:rPr>
+                <w:noProof/>
+                <w:webHidden/>
+              </w:rPr>
+              <w:fldChar w:fldCharType="begin"/>
+            </w:r>
+            <w:r>
+              <w:rPr>
+                <w:noProof/>
+                <w:webHidden/>
+              </w:rPr>
+              <w:instrText xml:space="preserve"> PAGEREF _Toc228196700 \h </w:instrText>
+            </w:r>
+            <w:r>
+              <w:rPr>
+                <w:noProof/>
+                <w:webHidden/>
+              </w:rPr>
+            </w:r>
+            <w:r>
+              <w:rPr>
+                <w:noProof/>
+                <w:webHidden/>
+              </w:rPr>
+              <w:fldChar w:fldCharType="separate"/>
+            </w:r>
+            <w:r>
+              <w:rPr>
+                <w:noProof/>
+                <w:webHidden/>
+              </w:rPr>
+              <w:t>13</w:t>
+            </w:r>
+            <w:r>
+              <w:rPr>
+                <w:noProof/>
+                <w:webHidden/>
+              </w:rPr>
+              <w:fldChar w:fldCharType="end"/>
+            </w:r>
+          </w:hyperlink>
+        </w:p>
+        <w:p>
+          <w:pPr>
+            <w:pStyle w:val="TOC2"/>
+            <w:tabs>
+              <w:tab w:val="right" w:leader="dot" w:pos="8449"/>
+            </w:tabs>
+            <w:rPr>
+              <w:rFonts w:eastAsiaTheme="minorEastAsia" w:cs="Mangal"/>
+              <w:i/>
+              <w:iCs/>
+              <w:noProof/>
+              <w:kern w:val="2"/>
+              <w:sz w:val="24"/>
+              <w:szCs w:val="21"/>
+              <w:lang w:bidi="hi-IN"/>
+              <w14:ligatures w14:val="standardContextual"/>
+            </w:rPr>
+          </w:pPr>
+          <w:hyperlink w:anchor="_Toc228196701" w:history="1">
+            <w:r>
+              <w:rPr>
+                <w:rStyle w:val="Hyperlink"/>
+                <w:rFonts w:ascii="Times New Roman" w:hAnsi="Times New Roman"/>
+                <w:noProof/>
+              </w:rPr>
+              <w:t>3.4 Descriptive Patterns</w:t>
+            </w:r>
+            <w:r>
+              <w:rPr>
+                <w:noProof/>
+                <w:webHidden/>
+              </w:rPr>
+              <w:tab/>
+            </w:r>
+            <w:r>
+              <w:rPr>
+                <w:noProof/>
+                <w:webHidden/>
+              </w:rPr>
+              <w:fldChar w:fldCharType="begin"/>
+            </w:r>
+            <w:r>
+              <w:rPr>
+                <w:noProof/>
+                <w:webHidden/>
+              </w:rPr>
+              <w:instrText xml:space="preserve"> PAGEREF _Toc228196701 \h </w:instrText>
+            </w:r>
+            <w:r>
+              <w:rPr>
+                <w:noProof/>
+                <w:webHidden/>
+              </w:rPr>
+            </w:r>
+            <w:r>
+              <w:rPr>
+                <w:noProof/>
+                <w:webHidden/>
+              </w:rPr>
+              <w:fldChar w:fldCharType="separate"/>
+            </w:r>
+            <w:r>
+              <w:rPr>
+                <w:noProof/>
+                <w:webHidden/>
+              </w:rPr>
+              <w:t>14</w:t>
+            </w:r>
+            <w:r>
+              <w:rPr>
+                <w:noProof/>
+                <w:webHidden/>
+              </w:rPr>
+              <w:fldChar w:fldCharType="end"/>
+            </w:r>
+          </w:hyperlink>
+        </w:p>
+        <w:p>
+          <w:pPr>
+            <w:pStyle w:val="TOC2"/>
+            <w:tabs>
+              <w:tab w:val="right" w:leader="dot" w:pos="8449"/>
+            </w:tabs>
+            <w:rPr>
+              <w:rFonts w:eastAsiaTheme="minorEastAsia" w:cs="Mangal"/>
+              <w:i/>
+              <w:iCs/>
+              <w:noProof/>
+              <w:kern w:val="2"/>
+              <w:sz w:val="24"/>
+              <w:szCs w:val="21"/>
+              <w:lang w:bidi="hi-IN"/>
+              <w14:ligatures w14:val="standardContextual"/>
+            </w:rPr>
+          </w:pPr>
+          <w:hyperlink w:anchor="_Toc228196702" w:history="1">
+            <w:r>
+              <w:rPr>
+                <w:rStyle w:val="Hyperlink"/>
+                <w:rFonts w:ascii="Times New Roman" w:hAnsi="Times New Roman"/>
+                <w:noProof/>
+              </w:rPr>
+              <w:t>3.5 Data Table and Model Specifications</w:t>
+            </w:r>
+            <w:r>
+              <w:rPr>
+                <w:noProof/>
+                <w:webHidden/>
+              </w:rPr>
+              <w:tab/>
+            </w:r>
+            <w:r>
+              <w:rPr>
+                <w:noProof/>
+                <w:webHidden/>
+              </w:rPr>
+              <w:fldChar w:fldCharType="begin"/>
+            </w:r>
+            <w:r>
+              <w:rPr>
+                <w:noProof/>
+                <w:webHidden/>
+              </w:rPr>
+              <w:instrText xml:space="preserve"> PAGEREF _Toc228196702 \h </w:instrText>
+            </w:r>
+            <w:r>
+              <w:rPr>
+                <w:noProof/>
+                <w:webHidden/>
+              </w:rPr>
+            </w:r>
+            <w:r>
+              <w:rPr>
+                <w:noProof/>
+                <w:webHidden/>
+              </w:rPr>
+              <w:fldChar w:fldCharType="separate"/>
+            </w:r>
+            <w:r>
+              <w:rPr>
+                <w:noProof/>
+                <w:webHidden/>
+              </w:rPr>
+              <w:t>14</w:t>
+            </w:r>
+            <w:r>
+              <w:rPr>
+                <w:noProof/>
+                <w:webHidden/>
+              </w:rPr>
+              <w:fldChar w:fldCharType="end"/>
+            </w:r>
+          </w:hyperlink>
+        </w:p>
+        <w:p>
+          <w:pPr>
+            <w:pStyle w:val="TOC1"/>
+            <w:tabs>
+              <w:tab w:val="right" w:leader="dot" w:pos="8449"/>
+            </w:tabs>
+            <w:rPr>
+              <w:rFonts w:eastAsiaTheme="minorEastAsia" w:cs="Mangal"/>
+              <w:b w:val="0"/>
+              <w:bCs w:val="0"/>
+              <w:i w:val="0"/>
+              <w:iCs w:val="0"/>
+              <w:noProof/>
+              <w:kern w:val="2"/>
+              <w:szCs w:val="21"/>
+              <w:lang w:bidi="hi-IN"/>
+              <w14:ligatures w14:val="standardContextual"/>
+            </w:rPr>
+          </w:pPr>
+          <w:hyperlink w:anchor="_Toc228196703" w:history="1">
+            <w:r>
+              <w:rPr>
+                <w:rStyle w:val="Hyperlink"/>
+                <w:rFonts w:ascii="Times New Roman" w:hAnsi="Times New Roman"/>
+                <w:noProof/>
+              </w:rPr>
+              <w:t>Chapter 4 Empirical Methodology</w:t>
+            </w:r>
+            <w:r>
+              <w:rPr>
+                <w:noProof/>
+                <w:webHidden/>
+              </w:rPr>
+              <w:tab/>
+            </w:r>
+            <w:r>
+              <w:rPr>
+                <w:noProof/>
+                <w:webHidden/>
+              </w:rPr>
+              <w:fldChar w:fldCharType="begin"/>
+            </w:r>
+            <w:r>
+              <w:rPr>
+                <w:noProof/>
+                <w:webHidden/>
+              </w:rPr>
+              <w:instrText xml:space="preserve"> PAGEREF _Toc228196703 \h </w:instrText>
+            </w:r>
+            <w:r>
+              <w:rPr>
+                <w:noProof/>
+                <w:webHidden/>
+              </w:rPr>
+            </w:r>
+            <w:r>
+              <w:rPr>
+                <w:noProof/>
+                <w:webHidden/>
+              </w:rPr>
+              <w:fldChar w:fldCharType="separate"/>
+            </w:r>
+            <w:r>
+              <w:rPr>
+                <w:noProof/>
+                <w:webHidden/>
+              </w:rPr>
+              <w:t>16</w:t>
+            </w:r>
+            <w:r>
+              <w:rPr>
+                <w:noProof/>
+                <w:webHidden/>
+              </w:rPr>
+              <w:fldChar w:fldCharType="end"/>
+            </w:r>
+          </w:hyperlink>
+        </w:p>
+        <w:p>
+          <w:pPr>
+            <w:pStyle w:val="TOC2"/>
+            <w:tabs>
+              <w:tab w:val="right" w:leader="dot" w:pos="8449"/>
+            </w:tabs>
+            <w:rPr>
+              <w:rFonts w:eastAsiaTheme="minorEastAsia" w:cs="Mangal"/>
+              <w:i/>
+              <w:iCs/>
+              <w:noProof/>
+              <w:kern w:val="2"/>
+              <w:sz w:val="24"/>
+              <w:szCs w:val="21"/>
+              <w:lang w:bidi="hi-IN"/>
+              <w14:ligatures w14:val="standardContextual"/>
+            </w:rPr>
+          </w:pPr>
+          <w:hyperlink w:anchor="_Toc228196704" w:history="1">
+            <w:r>
+              <w:rPr>
+                <w:rStyle w:val="Hyperlink"/>
+                <w:rFonts w:ascii="Times New Roman" w:hAnsi="Times New Roman"/>
+                <w:noProof/>
+              </w:rPr>
+              <w:t>4.1 Main ADL Specification</w:t>
+            </w:r>
+            <w:r>
+              <w:rPr>
+                <w:noProof/>
+                <w:webHidden/>
+              </w:rPr>
+              <w:tab/>
+            </w:r>
+            <w:r>
+              <w:rPr>
+                <w:noProof/>
+                <w:webHidden/>
+              </w:rPr>
+              <w:fldChar w:fldCharType="begin"/>
+            </w:r>
+            <w:r>
+              <w:rPr>
+                <w:noProof/>
+                <w:webHidden/>
+              </w:rPr>
+              <w:instrText xml:space="preserve"> PAGEREF _Toc228196704 \h </w:instrText>
+            </w:r>
+            <w:r>
+              <w:rPr>
+                <w:noProof/>
+                <w:webHidden/>
+              </w:rPr>
+            </w:r>
+            <w:r>
+              <w:rPr>
+                <w:noProof/>
+                <w:webHidden/>
+              </w:rPr>
+              <w:fldChar w:fldCharType="separate"/>
+            </w:r>
+            <w:r>
+              <w:rPr>
+                <w:noProof/>
+                <w:webHidden/>
+              </w:rPr>
+              <w:t>16</w:t>
+            </w:r>
+            <w:r>
+              <w:rPr>
+                <w:noProof/>
+                <w:webHidden/>
+              </w:rPr>
+              <w:fldChar w:fldCharType="end"/>
+            </w:r>
+          </w:hyperlink>
+        </w:p>
+        <w:p>
+          <w:pPr>
+            <w:pStyle w:val="TOC2"/>
+            <w:tabs>
+              <w:tab w:val="right" w:leader="dot" w:pos="8449"/>
+            </w:tabs>
+            <w:rPr>
+              <w:rFonts w:eastAsiaTheme="minorEastAsia" w:cs="Mangal"/>
+              <w:i/>
+              <w:iCs/>
+              <w:noProof/>
+              <w:kern w:val="2"/>
+              <w:sz w:val="24"/>
+              <w:szCs w:val="21"/>
+              <w:lang w:bidi="hi-IN"/>
+              <w14:ligatures w14:val="standardContextual"/>
+            </w:rPr>
+          </w:pPr>
+          <w:hyperlink w:anchor="_Toc228196705" w:history="1">
+            <w:r>
+              <w:rPr>
+                <w:rStyle w:val="Hyperlink"/>
+                <w:rFonts w:ascii="Times New Roman" w:hAnsi="Times New Roman"/>
+                <w:noProof/>
+              </w:rPr>
+              <w:t>4.2 Inference</w:t>
+            </w:r>
+            <w:r>
+              <w:rPr>
+                <w:noProof/>
+                <w:webHidden/>
+              </w:rPr>
+              <w:tab/>
+            </w:r>
+            <w:r>
+              <w:rPr>
+                <w:noProof/>
+                <w:webHidden/>
+              </w:rPr>
+              <w:fldChar w:fldCharType="begin"/>
+            </w:r>
+            <w:r>
+              <w:rPr>
+                <w:noProof/>
+                <w:webHidden/>
+              </w:rPr>
+              <w:instrText xml:space="preserve"> PAGEREF _Toc228196705 \h </w:instrText>
+            </w:r>
+            <w:r>
+              <w:rPr>
+                <w:noProof/>
+                <w:webHidden/>
+              </w:rPr>
+            </w:r>
+            <w:r>
+              <w:rPr>
+                <w:noProof/>
+                <w:webHidden/>
+              </w:rPr>
+              <w:fldChar w:fldCharType="separate"/>
+            </w:r>
+            <w:r>
+              <w:rPr>
+                <w:noProof/>
+                <w:webHidden/>
+              </w:rPr>
+              <w:t>17</w:t>
+            </w:r>
+            <w:r>
+              <w:rPr>
+                <w:noProof/>
+                <w:webHidden/>
+              </w:rPr>
+              <w:fldChar w:fldCharType="end"/>
+            </w:r>
+          </w:hyperlink>
+        </w:p>
+        <w:p>
+          <w:pPr>
+            <w:pStyle w:val="TOC2"/>
+            <w:tabs>
+              <w:tab w:val="right" w:leader="dot" w:pos="8449"/>
+            </w:tabs>
+            <w:rPr>
+              <w:rFonts w:eastAsiaTheme="minorEastAsia" w:cs="Mangal"/>
+              <w:i/>
+              <w:iCs/>
+              <w:noProof/>
+              <w:kern w:val="2"/>
+              <w:sz w:val="24"/>
+              <w:szCs w:val="21"/>
+              <w:lang w:bidi="hi-IN"/>
+              <w14:ligatures w14:val="standardContextual"/>
+            </w:rPr>
+          </w:pPr>
+          <w:hyperlink w:anchor="_Toc228196706" w:history="1">
+            <w:r>
+              <w:rPr>
+                <w:rStyle w:val="Hyperlink"/>
+                <w:rFonts w:ascii="Times New Roman" w:hAnsi="Times New Roman"/>
+                <w:noProof/>
+              </w:rPr>
+              <w:t>4.3 Stationarity and Lag Selection</w:t>
+            </w:r>
+            <w:r>
+              <w:rPr>
+                <w:noProof/>
+                <w:webHidden/>
+              </w:rPr>
+              <w:tab/>
+            </w:r>
+            <w:r>
+              <w:rPr>
+                <w:noProof/>
+                <w:webHidden/>
+              </w:rPr>
+              <w:fldChar w:fldCharType="begin"/>
+            </w:r>
+            <w:r>
+              <w:rPr>
+                <w:noProof/>
+                <w:webHidden/>
+              </w:rPr>
+              <w:instrText xml:space="preserve"> PAGEREF _Toc228196706 \h </w:instrText>
+            </w:r>
+            <w:r>
+              <w:rPr>
+                <w:noProof/>
+                <w:webHidden/>
+              </w:rPr>
+            </w:r>
+            <w:r>
+              <w:rPr>
+                <w:noProof/>
+                <w:webHidden/>
+              </w:rPr>
+              <w:fldChar w:fldCharType="separate"/>
+            </w:r>
+            <w:r>
+              <w:rPr>
+                <w:noProof/>
+                <w:webHidden/>
+              </w:rPr>
+              <w:t>17</w:t>
+            </w:r>
+            <w:r>
+              <w:rPr>
+                <w:noProof/>
+                <w:webHidden/>
+              </w:rPr>
+              <w:fldChar w:fldCharType="end"/>
+            </w:r>
+          </w:hyperlink>
+        </w:p>
+        <w:p>
+          <w:pPr>
+            <w:pStyle w:val="TOC2"/>
+            <w:tabs>
+              <w:tab w:val="right" w:leader="dot" w:pos="8449"/>
+            </w:tabs>
+            <w:rPr>
+              <w:rFonts w:eastAsiaTheme="minorEastAsia" w:cs="Mangal"/>
+              <w:i/>
+              <w:iCs/>
+              <w:noProof/>
+              <w:kern w:val="2"/>
+              <w:sz w:val="24"/>
+              <w:szCs w:val="21"/>
+              <w:lang w:bidi="hi-IN"/>
+              <w14:ligatures w14:val="standardContextual"/>
+            </w:rPr>
+          </w:pPr>
+          <w:hyperlink w:anchor="_Toc228196707" w:history="1">
+            <w:r>
+              <w:rPr>
+                <w:rStyle w:val="Hyperlink"/>
+                <w:rFonts w:ascii="Times New Roman" w:hAnsi="Times New Roman"/>
+                <w:noProof/>
+              </w:rPr>
+              <w:t>4.4 NARDL as Supplementary Evidence</w:t>
+            </w:r>
+            <w:r>
+              <w:rPr>
+                <w:noProof/>
+                <w:webHidden/>
+              </w:rPr>
+              <w:tab/>
+            </w:r>
+            <w:r>
+              <w:rPr>
+                <w:noProof/>
+                <w:webHidden/>
+              </w:rPr>
+              <w:fldChar w:fldCharType="begin"/>
+            </w:r>
+            <w:r>
+              <w:rPr>
+                <w:noProof/>
+                <w:webHidden/>
+              </w:rPr>
+              <w:instrText xml:space="preserve"> PAGEREF _Toc228196707 \h </w:instrText>
+            </w:r>
+            <w:r>
+              <w:rPr>
+                <w:noProof/>
+                <w:webHidden/>
+              </w:rPr>
+            </w:r>
+            <w:r>
+              <w:rPr>
+                <w:noProof/>
+                <w:webHidden/>
+              </w:rPr>
+              <w:fldChar w:fldCharType="separate"/>
+            </w:r>
+            <w:r>
+              <w:rPr>
+                <w:noProof/>
+                <w:webHidden/>
+              </w:rPr>
+              <w:t>18</w:t>
+            </w:r>
+            <w:r>
+              <w:rPr>
+                <w:noProof/>
+                <w:webHidden/>
+              </w:rPr>
+              <w:fldChar w:fldCharType="end"/>
+            </w:r>
+          </w:hyperlink>
+        </w:p>
+        <w:p>
+          <w:pPr>
+            <w:pStyle w:val="TOC1"/>
+            <w:tabs>
+              <w:tab w:val="right" w:leader="dot" w:pos="8449"/>
+            </w:tabs>
+            <w:rPr>
+              <w:rFonts w:eastAsiaTheme="minorEastAsia" w:cs="Mangal"/>
+              <w:b w:val="0"/>
+              <w:bCs w:val="0"/>
+              <w:i w:val="0"/>
+              <w:iCs w:val="0"/>
+              <w:noProof/>
+              <w:kern w:val="2"/>
+              <w:szCs w:val="21"/>
+              <w:lang w:bidi="hi-IN"/>
+              <w14:ligatures w14:val="standardContextual"/>
+            </w:rPr>
+          </w:pPr>
+          <w:hyperlink w:anchor="_Toc228196708" w:history="1">
+            <w:r>
+              <w:rPr>
+                <w:rStyle w:val="Hyperlink"/>
+                <w:rFonts w:ascii="Times New Roman" w:hAnsi="Times New Roman"/>
+                <w:noProof/>
+              </w:rPr>
+              <w:t>Chapter 5 Results</w:t>
+            </w:r>
+            <w:r>
+              <w:rPr>
+                <w:noProof/>
+                <w:webHidden/>
+              </w:rPr>
+              <w:tab/>
+            </w:r>
+            <w:r>
+              <w:rPr>
+                <w:noProof/>
+                <w:webHidden/>
+              </w:rPr>
+              <w:fldChar w:fldCharType="begin"/>
+            </w:r>
+            <w:r>
+              <w:rPr>
+                <w:noProof/>
+                <w:webHidden/>
+              </w:rPr>
+              <w:instrText xml:space="preserve"> PAGEREF _Toc228196708 \h </w:instrText>
+            </w:r>
+            <w:r>
+              <w:rPr>
+                <w:noProof/>
+                <w:webHidden/>
+              </w:rPr>
+            </w:r>
+            <w:r>
+              <w:rPr>
+                <w:noProof/>
+                <w:webHidden/>
+              </w:rPr>
+              <w:fldChar w:fldCharType="separate"/>
+            </w:r>
+            <w:r>
+              <w:rPr>
+                <w:noProof/>
+                <w:webHidden/>
+              </w:rPr>
+              <w:t>20</w:t>
+            </w:r>
+            <w:r>
+              <w:rPr>
+                <w:noProof/>
+                <w:webHidden/>
+              </w:rPr>
+              <w:fldChar w:fldCharType="end"/>
+            </w:r>
+          </w:hyperlink>
+        </w:p>
+        <w:p>
+          <w:pPr>
+            <w:pStyle w:val="TOC2"/>
+            <w:tabs>
+              <w:tab w:val="right" w:leader="dot" w:pos="8449"/>
+            </w:tabs>
+            <w:rPr>
+              <w:rFonts w:eastAsiaTheme="minorEastAsia" w:cs="Mangal"/>
+              <w:i/>
+              <w:iCs/>
+              <w:noProof/>
+              <w:kern w:val="2"/>
+              <w:sz w:val="24"/>
+              <w:szCs w:val="21"/>
+              <w:lang w:bidi="hi-IN"/>
+              <w14:ligatures w14:val="standardContextual"/>
+            </w:rPr>
+          </w:pPr>
+          <w:hyperlink w:anchor="_Toc228196709" w:history="1">
+            <w:r>
+              <w:rPr>
+                <w:rStyle w:val="Hyperlink"/>
+                <w:rFonts w:ascii="Times New Roman" w:hAnsi="Times New Roman"/>
+                <w:noProof/>
+              </w:rPr>
+              <w:t>5.1 Long-Horizon Headline WPI Results</w:t>
+            </w:r>
+            <w:r>
+              <w:rPr>
+                <w:noProof/>
+                <w:webHidden/>
+              </w:rPr>
+              <w:tab/>
+            </w:r>
+            <w:r>
+              <w:rPr>
+                <w:noProof/>
+                <w:webHidden/>
+              </w:rPr>
+              <w:fldChar w:fldCharType="begin"/>
+            </w:r>
+            <w:r>
+              <w:rPr>
+                <w:noProof/>
+                <w:webHidden/>
+              </w:rPr>
+              <w:instrText xml:space="preserve"> PAGEREF _Toc228196709 \h </w:instrText>
+            </w:r>
+            <w:r>
+              <w:rPr>
+                <w:noProof/>
+                <w:webHidden/>
+              </w:rPr>
+            </w:r>
+            <w:r>
+              <w:rPr>
+                <w:noProof/>
+                <w:webHidden/>
+              </w:rPr>
+              <w:fldChar w:fldCharType="separate"/>
+            </w:r>
+            <w:r>
+              <w:rPr>
+                <w:noProof/>
+                <w:webHidden/>
+              </w:rPr>
+              <w:t>20</w:t>
+            </w:r>
+            <w:r>
+              <w:rPr>
+                <w:noProof/>
+                <w:webHidden/>
+              </w:rPr>
+              <w:fldChar w:fldCharType="end"/>
+            </w:r>
+          </w:hyperlink>
+        </w:p>
+        <w:p>
+          <w:pPr>
+            <w:pStyle w:val="TOC2"/>
+            <w:tabs>
+              <w:tab w:val="right" w:leader="dot" w:pos="8449"/>
+            </w:tabs>
+            <w:rPr>
+              <w:rFonts w:eastAsiaTheme="minorEastAsia" w:cs="Mangal"/>
+              <w:i/>
+              <w:iCs/>
+              <w:noProof/>
+              <w:kern w:val="2"/>
+              <w:sz w:val="24"/>
+              <w:szCs w:val="21"/>
+              <w:lang w:bidi="hi-IN"/>
+              <w14:ligatures w14:val="standardContextual"/>
+            </w:rPr>
+          </w:pPr>
+          <w:hyperlink w:anchor="_Toc228196710" w:history="1">
+            <w:r>
+              <w:rPr>
+                <w:rStyle w:val="Hyperlink"/>
+                <w:rFonts w:ascii="Times New Roman" w:hAnsi="Times New Roman"/>
+                <w:noProof/>
+              </w:rPr>
+              <w:t>5.2 WPI Fuel and Power</w:t>
+            </w:r>
+            <w:r>
+              <w:rPr>
+                <w:noProof/>
+                <w:webHidden/>
+              </w:rPr>
+              <w:tab/>
+            </w:r>
+            <w:r>
+              <w:rPr>
+                <w:noProof/>
+                <w:webHidden/>
+              </w:rPr>
+              <w:fldChar w:fldCharType="begin"/>
+            </w:r>
+            <w:r>
+              <w:rPr>
+                <w:noProof/>
+                <w:webHidden/>
+              </w:rPr>
+              <w:instrText xml:space="preserve"> PAGEREF _Toc228196710 \h </w:instrText>
+            </w:r>
+            <w:r>
+              <w:rPr>
+                <w:noProof/>
+                <w:webHidden/>
+              </w:rPr>
+            </w:r>
+            <w:r>
+              <w:rPr>
+                <w:noProof/>
+                <w:webHidden/>
+              </w:rPr>
+              <w:fldChar w:fldCharType="separate"/>
+            </w:r>
+            <w:r>
+              <w:rPr>
+                <w:noProof/>
+                <w:webHidden/>
+              </w:rPr>
+              <w:t>21</w:t>
+            </w:r>
+            <w:r>
+              <w:rPr>
+                <w:noProof/>
+                <w:webHidden/>
+              </w:rPr>
+              <w:fldChar w:fldCharType="end"/>
+            </w:r>
+          </w:hyperlink>
+        </w:p>
+        <w:p>
+          <w:pPr>
+            <w:pStyle w:val="TOC2"/>
+            <w:tabs>
+              <w:tab w:val="right" w:leader="dot" w:pos="8449"/>
+            </w:tabs>
+            <w:rPr>
+              <w:rFonts w:eastAsiaTheme="minorEastAsia" w:cs="Mangal"/>
+              <w:i/>
+              <w:iCs/>
+              <w:noProof/>
+              <w:kern w:val="2"/>
+              <w:sz w:val="24"/>
+              <w:szCs w:val="21"/>
+              <w:lang w:bidi="hi-IN"/>
+              <w14:ligatures w14:val="standardContextual"/>
+            </w:rPr>
+          </w:pPr>
+          <w:hyperlink w:anchor="_Toc228196711" w:history="1">
+            <w:r>
+              <w:rPr>
+                <w:rStyle w:val="Hyperlink"/>
+                <w:rFonts w:ascii="Times New Roman" w:hAnsi="Times New Roman"/>
+                <w:noProof/>
+              </w:rPr>
+              <w:t>5.3 Retail Petrol Mechanism</w:t>
+            </w:r>
+            <w:r>
+              <w:rPr>
+                <w:noProof/>
+                <w:webHidden/>
+              </w:rPr>
+              <w:tab/>
+            </w:r>
+            <w:r>
+              <w:rPr>
+                <w:noProof/>
+                <w:webHidden/>
+              </w:rPr>
+              <w:fldChar w:fldCharType="begin"/>
+            </w:r>
+            <w:r>
+              <w:rPr>
+                <w:noProof/>
+                <w:webHidden/>
+              </w:rPr>
+              <w:instrText xml:space="preserve"> PAGEREF _Toc228196711 \h </w:instrText>
+            </w:r>
+            <w:r>
+              <w:rPr>
+                <w:noProof/>
+                <w:webHidden/>
+              </w:rPr>
+            </w:r>
+            <w:r>
+              <w:rPr>
+                <w:noProof/>
+                <w:webHidden/>
+              </w:rPr>
+              <w:fldChar w:fldCharType="separate"/>
+            </w:r>
+            <w:r>
+              <w:rPr>
+                <w:noProof/>
+                <w:webHidden/>
+              </w:rPr>
+              <w:t>22</w:t>
+            </w:r>
+            <w:r>
+              <w:rPr>
+                <w:noProof/>
+                <w:webHidden/>
+              </w:rPr>
+              <w:fldChar w:fldCharType="end"/>
+            </w:r>
+          </w:hyperlink>
+        </w:p>
+        <w:p>
+          <w:pPr>
+            <w:pStyle w:val="TOC2"/>
+            <w:tabs>
+              <w:tab w:val="right" w:leader="dot" w:pos="8449"/>
+            </w:tabs>
+            <w:rPr>
+              <w:rFonts w:eastAsiaTheme="minorEastAsia" w:cs="Mangal"/>
+              <w:i/>
+              <w:iCs/>
+              <w:noProof/>
+              <w:kern w:val="2"/>
+              <w:sz w:val="24"/>
+              <w:szCs w:val="21"/>
+              <w:lang w:bidi="hi-IN"/>
+              <w14:ligatures w14:val="standardContextual"/>
+            </w:rPr>
+          </w:pPr>
+          <w:hyperlink w:anchor="_Toc228196712" w:history="1">
+            <w:r>
+              <w:rPr>
+                <w:rStyle w:val="Hyperlink"/>
+                <w:rFonts w:ascii="Times New Roman" w:hAnsi="Times New Roman"/>
+                <w:noProof/>
+              </w:rPr>
+              <w:t>5.4 CPI Fuel and Light Bridge</w:t>
+            </w:r>
+            <w:r>
+              <w:rPr>
+                <w:noProof/>
+                <w:webHidden/>
+              </w:rPr>
+              <w:tab/>
+            </w:r>
+            <w:r>
+              <w:rPr>
+                <w:noProof/>
+                <w:webHidden/>
+              </w:rPr>
+              <w:fldChar w:fldCharType="begin"/>
+            </w:r>
+            <w:r>
+              <w:rPr>
+                <w:noProof/>
+                <w:webHidden/>
+              </w:rPr>
+              <w:instrText xml:space="preserve"> PAGEREF _Toc228196712 \h </w:instrText>
+            </w:r>
+            <w:r>
+              <w:rPr>
+                <w:noProof/>
+                <w:webHidden/>
+              </w:rPr>
+            </w:r>
+            <w:r>
+              <w:rPr>
+                <w:noProof/>
+                <w:webHidden/>
+              </w:rPr>
+              <w:fldChar w:fldCharType="separate"/>
+            </w:r>
+            <w:r>
+              <w:rPr>
+                <w:noProof/>
+                <w:webHidden/>
+              </w:rPr>
+              <w:t>22</w:t>
+            </w:r>
+            <w:r>
+              <w:rPr>
+                <w:noProof/>
+                <w:webHidden/>
+              </w:rPr>
+              <w:fldChar w:fldCharType="end"/>
+            </w:r>
+          </w:hyperlink>
+        </w:p>
+        <w:p>
+          <w:pPr>
+            <w:pStyle w:val="TOC2"/>
+            <w:tabs>
+              <w:tab w:val="right" w:leader="dot" w:pos="8449"/>
+            </w:tabs>
+            <w:rPr>
+              <w:rFonts w:eastAsiaTheme="minorEastAsia" w:cs="Mangal"/>
+              <w:i/>
+              <w:iCs/>
+              <w:noProof/>
+              <w:kern w:val="2"/>
+              <w:sz w:val="24"/>
+              <w:szCs w:val="21"/>
+              <w:lang w:bidi="hi-IN"/>
+              <w14:ligatures w14:val="standardContextual"/>
+            </w:rPr>
+          </w:pPr>
+          <w:hyperlink w:anchor="_Toc228196713" w:history="1">
+            <w:r>
+              <w:rPr>
+                <w:rStyle w:val="Hyperlink"/>
+                <w:rFonts w:ascii="Times New Roman" w:hAnsi="Times New Roman"/>
+                <w:noProof/>
+              </w:rPr>
+              <w:t>5.5 Headline CPI Endpoint</w:t>
+            </w:r>
+            <w:r>
+              <w:rPr>
+                <w:noProof/>
+                <w:webHidden/>
+              </w:rPr>
+              <w:tab/>
+            </w:r>
+            <w:r>
+              <w:rPr>
+                <w:noProof/>
+                <w:webHidden/>
+              </w:rPr>
+              <w:fldChar w:fldCharType="begin"/>
+            </w:r>
+            <w:r>
+              <w:rPr>
+                <w:noProof/>
+                <w:webHidden/>
+              </w:rPr>
+              <w:instrText xml:space="preserve"> PAGEREF _Toc228196713 \h </w:instrText>
+            </w:r>
+            <w:r>
+              <w:rPr>
+                <w:noProof/>
+                <w:webHidden/>
+              </w:rPr>
+            </w:r>
+            <w:r>
+              <w:rPr>
+                <w:noProof/>
+                <w:webHidden/>
+              </w:rPr>
+              <w:fldChar w:fldCharType="separate"/>
+            </w:r>
+            <w:r>
+              <w:rPr>
+                <w:noProof/>
+                <w:webHidden/>
+              </w:rPr>
+              <w:t>23</w:t>
+            </w:r>
+            <w:r>
+              <w:rPr>
+                <w:noProof/>
+                <w:webHidden/>
+              </w:rPr>
+              <w:fldChar w:fldCharType="end"/>
+            </w:r>
+          </w:hyperlink>
+        </w:p>
+        <w:p>
+          <w:pPr>
+            <w:pStyle w:val="TOC2"/>
+            <w:tabs>
+              <w:tab w:val="right" w:leader="dot" w:pos="8449"/>
+            </w:tabs>
+            <w:rPr>
+              <w:rFonts w:eastAsiaTheme="minorEastAsia" w:cs="Mangal"/>
+              <w:i/>
+              <w:iCs/>
+              <w:noProof/>
+              <w:kern w:val="2"/>
+              <w:sz w:val="24"/>
+              <w:szCs w:val="21"/>
+              <w:lang w:bidi="hi-IN"/>
+              <w14:ligatures w14:val="standardContextual"/>
+            </w:rPr>
+          </w:pPr>
+          <w:hyperlink w:anchor="_Toc228196714" w:history="1">
+            <w:r>
+              <w:rPr>
+                <w:rStyle w:val="Hyperlink"/>
+                <w:rFonts w:ascii="Times New Roman" w:hAnsi="Times New Roman"/>
+                <w:noProof/>
+              </w:rPr>
+              <w:t>5.6 Integrated Attenuation Result</w:t>
+            </w:r>
+            <w:r>
+              <w:rPr>
+                <w:noProof/>
+                <w:webHidden/>
+              </w:rPr>
+              <w:tab/>
+            </w:r>
+            <w:r>
+              <w:rPr>
+                <w:noProof/>
+                <w:webHidden/>
+              </w:rPr>
+              <w:fldChar w:fldCharType="begin"/>
+            </w:r>
+            <w:r>
+              <w:rPr>
+                <w:noProof/>
+                <w:webHidden/>
+              </w:rPr>
+              <w:instrText xml:space="preserve"> PAGEREF _Toc228196714 \h </w:instrText>
+            </w:r>
+            <w:r>
+              <w:rPr>
+                <w:noProof/>
+                <w:webHidden/>
+              </w:rPr>
+            </w:r>
+            <w:r>
+              <w:rPr>
+                <w:noProof/>
+                <w:webHidden/>
+              </w:rPr>
+              <w:fldChar w:fldCharType="separate"/>
+            </w:r>
+            <w:r>
+              <w:rPr>
+                <w:noProof/>
+                <w:webHidden/>
+              </w:rPr>
+              <w:t>23</w:t>
+            </w:r>
+            <w:r>
+              <w:rPr>
+                <w:noProof/>
+                <w:webHidden/>
+              </w:rPr>
+              <w:fldChar w:fldCharType="end"/>
+            </w:r>
+          </w:hyperlink>
+        </w:p>
+        <w:p>
+          <w:pPr>
+            <w:pStyle w:val="TOC2"/>
+            <w:tabs>
+              <w:tab w:val="right" w:leader="dot" w:pos="8449"/>
+            </w:tabs>
+            <w:rPr>
+              <w:rFonts w:eastAsiaTheme="minorEastAsia" w:cs="Mangal"/>
+              <w:i/>
+              <w:iCs/>
+              <w:noProof/>
+              <w:kern w:val="2"/>
+              <w:sz w:val="24"/>
+              <w:szCs w:val="21"/>
+              <w:lang w:bidi="hi-IN"/>
+              <w14:ligatures w14:val="standardContextual"/>
+            </w:rPr>
+          </w:pPr>
+          <w:hyperlink w:anchor="_Toc228196715" w:history="1">
+            <w:r>
+              <w:rPr>
+                <w:rStyle w:val="Hyperlink"/>
+                <w:rFonts w:ascii="Times New Roman" w:hAnsi="Times New Roman"/>
+                <w:noProof/>
+              </w:rPr>
+              <w:t>5.7 Reading the Attenuation Quantitatively</w:t>
+            </w:r>
+            <w:r>
+              <w:rPr>
+                <w:noProof/>
+                <w:webHidden/>
+              </w:rPr>
+              <w:tab/>
+            </w:r>
+            <w:r>
+              <w:rPr>
+                <w:noProof/>
+                <w:webHidden/>
+              </w:rPr>
+              <w:fldChar w:fldCharType="begin"/>
+            </w:r>
+            <w:r>
+              <w:rPr>
+                <w:noProof/>
+                <w:webHidden/>
+              </w:rPr>
+              <w:instrText xml:space="preserve"> PAGEREF _Toc228196715 \h </w:instrText>
+            </w:r>
+            <w:r>
+              <w:rPr>
+                <w:noProof/>
+                <w:webHidden/>
+              </w:rPr>
+            </w:r>
+            <w:r>
+              <w:rPr>
+                <w:noProof/>
+                <w:webHidden/>
+              </w:rPr>
+              <w:fldChar w:fldCharType="separate"/>
+            </w:r>
+            <w:r>
+              <w:rPr>
+                <w:noProof/>
+                <w:webHidden/>
+              </w:rPr>
+              <w:t>25</w:t>
+            </w:r>
+            <w:r>
+              <w:rPr>
+                <w:noProof/>
+                <w:webHidden/>
+              </w:rPr>
+              <w:fldChar w:fldCharType="end"/>
+            </w:r>
+          </w:hyperlink>
+        </w:p>
+        <w:p>
+          <w:pPr>
+            <w:pStyle w:val="TOC2"/>
+            <w:tabs>
+              <w:tab w:val="right" w:leader="dot" w:pos="8449"/>
+            </w:tabs>
+            <w:rPr>
+              <w:rFonts w:eastAsiaTheme="minorEastAsia" w:cs="Mangal"/>
+              <w:i/>
+              <w:iCs/>
+              <w:noProof/>
+              <w:kern w:val="2"/>
+              <w:sz w:val="24"/>
+              <w:szCs w:val="21"/>
+              <w:lang w:bidi="hi-IN"/>
+              <w14:ligatures w14:val="standardContextual"/>
+            </w:rPr>
+          </w:pPr>
+          <w:hyperlink w:anchor="_Toc228196716" w:history="1">
+            <w:r>
+              <w:rPr>
+                <w:rStyle w:val="Hyperlink"/>
+                <w:rFonts w:ascii="Times New Roman" w:hAnsi="Times New Roman"/>
+                <w:noProof/>
+              </w:rPr>
+              <w:t>5.8 Pre/Post-2010 Wholesale Split</w:t>
+            </w:r>
+            <w:r>
+              <w:rPr>
+                <w:noProof/>
+                <w:webHidden/>
+              </w:rPr>
+              <w:tab/>
+            </w:r>
+            <w:r>
+              <w:rPr>
+                <w:noProof/>
+                <w:webHidden/>
+              </w:rPr>
+              <w:fldChar w:fldCharType="begin"/>
+            </w:r>
+            <w:r>
+              <w:rPr>
+                <w:noProof/>
+                <w:webHidden/>
+              </w:rPr>
+              <w:instrText xml:space="preserve"> PAGEREF _Toc228196716 \h </w:instrText>
+            </w:r>
+            <w:r>
+              <w:rPr>
+                <w:noProof/>
+                <w:webHidden/>
+              </w:rPr>
+            </w:r>
+            <w:r>
+              <w:rPr>
+                <w:noProof/>
+                <w:webHidden/>
+              </w:rPr>
+              <w:fldChar w:fldCharType="separate"/>
+            </w:r>
+            <w:r>
+              <w:rPr>
+                <w:noProof/>
+                <w:webHidden/>
+              </w:rPr>
+              <w:t>25</w:t>
+            </w:r>
+            <w:r>
+              <w:rPr>
+                <w:noProof/>
+                <w:webHidden/>
+              </w:rPr>
+              <w:fldChar w:fldCharType="end"/>
+            </w:r>
+          </w:hyperlink>
+        </w:p>
+        <w:p>
+          <w:pPr>
+            <w:pStyle w:val="TOC1"/>
+            <w:tabs>
+              <w:tab w:val="right" w:leader="dot" w:pos="8449"/>
+            </w:tabs>
+            <w:rPr>
+              <w:rFonts w:eastAsiaTheme="minorEastAsia" w:cs="Mangal"/>
+              <w:b w:val="0"/>
+              <w:bCs w:val="0"/>
+              <w:i w:val="0"/>
+              <w:iCs w:val="0"/>
+              <w:noProof/>
+              <w:kern w:val="2"/>
+              <w:szCs w:val="21"/>
+              <w:lang w:bidi="hi-IN"/>
+              <w14:ligatures w14:val="standardContextual"/>
+            </w:rPr>
+          </w:pPr>
+          <w:hyperlink w:anchor="_Toc228196717" w:history="1">
+            <w:r>
+              <w:rPr>
+                <w:rStyle w:val="Hyperlink"/>
+                <w:rFonts w:ascii="Times New Roman" w:hAnsi="Times New Roman"/>
+                <w:noProof/>
+              </w:rPr>
+              <w:t>Chapter 6 Robustness, Diagnostics, and Limitations</w:t>
+            </w:r>
+            <w:r>
+              <w:rPr>
+                <w:noProof/>
+                <w:webHidden/>
+              </w:rPr>
+              <w:tab/>
+            </w:r>
+            <w:r>
+              <w:rPr>
+                <w:noProof/>
+                <w:webHidden/>
+              </w:rPr>
+              <w:fldChar w:fldCharType="begin"/>
+            </w:r>
+            <w:r>
+              <w:rPr>
+                <w:noProof/>
+                <w:webHidden/>
+              </w:rPr>
+              <w:instrText xml:space="preserve"> PAGEREF _Toc228196717 \h </w:instrText>
+            </w:r>
+            <w:r>
+              <w:rPr>
+                <w:noProof/>
+                <w:webHidden/>
+              </w:rPr>
+            </w:r>
+            <w:r>
+              <w:rPr>
+                <w:noProof/>
+                <w:webHidden/>
+              </w:rPr>
+              <w:fldChar w:fldCharType="separate"/>
+            </w:r>
+            <w:r>
+              <w:rPr>
+                <w:noProof/>
+                <w:webHidden/>
+              </w:rPr>
+              <w:t>27</w:t>
+            </w:r>
+            <w:r>
+              <w:rPr>
+                <w:noProof/>
+                <w:webHidden/>
+              </w:rPr>
+              <w:fldChar w:fldCharType="end"/>
+            </w:r>
+          </w:hyperlink>
+        </w:p>
+        <w:p>
+          <w:pPr>
+            <w:pStyle w:val="TOC2"/>
+            <w:tabs>
+              <w:tab w:val="right" w:leader="dot" w:pos="8449"/>
+            </w:tabs>
+            <w:rPr>
+              <w:rFonts w:eastAsiaTheme="minorEastAsia" w:cs="Mangal"/>
+              <w:i/>
+              <w:iCs/>
+              <w:noProof/>
+              <w:kern w:val="2"/>
+              <w:sz w:val="24"/>
+              <w:szCs w:val="21"/>
+              <w:lang w:bidi="hi-IN"/>
+              <w14:ligatures w14:val="standardContextual"/>
+            </w:rPr>
+          </w:pPr>
+          <w:hyperlink w:anchor="_Toc228196718" w:history="1">
+            <w:r>
+              <w:rPr>
+                <w:rStyle w:val="Hyperlink"/>
+                <w:rFonts w:ascii="Times New Roman" w:hAnsi="Times New Roman"/>
+                <w:noProof/>
+              </w:rPr>
+              <w:t>6.1 Robustness Battery</w:t>
+            </w:r>
+            <w:r>
+              <w:rPr>
+                <w:noProof/>
+                <w:webHidden/>
+              </w:rPr>
+              <w:tab/>
+            </w:r>
+            <w:r>
+              <w:rPr>
+                <w:noProof/>
+                <w:webHidden/>
+              </w:rPr>
+              <w:fldChar w:fldCharType="begin"/>
+            </w:r>
+            <w:r>
+              <w:rPr>
+                <w:noProof/>
+                <w:webHidden/>
+              </w:rPr>
+              <w:instrText xml:space="preserve"> PAGEREF _Toc228196718 \h </w:instrText>
+            </w:r>
+            <w:r>
+              <w:rPr>
+                <w:noProof/>
+                <w:webHidden/>
+              </w:rPr>
+            </w:r>
+            <w:r>
+              <w:rPr>
+                <w:noProof/>
+                <w:webHidden/>
+              </w:rPr>
+              <w:fldChar w:fldCharType="separate"/>
+            </w:r>
+            <w:r>
+              <w:rPr>
+                <w:noProof/>
+                <w:webHidden/>
+              </w:rPr>
+              <w:t>27</w:t>
+            </w:r>
+            <w:r>
+              <w:rPr>
+                <w:noProof/>
+                <w:webHidden/>
+              </w:rPr>
+              <w:fldChar w:fldCharType="end"/>
+            </w:r>
+          </w:hyperlink>
+        </w:p>
+        <w:p>
+          <w:pPr>
+            <w:pStyle w:val="TOC2"/>
+            <w:tabs>
+              <w:tab w:val="right" w:leader="dot" w:pos="8449"/>
+            </w:tabs>
+            <w:rPr>
+              <w:rFonts w:eastAsiaTheme="minorEastAsia" w:cs="Mangal"/>
+              <w:i/>
+              <w:iCs/>
+              <w:noProof/>
+              <w:kern w:val="2"/>
+              <w:sz w:val="24"/>
+              <w:szCs w:val="21"/>
+              <w:lang w:bidi="hi-IN"/>
+              <w14:ligatures w14:val="standardContextual"/>
+            </w:rPr>
+          </w:pPr>
+          <w:hyperlink w:anchor="_Toc228196719" w:history="1">
+            <w:r>
+              <w:rPr>
+                <w:rStyle w:val="Hyperlink"/>
+                <w:rFonts w:ascii="Times New Roman" w:hAnsi="Times New Roman"/>
+                <w:noProof/>
+              </w:rPr>
+              <w:t>6.2 Diagnostics Across Layers</w:t>
+            </w:r>
+            <w:r>
+              <w:rPr>
+                <w:noProof/>
+                <w:webHidden/>
+              </w:rPr>
+              <w:tab/>
+            </w:r>
+            <w:r>
+              <w:rPr>
+                <w:noProof/>
+                <w:webHidden/>
+              </w:rPr>
+              <w:fldChar w:fldCharType="begin"/>
+            </w:r>
+            <w:r>
+              <w:rPr>
+                <w:noProof/>
+                <w:webHidden/>
+              </w:rPr>
+              <w:instrText xml:space="preserve"> PAGEREF _Toc228196719 \h </w:instrText>
+            </w:r>
+            <w:r>
+              <w:rPr>
+                <w:noProof/>
+                <w:webHidden/>
+              </w:rPr>
+            </w:r>
+            <w:r>
+              <w:rPr>
+                <w:noProof/>
+                <w:webHidden/>
+              </w:rPr>
+              <w:fldChar w:fldCharType="separate"/>
+            </w:r>
+            <w:r>
+              <w:rPr>
+                <w:noProof/>
+                <w:webHidden/>
+              </w:rPr>
+              <w:t>28</w:t>
+            </w:r>
+            <w:r>
+              <w:rPr>
+                <w:noProof/>
+                <w:webHidden/>
+              </w:rPr>
+              <w:fldChar w:fldCharType="end"/>
+            </w:r>
+          </w:hyperlink>
+        </w:p>
+        <w:p>
+          <w:pPr>
+            <w:pStyle w:val="TOC2"/>
+            <w:tabs>
+              <w:tab w:val="right" w:leader="dot" w:pos="8449"/>
+            </w:tabs>
+            <w:rPr>
+              <w:rFonts w:eastAsiaTheme="minorEastAsia" w:cs="Mangal"/>
+              <w:i/>
+              <w:iCs/>
+              <w:noProof/>
+              <w:kern w:val="2"/>
+              <w:sz w:val="24"/>
+              <w:szCs w:val="21"/>
+              <w:lang w:bidi="hi-IN"/>
+              <w14:ligatures w14:val="standardContextual"/>
+            </w:rPr>
+          </w:pPr>
+          <w:hyperlink w:anchor="_Toc228196720" w:history="1">
+            <w:r>
+              <w:rPr>
+                <w:rStyle w:val="Hyperlink"/>
+                <w:rFonts w:ascii="Times New Roman" w:hAnsi="Times New Roman"/>
+                <w:noProof/>
+              </w:rPr>
+              <w:t>6.3 Limitations</w:t>
+            </w:r>
+            <w:r>
+              <w:rPr>
+                <w:noProof/>
+                <w:webHidden/>
+              </w:rPr>
+              <w:tab/>
+            </w:r>
+            <w:r>
+              <w:rPr>
+                <w:noProof/>
+                <w:webHidden/>
+              </w:rPr>
+              <w:fldChar w:fldCharType="begin"/>
+            </w:r>
+            <w:r>
+              <w:rPr>
+                <w:noProof/>
+                <w:webHidden/>
+              </w:rPr>
+              <w:instrText xml:space="preserve"> PAGEREF _Toc228196720 \h </w:instrText>
+            </w:r>
+            <w:r>
+              <w:rPr>
+                <w:noProof/>
+                <w:webHidden/>
+              </w:rPr>
+            </w:r>
+            <w:r>
+              <w:rPr>
+                <w:noProof/>
+                <w:webHidden/>
+              </w:rPr>
+              <w:fldChar w:fldCharType="separate"/>
+            </w:r>
+            <w:r>
+              <w:rPr>
+                <w:noProof/>
+                <w:webHidden/>
+              </w:rPr>
+              <w:t>29</w:t>
+            </w:r>
+            <w:r>
+              <w:rPr>
+                <w:noProof/>
+                <w:webHidden/>
+              </w:rPr>
+              <w:fldChar w:fldCharType="end"/>
+            </w:r>
+          </w:hyperlink>
+        </w:p>
+        <w:p>
+          <w:pPr>
+            <w:pStyle w:val="TOC1"/>
+            <w:tabs>
+              <w:tab w:val="right" w:leader="dot" w:pos="8449"/>
+            </w:tabs>
+            <w:rPr>
+              <w:rFonts w:eastAsiaTheme="minorEastAsia" w:cs="Mangal"/>
+              <w:b w:val="0"/>
+              <w:bCs w:val="0"/>
+              <w:i w:val="0"/>
+              <w:iCs w:val="0"/>
+              <w:noProof/>
+              <w:kern w:val="2"/>
+              <w:szCs w:val="21"/>
+              <w:lang w:bidi="hi-IN"/>
+              <w14:ligatures w14:val="standardContextual"/>
+            </w:rPr>
+          </w:pPr>
+          <w:hyperlink w:anchor="_Toc228196721" w:history="1">
+            <w:r>
+              <w:rPr>
+                <w:rStyle w:val="Hyperlink"/>
+                <w:rFonts w:ascii="Times New Roman" w:hAnsi="Times New Roman"/>
+                <w:noProof/>
+              </w:rPr>
+              <w:t>Conclusion</w:t>
+            </w:r>
+            <w:r>
+              <w:rPr>
+                <w:noProof/>
+                <w:webHidden/>
+              </w:rPr>
+              <w:tab/>
+            </w:r>
+            <w:r>
+              <w:rPr>
+                <w:noProof/>
+                <w:webHidden/>
+              </w:rPr>
+              <w:fldChar w:fldCharType="begin"/>
+            </w:r>
+            <w:r>
+              <w:rPr>
+                <w:noProof/>
+                <w:webHidden/>
+              </w:rPr>
+              <w:instrText xml:space="preserve"> PAGEREF _Toc228196721 \h </w:instrText>
+            </w:r>
+            <w:r>
+              <w:rPr>
+                <w:noProof/>
+                <w:webHidden/>
+              </w:rPr>
+            </w:r>
+            <w:r>
+              <w:rPr>
+                <w:noProof/>
+                <w:webHidden/>
+              </w:rPr>
+              <w:fldChar w:fldCharType="separate"/>
+            </w:r>
+            <w:r>
+              <w:rPr>
+                <w:noProof/>
+                <w:webHidden/>
+              </w:rPr>
+              <w:t>30</w:t>
+            </w:r>
+            <w:r>
+              <w:rPr>
+                <w:noProof/>
+                <w:webHidden/>
+              </w:rPr>
+              <w:fldChar w:fldCharType="end"/>
+            </w:r>
+          </w:hyperlink>
+        </w:p>
+        <w:p>
+          <w:pPr>
+            <w:pStyle w:val="TOC1"/>
+            <w:tabs>
+              <w:tab w:val="right" w:leader="dot" w:pos="8449"/>
+            </w:tabs>
+            <w:rPr>
+              <w:rFonts w:eastAsiaTheme="minorEastAsia" w:cs="Mangal"/>
+              <w:b w:val="0"/>
+              <w:bCs w:val="0"/>
+              <w:i w:val="0"/>
+              <w:iCs w:val="0"/>
+              <w:noProof/>
+              <w:kern w:val="2"/>
+              <w:szCs w:val="21"/>
+              <w:lang w:bidi="hi-IN"/>
+              <w14:ligatures w14:val="standardContextual"/>
+            </w:rPr>
+          </w:pPr>
+          <w:hyperlink w:anchor="_Toc228196722" w:history="1">
+            <w:r>
+              <w:rPr>
+                <w:rStyle w:val="Hyperlink"/>
+                <w:rFonts w:ascii="Times New Roman" w:hAnsi="Times New Roman"/>
+                <w:noProof/>
+              </w:rPr>
+              <w:t>Appendix A Nonlinear ARDL Bounds Battery</w:t>
+            </w:r>
+            <w:r>
+              <w:rPr>
+                <w:noProof/>
+                <w:webHidden/>
+              </w:rPr>
+              <w:tab/>
+            </w:r>
+            <w:r>
+              <w:rPr>
+                <w:noProof/>
+                <w:webHidden/>
+              </w:rPr>
+              <w:fldChar w:fldCharType="begin"/>
+            </w:r>
+            <w:r>
+              <w:rPr>
+                <w:noProof/>
+                <w:webHidden/>
+              </w:rPr>
+              <w:instrText xml:space="preserve"> PAGEREF _Toc228196722 \h </w:instrText>
+            </w:r>
+            <w:r>
+              <w:rPr>
+                <w:noProof/>
+                <w:webHidden/>
+              </w:rPr>
+            </w:r>
+            <w:r>
+              <w:rPr>
+                <w:noProof/>
+                <w:webHidden/>
+              </w:rPr>
+              <w:fldChar w:fldCharType="separate"/>
+            </w:r>
+            <w:r>
+              <w:rPr>
+                <w:noProof/>
+                <w:webHidden/>
+              </w:rPr>
+              <w:t>32</w:t>
+            </w:r>
+            <w:r>
+              <w:rPr>
+                <w:noProof/>
+                <w:webHidden/>
+              </w:rPr>
+              <w:fldChar w:fldCharType="end"/>
+            </w:r>
+          </w:hyperlink>
+        </w:p>
+        <w:p>
+          <w:pPr>
+            <w:pStyle w:val="TOC1"/>
+            <w:tabs>
+              <w:tab w:val="right" w:leader="dot" w:pos="8449"/>
+            </w:tabs>
+            <w:rPr>
+              <w:rFonts w:eastAsiaTheme="minorEastAsia" w:cs="Mangal"/>
+              <w:b w:val="0"/>
+              <w:bCs w:val="0"/>
+              <w:i w:val="0"/>
+              <w:iCs w:val="0"/>
+              <w:noProof/>
+              <w:kern w:val="2"/>
+              <w:szCs w:val="21"/>
+              <w:lang w:bidi="hi-IN"/>
+              <w14:ligatures w14:val="standardContextual"/>
+            </w:rPr>
+          </w:pPr>
+          <w:hyperlink w:anchor="_Toc228196723" w:history="1">
+            <w:r>
+              <w:rPr>
+                <w:rStyle w:val="Hyperlink"/>
+                <w:rFonts w:ascii="Times New Roman" w:hAnsi="Times New Roman"/>
+                <w:noProof/>
+              </w:rPr>
+              <w:t>References</w:t>
+            </w:r>
+            <w:r>
+              <w:rPr>
+                <w:noProof/>
+                <w:webHidden/>
+              </w:rPr>
+              <w:tab/>
+            </w:r>
+            <w:r>
+              <w:rPr>
+                <w:noProof/>
+                <w:webHidden/>
+              </w:rPr>
+              <w:fldChar w:fldCharType="begin"/>
+            </w:r>
+            <w:r>
+              <w:rPr>
+                <w:noProof/>
+                <w:webHidden/>
+              </w:rPr>
+              <w:instrText xml:space="preserve"> PAGEREF _Toc228196723 \h </w:instrText>
+            </w:r>
+            <w:r>
+              <w:rPr>
+                <w:noProof/>
+                <w:webHidden/>
+              </w:rPr>
+            </w:r>
+            <w:r>
+              <w:rPr>
+                <w:noProof/>
+                <w:webHidden/>
+              </w:rPr>
+              <w:fldChar w:fldCharType="separate"/>
+            </w:r>
+            <w:r>
+              <w:rPr>
+                <w:noProof/>
+                <w:webHidden/>
+              </w:rPr>
+              <w:t>34</w:t>
+            </w:r>
+            <w:r>
+              <w:rPr>
+                <w:noProof/>
+                <w:webHidden/>
+              </w:rPr>
+              <w:fldChar w:fldCharType="end"/>
+            </w:r>
+          </w:hyperlink>
+        </w:p>
+        <w:p>
+          <w:r>
+            <w:rPr>
+              <w:b/>
+              <w:bCs/>
+              <w:noProof/>
+            </w:rPr>
+            <w:fldChar w:fldCharType="end"/>
+          </w:r>
+        </w:p>
+      </w:sdtContent>
+    </w:sdt>
+    <w:p>
+      <w:pPr>
+        <w:spacing w:after="200" w:line="276" w:lineRule="auto"/>
+        <w:jc w:val="left"/>
+      </w:pPr>
+      <w:r>
+        <w:br w:type="page"/>
+      </w:r>
+    </w:p>
+    <w:p>
+      <w:pPr>
+        <w:pStyle w:val="Heading1"/>
+      </w:pPr>
+      <w:bookmarkStart w:id="5" w:name="_Toc228196687"/>
+      <w:r>
+        <w:rPr>
+          <w:rFonts w:ascii="Times New Roman" w:hAnsi="Times New Roman"/>
+        </w:rPr>
+        <w:lastRenderedPageBreak/>
         <w:t>Chapter 1</w:t>
       </w:r>
       <w:r>
@@ -42,17 +5024,20 @@
         <w:br/>
         <w:t>Introduction</w:t>
       </w:r>
+      <w:bookmarkEnd w:id="5"/>
     </w:p>
     <w:p>
       <w:pPr>
         <w:pStyle w:val="Heading2"/>
       </w:pPr>
+      <w:bookmarkStart w:id="6" w:name="_Toc228196688"/>
       <w:r>
         <w:rPr>
           <w:rFonts w:ascii="Times New Roman" w:hAnsi="Times New Roman"/>
         </w:rPr>
         <w:t>1.1 Motivation and Empirical Puzzle</w:t>
       </w:r>
+      <w:bookmarkEnd w:id="6"/>
     </w:p>
     <w:p>
       <w:r>
@@ -68,12 +5053,14 @@
       <w:pPr>
         <w:pStyle w:val="Heading2"/>
       </w:pPr>
+      <w:bookmarkStart w:id="7" w:name="_Toc228196689"/>
       <w:r>
         <w:rPr>
           <w:rFonts w:ascii="Times New Roman" w:hAnsi="Times New Roman"/>
         </w:rPr>
         <w:t>1.2 Research Question and Approach</w:t>
       </w:r>
+      <w:bookmarkEnd w:id="7"/>
     </w:p>
     <w:p>
       <w:r>
@@ -93,12 +5080,14 @@
       <w:pPr>
         <w:pStyle w:val="Heading2"/>
       </w:pPr>
+      <w:bookmarkStart w:id="8" w:name="_Toc228196690"/>
       <w:r>
         <w:rPr>
           <w:rFonts w:ascii="Times New Roman" w:hAnsi="Times New Roman"/>
         </w:rPr>
         <w:t>1.3 Main Findings</w:t>
       </w:r>
+      <w:bookmarkEnd w:id="8"/>
     </w:p>
     <w:p>
       <w:r>
@@ -109,12 +5098,14 @@
       <w:pPr>
         <w:pStyle w:val="Heading2"/>
       </w:pPr>
+      <w:bookmarkStart w:id="9" w:name="_Toc228196691"/>
       <w:r>
         <w:rPr>
           <w:rFonts w:ascii="Times New Roman" w:hAnsi="Times New Roman"/>
         </w:rPr>
         <w:t>1.4 Why the Question Matters for Policy</w:t>
       </w:r>
+      <w:bookmarkEnd w:id="9"/>
     </w:p>
     <w:p>
       <w:r>
@@ -129,12 +5120,14 @@
       <w:pPr>
         <w:pStyle w:val="Heading2"/>
       </w:pPr>
+      <w:bookmarkStart w:id="10" w:name="_Toc228196692"/>
       <w:r>
         <w:rPr>
           <w:rFonts w:ascii="Times New Roman" w:hAnsi="Times New Roman"/>
         </w:rPr>
         <w:t>1.5 Contribution and Structure</w:t>
       </w:r>
+      <w:bookmarkEnd w:id="10"/>
     </w:p>
     <w:p>
       <w:r>
@@ -155,6 +5148,7 @@
       <w:pPr>
         <w:pStyle w:val="Heading1"/>
       </w:pPr>
+      <w:bookmarkStart w:id="11" w:name="_Toc228196693"/>
       <w:r>
         <w:rPr>
           <w:rFonts w:ascii="Times New Roman" w:hAnsi="Times New Roman"/>
@@ -169,17 +5163,20 @@
         <w:br/>
         <w:t>Institutional Background and Literature</w:t>
       </w:r>
+      <w:bookmarkEnd w:id="11"/>
     </w:p>
     <w:p>
       <w:pPr>
         <w:pStyle w:val="Heading2"/>
       </w:pPr>
+      <w:bookmarkStart w:id="12" w:name="_Toc228196694"/>
       <w:r>
         <w:rPr>
           <w:rFonts w:ascii="Times New Roman" w:hAnsi="Times New Roman"/>
         </w:rPr>
         <w:t>2.1 India's Oil Pricing and Inflation Context</w:t>
       </w:r>
+      <w:bookmarkEnd w:id="12"/>
     </w:p>
     <w:p>
       <w:r>
@@ -206,12 +5203,14 @@
       <w:pPr>
         <w:pStyle w:val="Heading2"/>
       </w:pPr>
+      <w:bookmarkStart w:id="13" w:name="_Toc228196695"/>
       <w:r>
         <w:rPr>
           <w:rFonts w:ascii="Times New Roman" w:hAnsi="Times New Roman"/>
         </w:rPr>
         <w:t>2.2 What Existing Studies Already Show</w:t>
       </w:r>
+      <w:bookmarkEnd w:id="13"/>
     </w:p>
     <w:p>
       <w:r>
@@ -236,12 +5235,14 @@
       <w:pPr>
         <w:pStyle w:val="Heading2"/>
       </w:pPr>
+      <w:bookmarkStart w:id="14" w:name="_Toc228196696"/>
       <w:r>
         <w:rPr>
           <w:rFonts w:ascii="Times New Roman" w:hAnsi="Times New Roman"/>
         </w:rPr>
         <w:t>2.3 Gap and Hypotheses</w:t>
       </w:r>
+      <w:bookmarkEnd w:id="14"/>
     </w:p>
     <w:p>
       <w:r>
@@ -262,6 +5263,7 @@
       <w:pPr>
         <w:pStyle w:val="Heading1"/>
       </w:pPr>
+      <w:bookmarkStart w:id="15" w:name="_Toc228196697"/>
       <w:r>
         <w:rPr>
           <w:rFonts w:ascii="Times New Roman" w:hAnsi="Times New Roman"/>
@@ -276,17 +5278,20 @@
         <w:br/>
         <w:t>Data and Variables</w:t>
       </w:r>
+      <w:bookmarkEnd w:id="15"/>
     </w:p>
     <w:p>
       <w:pPr>
         <w:pStyle w:val="Heading2"/>
       </w:pPr>
+      <w:bookmarkStart w:id="16" w:name="_Toc228196698"/>
       <w:r>
         <w:rPr>
           <w:rFonts w:ascii="Times New Roman" w:hAnsi="Times New Roman"/>
         </w:rPr>
         <w:t>3.1 Data Sources</w:t>
       </w:r>
+      <w:bookmarkEnd w:id="16"/>
     </w:p>
     <w:p>
       <w:r>
@@ -302,12 +5307,14 @@
       <w:pPr>
         <w:pStyle w:val="Heading2"/>
       </w:pPr>
+      <w:bookmarkStart w:id="17" w:name="_Toc228196699"/>
       <w:r>
         <w:rPr>
           <w:rFonts w:ascii="Times New Roman" w:hAnsi="Times New Roman"/>
         </w:rPr>
         <w:t>3.2 Main Variables and Transformations</w:t>
       </w:r>
+      <w:bookmarkEnd w:id="17"/>
     </w:p>
     <w:p>
       <w:r>
@@ -483,12 +5490,14 @@
       <w:pPr>
         <w:pStyle w:val="Heading2"/>
       </w:pPr>
+      <w:bookmarkStart w:id="18" w:name="_Toc228196700"/>
       <w:r>
         <w:rPr>
           <w:rFonts w:ascii="Times New Roman" w:hAnsi="Times New Roman"/>
         </w:rPr>
         <w:t>3.3 Splice and Chaining of the WPI Series</w:t>
       </w:r>
+      <w:bookmarkEnd w:id="18"/>
     </w:p>
     <w:p>
       <w:r>
@@ -508,12 +5517,14 @@
       <w:pPr>
         <w:pStyle w:val="Heading2"/>
       </w:pPr>
+      <w:bookmarkStart w:id="19" w:name="_Toc228196701"/>
       <w:r>
         <w:rPr>
           <w:rFonts w:ascii="Times New Roman" w:hAnsi="Times New Roman"/>
         </w:rPr>
         <w:t>3.4 Descriptive Patterns</w:t>
       </w:r>
+      <w:bookmarkEnd w:id="19"/>
     </w:p>
     <w:p>
       <w:r>
@@ -524,12 +5535,14 @@
       <w:pPr>
         <w:pStyle w:val="Heading2"/>
       </w:pPr>
+      <w:bookmarkStart w:id="20" w:name="_Toc228196702"/>
       <w:r>
         <w:rPr>
           <w:rFonts w:ascii="Times New Roman" w:hAnsi="Times New Roman"/>
         </w:rPr>
         <w:t>3.5 Data Table and Model Specifications</w:t>
       </w:r>
+      <w:bookmarkEnd w:id="20"/>
     </w:p>
     <w:p>
       <w:pPr>
@@ -1942,7 +6955,7 @@
                     <pic:cNvPicPr/>
                   </pic:nvPicPr>
                   <pic:blipFill>
-                    <a:blip r:embed="rId6"/>
+                    <a:blip r:embed="rId10"/>
                     <a:stretch>
                       <a:fillRect/>
                     </a:stretch>
@@ -2000,7 +7013,7 @@
                     <pic:cNvPicPr/>
                   </pic:nvPicPr>
                   <pic:blipFill>
-                    <a:blip r:embed="rId7"/>
+                    <a:blip r:embed="rId11"/>
                     <a:stretch>
                       <a:fillRect/>
                     </a:stretch>
@@ -2042,6 +7055,7 @@
       <w:pPr>
         <w:pStyle w:val="Heading1"/>
       </w:pPr>
+      <w:bookmarkStart w:id="21" w:name="_Toc228196703"/>
       <w:r>
         <w:rPr>
           <w:rFonts w:ascii="Times New Roman" w:hAnsi="Times New Roman"/>
@@ -2056,17 +7070,20 @@
         <w:br/>
         <w:t>Empirical Methodology</w:t>
       </w:r>
+      <w:bookmarkEnd w:id="21"/>
     </w:p>
     <w:p>
       <w:pPr>
         <w:pStyle w:val="Heading2"/>
       </w:pPr>
+      <w:bookmarkStart w:id="22" w:name="_Toc228196704"/>
       <w:r>
         <w:rPr>
           <w:rFonts w:ascii="Times New Roman" w:hAnsi="Times New Roman"/>
         </w:rPr>
         <w:t>4.1 Main ADL Specification</w:t>
       </w:r>
+      <w:bookmarkEnd w:id="22"/>
     </w:p>
     <w:p>
       <w:r>
@@ -3290,12 +8307,14 @@
       <w:pPr>
         <w:pStyle w:val="Heading2"/>
       </w:pPr>
+      <w:bookmarkStart w:id="23" w:name="_Toc228196705"/>
       <w:r>
         <w:rPr>
           <w:rFonts w:ascii="Times New Roman" w:hAnsi="Times New Roman"/>
         </w:rPr>
         <w:t>4.2 Inference</w:t>
       </w:r>
+      <w:bookmarkEnd w:id="23"/>
     </w:p>
     <w:p>
       <w:r>
@@ -3416,12 +8435,14 @@
       <w:pPr>
         <w:pStyle w:val="Heading2"/>
       </w:pPr>
+      <w:bookmarkStart w:id="24" w:name="_Toc228196706"/>
       <w:r>
         <w:rPr>
           <w:rFonts w:ascii="Times New Roman" w:hAnsi="Times New Roman"/>
         </w:rPr>
         <w:t>4.3 Stationarity and Lag Selection</w:t>
       </w:r>
+      <w:bookmarkEnd w:id="24"/>
     </w:p>
     <w:p>
       <w:r>
@@ -3441,12 +8462,14 @@
       <w:pPr>
         <w:pStyle w:val="Heading2"/>
       </w:pPr>
+      <w:bookmarkStart w:id="25" w:name="_Toc228196707"/>
       <w:r>
         <w:rPr>
           <w:rFonts w:ascii="Times New Roman" w:hAnsi="Times New Roman"/>
         </w:rPr>
         <w:t>4.4 NARDL as Supplementary Evidence</w:t>
       </w:r>
+      <w:bookmarkEnd w:id="25"/>
     </w:p>
     <w:p>
       <w:r>
@@ -3471,6 +8494,7 @@
       <w:pPr>
         <w:pStyle w:val="Heading1"/>
       </w:pPr>
+      <w:bookmarkStart w:id="26" w:name="_Toc228196708"/>
       <w:r>
         <w:rPr>
           <w:rFonts w:ascii="Times New Roman" w:hAnsi="Times New Roman"/>
@@ -3485,17 +8509,20 @@
         <w:br/>
         <w:t>Results</w:t>
       </w:r>
+      <w:bookmarkEnd w:id="26"/>
     </w:p>
     <w:p>
       <w:pPr>
         <w:pStyle w:val="Heading2"/>
       </w:pPr>
+      <w:bookmarkStart w:id="27" w:name="_Toc228196709"/>
       <w:r>
         <w:rPr>
           <w:rFonts w:ascii="Times New Roman" w:hAnsi="Times New Roman"/>
         </w:rPr>
         <w:t>5.1 Long-Horizon Headline WPI Results</w:t>
       </w:r>
+      <w:bookmarkEnd w:id="27"/>
     </w:p>
     <w:p>
       <w:r>
@@ -3533,7 +8560,7 @@
                     <pic:cNvPicPr/>
                   </pic:nvPicPr>
                   <pic:blipFill>
-                    <a:blip r:embed="rId8"/>
+                    <a:blip r:embed="rId12"/>
                     <a:stretch>
                       <a:fillRect/>
                     </a:stretch>
@@ -3570,12 +8597,14 @@
       <w:pPr>
         <w:pStyle w:val="Heading2"/>
       </w:pPr>
+      <w:bookmarkStart w:id="28" w:name="_Toc228196710"/>
       <w:r>
         <w:rPr>
           <w:rFonts w:ascii="Times New Roman" w:hAnsi="Times New Roman"/>
         </w:rPr>
         <w:t>5.2 WPI Fuel and Power</w:t>
       </w:r>
+      <w:bookmarkEnd w:id="28"/>
     </w:p>
     <w:p>
       <w:r>
@@ -3595,12 +8624,14 @@
       <w:pPr>
         <w:pStyle w:val="Heading2"/>
       </w:pPr>
+      <w:bookmarkStart w:id="29" w:name="_Toc228196711"/>
       <w:r>
         <w:rPr>
           <w:rFonts w:ascii="Times New Roman" w:hAnsi="Times New Roman"/>
         </w:rPr>
         <w:t>5.3 Retail Petrol Mechanism</w:t>
       </w:r>
+      <w:bookmarkEnd w:id="29"/>
     </w:p>
     <w:p>
       <w:r>
@@ -3616,12 +8647,14 @@
       <w:pPr>
         <w:pStyle w:val="Heading2"/>
       </w:pPr>
+      <w:bookmarkStart w:id="30" w:name="_Toc228196712"/>
       <w:r>
         <w:rPr>
           <w:rFonts w:ascii="Times New Roman" w:hAnsi="Times New Roman"/>
         </w:rPr>
         <w:t>5.4 CPI Fuel and Light Bridge</w:t>
       </w:r>
+      <w:bookmarkEnd w:id="30"/>
     </w:p>
     <w:p>
       <w:r>
@@ -3641,12 +8674,14 @@
       <w:pPr>
         <w:pStyle w:val="Heading2"/>
       </w:pPr>
+      <w:bookmarkStart w:id="31" w:name="_Toc228196713"/>
       <w:r>
         <w:rPr>
           <w:rFonts w:ascii="Times New Roman" w:hAnsi="Times New Roman"/>
         </w:rPr>
         <w:t>5.5 Headline CPI Endpoint</w:t>
       </w:r>
+      <w:bookmarkEnd w:id="31"/>
     </w:p>
     <w:p>
       <w:r>
@@ -3662,12 +8697,14 @@
       <w:pPr>
         <w:pStyle w:val="Heading2"/>
       </w:pPr>
+      <w:bookmarkStart w:id="32" w:name="_Toc228196714"/>
       <w:r>
         <w:rPr>
           <w:rFonts w:ascii="Times New Roman" w:hAnsi="Times New Roman"/>
         </w:rPr>
         <w:t>5.6 Integrated Attenuation Result</w:t>
       </w:r>
+      <w:bookmarkEnd w:id="32"/>
     </w:p>
     <w:p>
       <w:r>
@@ -4300,7 +9337,7 @@
                     <pic:cNvPicPr/>
                   </pic:nvPicPr>
                   <pic:blipFill>
-                    <a:blip r:embed="rId9"/>
+                    <a:blip r:embed="rId13"/>
                     <a:stretch>
                       <a:fillRect/>
                     </a:stretch>
@@ -4337,12 +9374,14 @@
       <w:pPr>
         <w:pStyle w:val="Heading2"/>
       </w:pPr>
+      <w:bookmarkStart w:id="33" w:name="_Toc228196715"/>
       <w:r>
         <w:rPr>
           <w:rFonts w:ascii="Times New Roman" w:hAnsi="Times New Roman"/>
         </w:rPr>
         <w:t>5.7 Reading the Attenuation Quantitatively</w:t>
       </w:r>
+      <w:bookmarkEnd w:id="33"/>
     </w:p>
     <w:p>
       <w:r>
@@ -4353,12 +9392,14 @@
       <w:pPr>
         <w:pStyle w:val="Heading2"/>
       </w:pPr>
+      <w:bookmarkStart w:id="34" w:name="_Toc228196716"/>
       <w:r>
         <w:rPr>
           <w:rFonts w:ascii="Times New Roman" w:hAnsi="Times New Roman"/>
         </w:rPr>
         <w:t>5.8 Pre/Post-2010 Wholesale Split</w:t>
       </w:r>
+      <w:bookmarkEnd w:id="34"/>
     </w:p>
     <w:p>
       <w:r>
@@ -4396,7 +9437,7 @@
                     <pic:cNvPicPr/>
                   </pic:nvPicPr>
                   <pic:blipFill>
-                    <a:blip r:embed="rId10"/>
+                    <a:blip r:embed="rId14"/>
                     <a:stretch>
                       <a:fillRect/>
                     </a:stretch>
@@ -4438,6 +9479,7 @@
       <w:pPr>
         <w:pStyle w:val="Heading1"/>
       </w:pPr>
+      <w:bookmarkStart w:id="35" w:name="_Toc228196717"/>
       <w:r>
         <w:rPr>
           <w:rFonts w:ascii="Times New Roman" w:hAnsi="Times New Roman"/>
@@ -4452,17 +9494,20 @@
         <w:br/>
         <w:t>Robustness, Diagnostics, and Limitations</w:t>
       </w:r>
+      <w:bookmarkEnd w:id="35"/>
     </w:p>
     <w:p>
       <w:pPr>
         <w:pStyle w:val="Heading2"/>
       </w:pPr>
+      <w:bookmarkStart w:id="36" w:name="_Toc228196718"/>
       <w:r>
         <w:rPr>
           <w:rFonts w:ascii="Times New Roman" w:hAnsi="Times New Roman"/>
         </w:rPr>
         <w:t>6.1 Robustness Battery</w:t>
       </w:r>
+      <w:bookmarkEnd w:id="36"/>
     </w:p>
     <w:p>
       <w:r>
@@ -4502,12 +9547,14 @@
       <w:pPr>
         <w:pStyle w:val="Heading2"/>
       </w:pPr>
+      <w:bookmarkStart w:id="37" w:name="_Toc228196719"/>
       <w:r>
         <w:rPr>
           <w:rFonts w:ascii="Times New Roman" w:hAnsi="Times New Roman"/>
         </w:rPr>
         <w:t>6.2 Diagnostics Across Layers</w:t>
       </w:r>
+      <w:bookmarkEnd w:id="37"/>
     </w:p>
     <w:p>
       <w:r>
@@ -4518,6 +9565,7 @@
       <w:pPr>
         <w:pStyle w:val="Heading2"/>
       </w:pPr>
+      <w:bookmarkStart w:id="38" w:name="_Toc228196720"/>
       <w:r>
         <w:rPr>
           <w:rFonts w:ascii="Times New Roman" w:hAnsi="Times New Roman"/>
@@ -4525,6 +9573,7 @@
         <w:lastRenderedPageBreak/>
         <w:t>6.3 Limitations</w:t>
       </w:r>
+      <w:bookmarkEnd w:id="38"/>
     </w:p>
     <w:p>
       <w:r>
@@ -4546,8 +9595,15 @@
         </w:rPr>
         <w:lastRenderedPageBreak/>
         <w:br/>
+      </w:r>
+      <w:bookmarkStart w:id="39" w:name="_Toc228196721"/>
+      <w:r>
+        <w:rPr>
+          <w:rFonts w:ascii="Times New Roman" w:hAnsi="Times New Roman"/>
+        </w:rPr>
         <w:t>Conclusion</w:t>
       </w:r>
+      <w:bookmarkEnd w:id="39"/>
     </w:p>
     <w:p>
       <w:r>
@@ -4592,6 +9648,7 @@
       <w:pPr>
         <w:pStyle w:val="Heading1"/>
       </w:pPr>
+      <w:bookmarkStart w:id="40" w:name="_Toc228196722"/>
       <w:r>
         <w:rPr>
           <w:rFonts w:ascii="Times New Roman" w:hAnsi="Times New Roman"/>
@@ -4606,6 +9663,7 @@
         <w:br/>
         <w:t>Nonlinear ARDL Bounds Battery</w:t>
       </w:r>
+      <w:bookmarkEnd w:id="40"/>
     </w:p>
     <w:p>
       <w:r>
@@ -5393,8 +10451,15 @@
         </w:rPr>
         <w:lastRenderedPageBreak/>
         <w:br/>
+      </w:r>
+      <w:bookmarkStart w:id="41" w:name="_Toc228196723"/>
+      <w:r>
+        <w:rPr>
+          <w:rFonts w:ascii="Times New Roman" w:hAnsi="Times New Roman"/>
+        </w:rPr>
         <w:t>References</w:t>
       </w:r>
+      <w:bookmarkEnd w:id="41"/>
     </w:p>
     <w:p>
       <w:pPr>
@@ -5522,6 +10587,86 @@
     </w:sectPr>
   </w:body>
 </w:document>
+</file>
+
+<file path=word/footer1.xml><?xml version="1.0" encoding="utf-8"?>
+<w:ftr xmlns:wpc="http://schemas.microsoft.com/office/word/2010/wordprocessingCanvas" xmlns:cx="http://schemas.microsoft.com/office/drawing/2014/chartex" xmlns:cx1="http://schemas.microsoft.com/office/drawing/2015/9/8/chartex" xmlns:cx2="http://schemas.microsoft.com/office/drawing/2015/10/21/chartex" xmlns:cx3="http://schemas.microsoft.com/office/drawing/2016/5/9/chartex" xmlns:cx4="http://schemas.microsoft.com/office/drawing/2016/5/10/chartex" xmlns:cx5="http://schemas.microsoft.com/office/drawing/2016/5/11/chartex" xmlns:cx6="http://schemas.microsoft.com/office/drawing/2016/5/12/chartex" xmlns:cx7="http://schemas.microsoft.com/office/drawing/2016/5/13/chartex" xmlns:cx8="http://schemas.microsoft.com/office/drawing/2016/5/14/chartex" xmlns:mc="http://schemas.openxmlformats.org/markup-compatibility/2006" xmlns:aink="http://schemas.microsoft.com/office/drawing/2016/ink" xmlns:am3d="http://schemas.microsoft.com/office/drawing/2017/model3d" xmlns:o="urn:schemas-microsoft-com:office:office" xmlns:oel="http://schemas.microsoft.com/office/2019/extlst" xmlns:r="http://schemas.openxmlformats.org/officeDocument/2006/relationships" xmlns:m="http://schemas.openxmlformats.org/officeDocument/2006/math" xmlns:v="urn:schemas-microsoft-com:vml" xmlns:wp14="http://schemas.microsoft.com/office/word/2010/wordprocessingDrawing" xmlns:wp="http://schemas.openxmlformats.org/drawingml/2006/wordprocessingDrawing" xmlns:w10="urn:schemas-microsoft-com:office:word" xmlns:w="http://schemas.openxmlformats.org/wordprocessingml/2006/main" xmlns:w14="http://schemas.microsoft.com/office/word/2010/wordml" xmlns:w15="http://schemas.microsoft.com/office/word/2012/wordml" xmlns:w16cex="http://schemas.microsoft.com/office/word/2018/wordml/cex" xmlns:w16cid="http://schemas.microsoft.com/office/word/2016/wordml/cid" xmlns:w16="http://schemas.microsoft.com/office/word/2018/wordml" xmlns:w16du="http://schemas.microsoft.com/office/word/2023/wordml/word16du" xmlns:w16sdtdh="http://schemas.microsoft.com/office/word/2020/wordml/sdtdatahash" xmlns:w16sdtfl="http://schemas.microsoft.com/office/word/2024/wordml/sdtformatlock" xmlns:w16se="http://schemas.microsoft.com/office/word/2015/wordml/symex" xmlns:wpg="http://schemas.microsoft.com/office/word/2010/wordprocessingGroup" xmlns:wpi="http://schemas.microsoft.com/office/word/2010/wordprocessingInk" xmlns:wne="http://schemas.microsoft.com/office/word/2006/wordml" xmlns:wps="http://schemas.microsoft.com/office/word/2010/wordprocessingShape" mc:Ignorable="w14 w15 w16se w16cid w16 w16cex w16sdtdh w16sdtfl w16du wp14">
+  <w:p>
+    <w:pPr>
+      <w:pStyle w:val="Footer"/>
+      <w:jc w:val="center"/>
+    </w:pPr>
+  </w:p>
+</w:ftr>
+</file>
+
+<file path=word/footer2.xml><?xml version="1.0" encoding="utf-8"?>
+<w:ftr xmlns:wpc="http://schemas.microsoft.com/office/word/2010/wordprocessingCanvas" xmlns:cx="http://schemas.microsoft.com/office/drawing/2014/chartex" xmlns:cx1="http://schemas.microsoft.com/office/drawing/2015/9/8/chartex" xmlns:cx2="http://schemas.microsoft.com/office/drawing/2015/10/21/chartex" xmlns:cx3="http://schemas.microsoft.com/office/drawing/2016/5/9/chartex" xmlns:cx4="http://schemas.microsoft.com/office/drawing/2016/5/10/chartex" xmlns:cx5="http://schemas.microsoft.com/office/drawing/2016/5/11/chartex" xmlns:cx6="http://schemas.microsoft.com/office/drawing/2016/5/12/chartex" xmlns:cx7="http://schemas.microsoft.com/office/drawing/2016/5/13/chartex" xmlns:cx8="http://schemas.microsoft.com/office/drawing/2016/5/14/chartex" xmlns:mc="http://schemas.openxmlformats.org/markup-compatibility/2006" xmlns:aink="http://schemas.microsoft.com/office/drawing/2016/ink" xmlns:am3d="http://schemas.microsoft.com/office/drawing/2017/model3d" xmlns:o="urn:schemas-microsoft-com:office:office" xmlns:oel="http://schemas.microsoft.com/office/2019/extlst" xmlns:r="http://schemas.openxmlformats.org/officeDocument/2006/relationships" xmlns:m="http://schemas.openxmlformats.org/officeDocument/2006/math" xmlns:v="urn:schemas-microsoft-com:vml" xmlns:wp14="http://schemas.microsoft.com/office/word/2010/wordprocessingDrawing" xmlns:wp="http://schemas.openxmlformats.org/drawingml/2006/wordprocessingDrawing" xmlns:w10="urn:schemas-microsoft-com:office:word" xmlns:w="http://schemas.openxmlformats.org/wordprocessingml/2006/main" xmlns:w14="http://schemas.microsoft.com/office/word/2010/wordml" xmlns:w15="http://schemas.microsoft.com/office/word/2012/wordml" xmlns:w16cex="http://schemas.microsoft.com/office/word/2018/wordml/cex" xmlns:w16cid="http://schemas.microsoft.com/office/word/2016/wordml/cid" xmlns:w16="http://schemas.microsoft.com/office/word/2018/wordml" xmlns:w16du="http://schemas.microsoft.com/office/word/2023/wordml/word16du" xmlns:w16sdtdh="http://schemas.microsoft.com/office/word/2020/wordml/sdtdatahash" xmlns:w16sdtfl="http://schemas.microsoft.com/office/word/2024/wordml/sdtformatlock" xmlns:w16se="http://schemas.microsoft.com/office/word/2015/wordml/symex" xmlns:wpg="http://schemas.microsoft.com/office/word/2010/wordprocessingGroup" xmlns:wpi="http://schemas.microsoft.com/office/word/2010/wordprocessingInk" xmlns:wne="http://schemas.microsoft.com/office/word/2006/wordml" xmlns:wps="http://schemas.microsoft.com/office/word/2010/wordprocessingShape" mc:Ignorable="w14 w15 w16se w16cid w16 w16cex w16sdtdh w16sdtfl w16du wp14">
+  <w:p>
+    <w:pPr>
+      <w:pStyle w:val="Footer"/>
+      <w:jc w:val="center"/>
+    </w:pPr>
+  </w:p>
+  <w:p>
+    <w:pPr>
+      <w:pStyle w:val="Footer"/>
+    </w:pPr>
+  </w:p>
+</w:ftr>
+</file>
+
+<file path=word/footer3.xml><?xml version="1.0" encoding="utf-8"?>
+<w:ftr xmlns:wpc="http://schemas.microsoft.com/office/word/2010/wordprocessingCanvas" xmlns:cx="http://schemas.microsoft.com/office/drawing/2014/chartex" xmlns:cx1="http://schemas.microsoft.com/office/drawing/2015/9/8/chartex" xmlns:cx2="http://schemas.microsoft.com/office/drawing/2015/10/21/chartex" xmlns:cx3="http://schemas.microsoft.com/office/drawing/2016/5/9/chartex" xmlns:cx4="http://schemas.microsoft.com/office/drawing/2016/5/10/chartex" xmlns:cx5="http://schemas.microsoft.com/office/drawing/2016/5/11/chartex" xmlns:cx6="http://schemas.microsoft.com/office/drawing/2016/5/12/chartex" xmlns:cx7="http://schemas.microsoft.com/office/drawing/2016/5/13/chartex" xmlns:cx8="http://schemas.microsoft.com/office/drawing/2016/5/14/chartex" xmlns:mc="http://schemas.openxmlformats.org/markup-compatibility/2006" xmlns:aink="http://schemas.microsoft.com/office/drawing/2016/ink" xmlns:am3d="http://schemas.microsoft.com/office/drawing/2017/model3d" xmlns:o="urn:schemas-microsoft-com:office:office" xmlns:oel="http://schemas.microsoft.com/office/2019/extlst" xmlns:r="http://schemas.openxmlformats.org/officeDocument/2006/relationships" xmlns:m="http://schemas.openxmlformats.org/officeDocument/2006/math" xmlns:v="urn:schemas-microsoft-com:vml" xmlns:wp14="http://schemas.microsoft.com/office/word/2010/wordprocessingDrawing" xmlns:wp="http://schemas.openxmlformats.org/drawingml/2006/wordprocessingDrawing" xmlns:w10="urn:schemas-microsoft-com:office:word" xmlns:w="http://schemas.openxmlformats.org/wordprocessingml/2006/main" xmlns:w14="http://schemas.microsoft.com/office/word/2010/wordml" xmlns:w15="http://schemas.microsoft.com/office/word/2012/wordml" xmlns:w16cex="http://schemas.microsoft.com/office/word/2018/wordml/cex" xmlns:w16cid="http://schemas.microsoft.com/office/word/2016/wordml/cid" xmlns:w16="http://schemas.microsoft.com/office/word/2018/wordml" xmlns:w16du="http://schemas.microsoft.com/office/word/2023/wordml/word16du" xmlns:w16sdtdh="http://schemas.microsoft.com/office/word/2020/wordml/sdtdatahash" xmlns:w16sdtfl="http://schemas.microsoft.com/office/word/2024/wordml/sdtformatlock" xmlns:w16se="http://schemas.microsoft.com/office/word/2015/wordml/symex" xmlns:wpg="http://schemas.microsoft.com/office/word/2010/wordprocessingGroup" xmlns:wpi="http://schemas.microsoft.com/office/word/2010/wordprocessingInk" xmlns:wne="http://schemas.microsoft.com/office/word/2006/wordml" xmlns:wps="http://schemas.microsoft.com/office/word/2010/wordprocessingShape" mc:Ignorable="w14 w15 w16se w16cid w16 w16cex w16sdtdh w16sdtfl w16du wp14">
+  <w:sdt>
+    <w:sdtPr>
+      <w:id w:val="-1089847025"/>
+      <w:docPartObj>
+        <w:docPartGallery w:val="Page Numbers (Bottom of Page)"/>
+        <w:docPartUnique/>
+      </w:docPartObj>
+    </w:sdtPr>
+    <w:sdtEndPr>
+      <w:rPr>
+        <w:noProof/>
+      </w:rPr>
+    </w:sdtEndPr>
+    <w:sdtContent>
+      <w:p>
+        <w:pPr>
+          <w:pStyle w:val="Footer"/>
+          <w:jc w:val="right"/>
+        </w:pPr>
+        <w:r>
+          <w:fldChar w:fldCharType="begin"/>
+        </w:r>
+        <w:r>
+          <w:instrText xml:space="preserve"> PAGE   \* MERGEFORMAT </w:instrText>
+        </w:r>
+        <w:r>
+          <w:fldChar w:fldCharType="separate"/>
+        </w:r>
+        <w:r>
+          <w:rPr>
+            <w:noProof/>
+          </w:rPr>
+          <w:t>2</w:t>
+        </w:r>
+        <w:r>
+          <w:rPr>
+            <w:noProof/>
+          </w:rPr>
+          <w:fldChar w:fldCharType="end"/>
+        </w:r>
+      </w:p>
+    </w:sdtContent>
+  </w:sdt>
+  <w:p>
+    <w:pPr>
+      <w:pStyle w:val="Footer"/>
+    </w:pPr>
+  </w:p>
+</w:ftr>
 </file>
 
 <file path=word/numbering.xml><?xml version="1.0" encoding="utf-8"?>
@@ -5777,7 +10922,7 @@
     <w:lsdException w:name="footnote text" w:semiHidden="1" w:unhideWhenUsed="1"/>
     <w:lsdException w:name="annotation text" w:semiHidden="1" w:unhideWhenUsed="1"/>
     <w:lsdException w:name="header" w:semiHidden="1" w:unhideWhenUsed="1"/>
-    <w:lsdException w:name="footer" w:semiHidden="1" w:unhideWhenUsed="1"/>
+    <w:lsdException w:name="footer" w:semiHidden="1" w:unhideWhenUsed="1" w:qFormat="1"/>
     <w:lsdException w:name="index heading" w:semiHidden="1" w:unhideWhenUsed="1"/>
     <w:lsdException w:name="caption" w:semiHidden="1" w:uiPriority="35" w:unhideWhenUsed="1" w:qFormat="1"/>
     <w:lsdException w:name="table of figures" w:semiHidden="1" w:unhideWhenUsed="1"/>
@@ -6393,6 +11538,7 @@
     <w:link w:val="FooterChar"/>
     <w:uiPriority w:val="99"/>
     <w:unhideWhenUsed/>
+    <w:qFormat/>
     <w:rsid w:val="00E618BF"/>
     <w:pPr>
       <w:tabs>
@@ -7046,7 +12192,6 @@
     <w:basedOn w:val="Heading1"/>
     <w:next w:val="Normal"/>
     <w:uiPriority w:val="39"/>
-    <w:semiHidden/>
     <w:unhideWhenUsed/>
     <w:qFormat/>
     <w:rsid w:val="00FC693F"/>
@@ -17107,6 +22252,199 @@
         <w:shd w:val="clear" w:color="auto" w:fill="FBCAA2" w:themeFill="accent6" w:themeFillTint="7F"/>
       </w:tcPr>
     </w:tblStylePr>
+  </w:style>
+  <w:style w:type="paragraph" w:styleId="TOC1">
+    <w:name w:val="toc 1"/>
+    <w:basedOn w:val="Normal"/>
+    <w:next w:val="Normal"/>
+    <w:autoRedefine/>
+    <w:uiPriority w:val="39"/>
+    <w:unhideWhenUsed/>
+    <w:rsid w:val="001070D3"/>
+    <w:pPr>
+      <w:spacing w:before="120" w:after="0"/>
+      <w:jc w:val="left"/>
+    </w:pPr>
+    <w:rPr>
+      <w:rFonts w:asciiTheme="minorHAnsi" w:hAnsiTheme="minorHAnsi"/>
+      <w:b/>
+      <w:bCs/>
+      <w:i/>
+      <w:iCs/>
+      <w:szCs w:val="28"/>
+    </w:rPr>
+  </w:style>
+  <w:style w:type="paragraph" w:styleId="TOC2">
+    <w:name w:val="toc 2"/>
+    <w:basedOn w:val="Normal"/>
+    <w:next w:val="Normal"/>
+    <w:autoRedefine/>
+    <w:uiPriority w:val="39"/>
+    <w:unhideWhenUsed/>
+    <w:rsid w:val="001070D3"/>
+    <w:pPr>
+      <w:spacing w:before="120" w:after="0"/>
+      <w:ind w:left="240"/>
+      <w:jc w:val="left"/>
+    </w:pPr>
+    <w:rPr>
+      <w:rFonts w:asciiTheme="minorHAnsi" w:hAnsiTheme="minorHAnsi"/>
+      <w:b/>
+      <w:bCs/>
+      <w:sz w:val="22"/>
+      <w:szCs w:val="26"/>
+    </w:rPr>
+  </w:style>
+  <w:style w:type="character" w:styleId="Hyperlink">
+    <w:name w:val="Hyperlink"/>
+    <w:basedOn w:val="DefaultParagraphFont"/>
+    <w:uiPriority w:val="99"/>
+    <w:unhideWhenUsed/>
+    <w:rsid w:val="001070D3"/>
+    <w:rPr>
+      <w:color w:val="0000FF" w:themeColor="hyperlink"/>
+      <w:u w:val="single"/>
+    </w:rPr>
+  </w:style>
+  <w:style w:type="paragraph" w:styleId="TOC3">
+    <w:name w:val="toc 3"/>
+    <w:basedOn w:val="Normal"/>
+    <w:next w:val="Normal"/>
+    <w:autoRedefine/>
+    <w:uiPriority w:val="39"/>
+    <w:semiHidden/>
+    <w:unhideWhenUsed/>
+    <w:rsid w:val="001070D3"/>
+    <w:pPr>
+      <w:spacing w:after="0"/>
+      <w:ind w:left="480"/>
+      <w:jc w:val="left"/>
+    </w:pPr>
+    <w:rPr>
+      <w:rFonts w:asciiTheme="minorHAnsi" w:hAnsiTheme="minorHAnsi"/>
+      <w:sz w:val="20"/>
+      <w:szCs w:val="24"/>
+    </w:rPr>
+  </w:style>
+  <w:style w:type="paragraph" w:styleId="TOC4">
+    <w:name w:val="toc 4"/>
+    <w:basedOn w:val="Normal"/>
+    <w:next w:val="Normal"/>
+    <w:autoRedefine/>
+    <w:uiPriority w:val="39"/>
+    <w:semiHidden/>
+    <w:unhideWhenUsed/>
+    <w:rsid w:val="001070D3"/>
+    <w:pPr>
+      <w:spacing w:after="0"/>
+      <w:ind w:left="720"/>
+      <w:jc w:val="left"/>
+    </w:pPr>
+    <w:rPr>
+      <w:rFonts w:asciiTheme="minorHAnsi" w:hAnsiTheme="minorHAnsi"/>
+      <w:sz w:val="20"/>
+      <w:szCs w:val="24"/>
+    </w:rPr>
+  </w:style>
+  <w:style w:type="paragraph" w:styleId="TOC5">
+    <w:name w:val="toc 5"/>
+    <w:basedOn w:val="Normal"/>
+    <w:next w:val="Normal"/>
+    <w:autoRedefine/>
+    <w:uiPriority w:val="39"/>
+    <w:semiHidden/>
+    <w:unhideWhenUsed/>
+    <w:rsid w:val="001070D3"/>
+    <w:pPr>
+      <w:spacing w:after="0"/>
+      <w:ind w:left="960"/>
+      <w:jc w:val="left"/>
+    </w:pPr>
+    <w:rPr>
+      <w:rFonts w:asciiTheme="minorHAnsi" w:hAnsiTheme="minorHAnsi"/>
+      <w:sz w:val="20"/>
+      <w:szCs w:val="24"/>
+    </w:rPr>
+  </w:style>
+  <w:style w:type="paragraph" w:styleId="TOC6">
+    <w:name w:val="toc 6"/>
+    <w:basedOn w:val="Normal"/>
+    <w:next w:val="Normal"/>
+    <w:autoRedefine/>
+    <w:uiPriority w:val="39"/>
+    <w:semiHidden/>
+    <w:unhideWhenUsed/>
+    <w:rsid w:val="001070D3"/>
+    <w:pPr>
+      <w:spacing w:after="0"/>
+      <w:ind w:left="1200"/>
+      <w:jc w:val="left"/>
+    </w:pPr>
+    <w:rPr>
+      <w:rFonts w:asciiTheme="minorHAnsi" w:hAnsiTheme="minorHAnsi"/>
+      <w:sz w:val="20"/>
+      <w:szCs w:val="24"/>
+    </w:rPr>
+  </w:style>
+  <w:style w:type="paragraph" w:styleId="TOC7">
+    <w:name w:val="toc 7"/>
+    <w:basedOn w:val="Normal"/>
+    <w:next w:val="Normal"/>
+    <w:autoRedefine/>
+    <w:uiPriority w:val="39"/>
+    <w:semiHidden/>
+    <w:unhideWhenUsed/>
+    <w:rsid w:val="001070D3"/>
+    <w:pPr>
+      <w:spacing w:after="0"/>
+      <w:ind w:left="1440"/>
+      <w:jc w:val="left"/>
+    </w:pPr>
+    <w:rPr>
+      <w:rFonts w:asciiTheme="minorHAnsi" w:hAnsiTheme="minorHAnsi"/>
+      <w:sz w:val="20"/>
+      <w:szCs w:val="24"/>
+    </w:rPr>
+  </w:style>
+  <w:style w:type="paragraph" w:styleId="TOC8">
+    <w:name w:val="toc 8"/>
+    <w:basedOn w:val="Normal"/>
+    <w:next w:val="Normal"/>
+    <w:autoRedefine/>
+    <w:uiPriority w:val="39"/>
+    <w:semiHidden/>
+    <w:unhideWhenUsed/>
+    <w:rsid w:val="001070D3"/>
+    <w:pPr>
+      <w:spacing w:after="0"/>
+      <w:ind w:left="1680"/>
+      <w:jc w:val="left"/>
+    </w:pPr>
+    <w:rPr>
+      <w:rFonts w:asciiTheme="minorHAnsi" w:hAnsiTheme="minorHAnsi"/>
+      <w:sz w:val="20"/>
+      <w:szCs w:val="24"/>
+    </w:rPr>
+  </w:style>
+  <w:style w:type="paragraph" w:styleId="TOC9">
+    <w:name w:val="toc 9"/>
+    <w:basedOn w:val="Normal"/>
+    <w:next w:val="Normal"/>
+    <w:autoRedefine/>
+    <w:uiPriority w:val="39"/>
+    <w:semiHidden/>
+    <w:unhideWhenUsed/>
+    <w:rsid w:val="001070D3"/>
+    <w:pPr>
+      <w:spacing w:after="0"/>
+      <w:ind w:left="1920"/>
+      <w:jc w:val="left"/>
+    </w:pPr>
+    <w:rPr>
+      <w:rFonts w:asciiTheme="minorHAnsi" w:hAnsiTheme="minorHAnsi"/>
+      <w:sz w:val="20"/>
+      <w:szCs w:val="24"/>
+    </w:rPr>
   </w:style>
 </w:styles>
 </file>

--- a/diss-word/dissertation.docx
+++ b/diss-word/dissertation.docx
@@ -388,7 +388,31 @@
           <w:u w:val="single"/>
           <w:lang w:bidi="en-US"/>
         </w:rPr>
-        <w:t>PROFESSOR SHAKTI KUMAR</w:t>
+        <w:t>PROF</w:t>
+      </w:r>
+      <w:r>
+        <w:rPr>
+          <w:rFonts w:ascii="Garamond" w:eastAsia="Calibri" w:hAnsi="Garamond"/>
+          <w:b/>
+          <w:i/>
+          <w:sz w:val="32"/>
+          <w:szCs w:val="32"/>
+          <w:u w:val="single"/>
+          <w:lang w:bidi="en-US"/>
+        </w:rPr>
+        <w:t xml:space="preserve">. </w:t>
+      </w:r>
+      <w:r>
+        <w:rPr>
+          <w:rFonts w:ascii="Garamond" w:eastAsia="Calibri" w:hAnsi="Garamond"/>
+          <w:b/>
+          <w:i/>
+          <w:sz w:val="32"/>
+          <w:szCs w:val="32"/>
+          <w:u w:val="single"/>
+          <w:lang w:bidi="en-US"/>
+        </w:rPr>
+        <w:t>SHAKTI KUMAR</w:t>
       </w:r>
     </w:p>
     <w:p>
@@ -1765,7 +1789,7 @@
           <w:u w:val="single"/>
           <w:lang w:bidi="en-US"/>
         </w:rPr>
-        <w:t>S</w:t>
+        <w:t>Prof. S</w:t>
       </w:r>
       <w:r>
         <w:rPr>
@@ -1917,14 +1941,40 @@
       </w:pPr>
       <w:r>
         <w:rPr>
+          <w:rFonts w:ascii="Arial" w:hAnsi="Arial" w:cs="Arial"/>
           <w:b/>
+          <w:bCs/>
+          <w:color w:val="FFFFFF"/>
+          <w:sz w:val="21"/>
+          <w:szCs w:val="21"/>
+          <w:shd w:val="clear" w:color="auto" w:fill="1B374C"/>
+        </w:rPr>
+        <w:t xml:space="preserve"> </w:t>
+      </w:r>
+      <w:r>
+        <w:rPr>
+          <w:b/>
+          <w:bCs/>
           <w:i/>
           <w:szCs w:val="24"/>
           <w:u w:val="single"/>
           <w:lang w:bidi="en-US"/>
         </w:rPr>
-        <w:t>Dean’s Name</w:t>
-      </w:r>
+        <w:t xml:space="preserve">Prof. Pawan Kumar </w:t>
+      </w:r>
+      <w:proofErr w:type="spellStart"/>
+      <w:r>
+        <w:rPr>
+          <w:b/>
+          <w:bCs/>
+          <w:i/>
+          <w:szCs w:val="24"/>
+          <w:u w:val="single"/>
+          <w:lang w:bidi="en-US"/>
+        </w:rPr>
+        <w:t>Kulriya</w:t>
+      </w:r>
+      <w:proofErr w:type="spellEnd"/>
     </w:p>
     <w:p>
       <w:pPr>
@@ -1940,6 +1990,13 @@
           <w:lang w:bidi="en-US"/>
         </w:rPr>
         <w:t xml:space="preserve"> (Dean</w:t>
+      </w:r>
+      <w:r>
+        <w:rPr>
+          <w:szCs w:val="24"/>
+          <w:lang w:bidi="en-US"/>
+        </w:rPr>
+        <w:t>)</w:t>
       </w:r>
     </w:p>
     <w:p>
@@ -1998,10 +2055,6 @@
         <w:jc w:val="left"/>
       </w:pPr>
       <w:r>
-        <w:br w:type="page"/>
-      </w:r>
-      <w:r>
-        <w:lastRenderedPageBreak/>
         <w:br w:type="page"/>
       </w:r>
     </w:p>
@@ -8545,8 +8598,8 @@
         </w:rPr>
         <w:lastRenderedPageBreak/>
         <w:drawing>
-          <wp:inline distT="0" distB="0" distL="0" distR="0" wp14:anchorId="51B0E5FD" wp14:editId="0A740696">
-            <wp:extent cx="5029200" cy="3771900"/>
+          <wp:inline distT="0" distB="0" distL="0" distR="0" wp14:anchorId="51B0E5FD" wp14:editId="0A627413">
+            <wp:extent cx="4978400" cy="3733800"/>
             <wp:effectExtent l="0" t="0" r="0" b="0"/>
             <wp:docPr id="3" name="Picture 3"/>
             <wp:cNvGraphicFramePr>
@@ -8568,7 +8621,7 @@
                   <pic:spPr>
                     <a:xfrm>
                       <a:off x="0" y="0"/>
-                      <a:ext cx="5029200" cy="3771900"/>
+                      <a:ext cx="5048245" cy="3786184"/>
                     </a:xfrm>
                     <a:prstGeom prst="rect">
                       <a:avLst/>
@@ -11486,7 +11539,6 @@
   <w:style w:type="character" w:default="1" w:styleId="DefaultParagraphFont">
     <w:name w:val="Default Paragraph Font"/>
     <w:uiPriority w:val="1"/>
-    <w:semiHidden/>
     <w:unhideWhenUsed/>
   </w:style>
   <w:style w:type="table" w:default="1" w:styleId="TableNormal">
@@ -22446,6 +22498,25 @@
       <w:szCs w:val="24"/>
     </w:rPr>
   </w:style>
+  <w:style w:type="paragraph" w:styleId="TableofFigures">
+    <w:name w:val="table of figures"/>
+    <w:basedOn w:val="Normal"/>
+    <w:next w:val="Normal"/>
+    <w:uiPriority w:val="99"/>
+    <w:unhideWhenUsed/>
+    <w:rsid w:val="00403862"/>
+    <w:pPr>
+      <w:spacing w:after="0"/>
+      <w:jc w:val="left"/>
+    </w:pPr>
+    <w:rPr>
+      <w:rFonts w:asciiTheme="minorHAnsi" w:hAnsiTheme="minorHAnsi"/>
+      <w:i/>
+      <w:iCs/>
+      <w:sz w:val="20"/>
+      <w:szCs w:val="24"/>
+    </w:rPr>
+  </w:style>
 </w:styles>
 </file>
 
